--- a/downloads/student/bridge-week-05.docx
+++ b/downloads/student/bridge-week-05.docx
@@ -1128,6 +1128,16 @@
     <w:p>
       <w:r>
         <w:t>The toy procedure assumes numeric counts; validate types and define missing-value behaviour before using it in a real service.</w:t>
+      </w:r>
+    </w:p>
+    <w:p>
+      <w:r>
+        <w:t>Read the labelled picture: Trace -2, 4 and 5 through the branches. Explain why the negative check comes first and what label -2 gets if it is removed.</w:t>
+      </w:r>
+    </w:p>
+    <w:p>
+      <w:r>
+        <w:t>Change one thing: Remove the first negative-count branch. Predict the result before checking the explanation. What remains the same?</w:t>
       </w:r>
     </w:p>
     <w:p>
@@ -2350,6 +2360,187 @@
         <w:t>Attempt the independent case before hints. Record whether you worked alone, used a hint or followed a model. After feedback, fix the first unsupported step and explain why it changed. A later check uses a changed case, not a copied answer.</w:t>
       </w:r>
     </w:p>
+    <w:p>
+      <w:pPr>
+        <w:pStyle w:val="Heading1"/>
+      </w:pPr>
+      <w:r>
+        <w:t>15. Your lesson route</w:t>
+      </w:r>
+    </w:p>
+    <w:p>
+      <w:r>
+        <w:t>Start with this question: Check invalid values before branching. A toy shelf label uses fewer than five books as "small", otherwise "large", but negative counts are invalid.</w:t>
+      </w:r>
+    </w:p>
+    <w:tbl>
+      <w:tblPr>
+        <w:tblStyle w:val="LightShading-Accent1"/>
+        <w:tblW w:type="auto" w:w="0"/>
+        <w:tblLook w:firstColumn="1" w:firstRow="1" w:lastColumn="0" w:lastRow="0" w:noHBand="0" w:noVBand="1" w:val="04A0"/>
+      </w:tblPr>
+      <w:tblGrid>
+        <w:gridCol w:w="5112"/>
+        <w:gridCol w:w="5112"/>
+      </w:tblGrid>
+      <w:tr>
+        <w:trPr>
+          <w:tblHeader/>
+        </w:trPr>
+        <w:tc>
+          <w:tcPr>
+            <w:tcW w:type="dxa" w:w="5112"/>
+          </w:tcPr>
+          <w:p>
+            <w:r>
+              <w:t>By the end, I can</w:t>
+            </w:r>
+          </w:p>
+        </w:tc>
+        <w:tc>
+          <w:tcPr>
+            <w:tcW w:type="dxa" w:w="5112"/>
+          </w:tcPr>
+          <w:p>
+            <w:r>
+              <w:t>How I will show it</w:t>
+            </w:r>
+          </w:p>
+        </w:tc>
+      </w:tr>
+      <w:tr>
+        <w:tc>
+          <w:tcPr>
+            <w:tcW w:type="dxa" w:w="5112"/>
+          </w:tcPr>
+          <w:p>
+            <w:r>
+              <w:t>Trace the selected branch in an if elif else chain</w:t>
+            </w:r>
+          </w:p>
+        </w:tc>
+        <w:tc>
+          <w:tcPr>
+            <w:tcW w:type="dxa" w:w="5112"/>
+          </w:tcPr>
+          <w:p>
+            <w:r>
+              <w:t>Explain the deciding step, show a trace or test, and state one limit.</w:t>
+            </w:r>
+          </w:p>
+        </w:tc>
+      </w:tr>
+      <w:tr>
+        <w:tc>
+          <w:tcPr>
+            <w:tcW w:type="dxa" w:w="5112"/>
+          </w:tcPr>
+          <w:p>
+            <w:r>
+              <w:t>Use indentation to identify which statements belong to a branch</w:t>
+            </w:r>
+          </w:p>
+        </w:tc>
+        <w:tc>
+          <w:tcPr>
+            <w:tcW w:type="dxa" w:w="5112"/>
+          </w:tcPr>
+          <w:p>
+            <w:r>
+              <w:t>Explain the deciding step, show a trace or test, and state one limit.</w:t>
+            </w:r>
+          </w:p>
+        </w:tc>
+      </w:tr>
+      <w:tr>
+        <w:tc>
+          <w:tcPr>
+            <w:tcW w:type="dxa" w:w="5112"/>
+          </w:tcPr>
+          <w:p>
+            <w:r>
+              <w:t>Test values at and around a decision boundary</w:t>
+            </w:r>
+          </w:p>
+        </w:tc>
+        <w:tc>
+          <w:tcPr>
+            <w:tcW w:type="dxa" w:w="5112"/>
+          </w:tcPr>
+          <w:p>
+            <w:r>
+              <w:t>Explain the deciding step, show a trace or test, and state one limit.</w:t>
+            </w:r>
+          </w:p>
+        </w:tc>
+      </w:tr>
+    </w:tbl>
+    <w:p>
+      <w:r>
+        <w:t>Remember → watch and explain → try with help → investigate → try independently → keep project evidence. Your teacher may spread this lesson across several classes.</w:t>
+      </w:r>
+    </w:p>
+    <w:p>
+      <w:r>
+        <w:t>Keep your first prediction. Compare it with what the evidence shows and explain any change.</w:t>
+      </w:r>
+    </w:p>
+    <w:p>
+      <w:pPr>
+        <w:pStyle w:val="Heading1"/>
+      </w:pPr>
+      <w:r>
+        <w:t>16. Finish and return</w:t>
+      </w:r>
+    </w:p>
+    <w:p>
+      <w:r>
+        <w:t>Close your notes. Explain this goal in your own words: Trace the selected branch in an if elif else chain</w:t>
+      </w:r>
+    </w:p>
+    <w:p>
+      <w:pPr>
+        <w:pStyle w:val="Heading3"/>
+      </w:pPr>
+      <w:r>
+        <w:t>My deciding step, evidence and one remaining question</w:t>
+      </w:r>
+    </w:p>
+    <w:p>
+      <w:r>
+        <w:t>________________________________________________________________</w:t>
+      </w:r>
+    </w:p>
+    <w:p>
+      <w:r>
+        <w:t>________________________________________________________________</w:t>
+      </w:r>
+    </w:p>
+    <w:p>
+      <w:r>
+        <w:t>________________________________________________________________</w:t>
+      </w:r>
+    </w:p>
+    <w:p>
+      <w:r>
+        <w:t>________________________________________________________________</w:t>
+      </w:r>
+    </w:p>
+    <w:p>
+      <w:r>
+        <w:t>________________________________________________________________</w:t>
+      </w:r>
+    </w:p>
+    <w:p>
+      <w:r>
+        <w:t>If you are unsure, return to the worked picture and explain one arrow. If you are ready, change an input or assumption and justify your prediction.</w:t>
+      </w:r>
+    </w:p>
+    <w:p>
+      <w:r>
+        <w:t>Save your workbook evidence. At the next review, try a different case before opening your old answer.</w:t>
+      </w:r>
+    </w:p>
     <w:sectPr>
       <w:pgSz w:w="12240" w:h="15840"/>
       <w:pgMar w:top="936" w:right="1008" w:bottom="936" w:left="1008" w:header="720" w:footer="720" w:gutter="0"/>

--- a/downloads/student/bridge-week-05.docx
+++ b/downloads/student/bridge-week-05.docx
@@ -2541,6 +2541,210 @@
         <w:t>Save your workbook evidence. At the next review, try a different case before opening your old answer.</w:t>
       </w:r>
     </w:p>
+    <w:p>
+      <w:pPr>
+        <w:pStyle w:val="Heading1"/>
+      </w:pPr>
+      <w:r>
+        <w:t>17. Supported practice, repair and portfolio</w:t>
+      </w:r>
+    </w:p>
+    <w:p>
+      <w:r>
+        <w:t>Use this supported practice once, in the browser or on paper. Keep the reserved independent assessment for a separate first attempt before teacher feedback.</w:t>
+      </w:r>
+    </w:p>
+    <w:p>
+      <w:r>
+        <w:t>Check invalid values before branching. A toy shelf label uses fewer than five books as "small", otherwise "large", but negative counts are invalid.</w:t>
+      </w:r>
+    </w:p>
+    <w:p>
+      <w:pPr>
+        <w:pStyle w:val="Heading3"/>
+      </w:pPr>
+      <w:r>
+        <w:t>Practice 1: explain the deciding evidence</w:t>
+      </w:r>
+    </w:p>
+    <w:p>
+      <w:r>
+        <w:t>Which labelled step matches this detail? For count=5, both earlier conditions fail, so large is selected.</w:t>
+      </w:r>
+    </w:p>
+    <w:p>
+      <w:r>
+        <w:t>1. Check validity</w:t>
+      </w:r>
+    </w:p>
+    <w:p>
+      <w:r>
+        <w:t>2. Handle equality</w:t>
+      </w:r>
+    </w:p>
+    <w:p>
+      <w:r>
+        <w:t>3. Check small boundary</w:t>
+      </w:r>
+    </w:p>
+    <w:p>
+      <w:pPr>
+        <w:pStyle w:val="Heading3"/>
+      </w:pPr>
+      <w:r>
+        <w:t>My selected conclusion, deciding fact and explanation</w:t>
+      </w:r>
+    </w:p>
+    <w:p>
+      <w:r>
+        <w:t>________________________________________________________________</w:t>
+      </w:r>
+    </w:p>
+    <w:p>
+      <w:r>
+        <w:t>________________________________________________________________</w:t>
+      </w:r>
+    </w:p>
+    <w:p>
+      <w:r>
+        <w:t>________________________________________________________________</w:t>
+      </w:r>
+    </w:p>
+    <w:p>
+      <w:r>
+        <w:t>________________________________________________________________</w:t>
+      </w:r>
+    </w:p>
+    <w:p>
+      <w:r>
+        <w:t>________________________________________________________________</w:t>
+      </w:r>
+    </w:p>
+    <w:p>
+      <w:r>
+        <w:t>Hint if needed: Read the steps in the pictorial case. Match the supplied detail to the stage that performs or records it.</w:t>
+      </w:r>
+    </w:p>
+    <w:p>
+      <w:r>
+        <w:t>After your attempt, compare with the supported explanation: Handle equality For count=5, both earlier conditions fail, so large is selected. An if/elif/else chain selects the first matching branch. Putting invalid handling first prevents a negative count from being mislabelled as a small valid collection.</w:t>
+      </w:r>
+    </w:p>
+    <w:p>
+      <w:pPr>
+        <w:pStyle w:val="Heading3"/>
+      </w:pPr>
+      <w:r>
+        <w:t>Practice 2: explain the deciding evidence</w:t>
+      </w:r>
+    </w:p>
+    <w:p>
+      <w:r>
+        <w:t>Changed-case practice: Remove the first negative-count branch. Which conclusion is supported by the supplied facts?</w:t>
+      </w:r>
+    </w:p>
+    <w:p>
+      <w:r>
+        <w:t>1. This one example guarantees correct results for every future input.</w:t>
+      </w:r>
+    </w:p>
+    <w:p>
+      <w:r>
+        <w:t>2. A count of -2 would incorrectly receive small.</w:t>
+      </w:r>
+    </w:p>
+    <w:p>
+      <w:r>
+        <w:t>3. We can decide the result without examining the changed input or the procedure.</w:t>
+      </w:r>
+    </w:p>
+    <w:p>
+      <w:pPr>
+        <w:pStyle w:val="Heading3"/>
+      </w:pPr>
+      <w:r>
+        <w:t>My selected conclusion, deciding fact and explanation</w:t>
+      </w:r>
+    </w:p>
+    <w:p>
+      <w:r>
+        <w:t>________________________________________________________________</w:t>
+      </w:r>
+    </w:p>
+    <w:p>
+      <w:r>
+        <w:t>________________________________________________________________</w:t>
+      </w:r>
+    </w:p>
+    <w:p>
+      <w:r>
+        <w:t>________________________________________________________________</w:t>
+      </w:r>
+    </w:p>
+    <w:p>
+      <w:r>
+        <w:t>________________________________________________________________</w:t>
+      </w:r>
+    </w:p>
+    <w:p>
+      <w:r>
+        <w:t>________________________________________________________________</w:t>
+      </w:r>
+    </w:p>
+    <w:p>
+      <w:r>
+        <w:t>Hint if needed: Use the changed condition and the deciding step in the pictorial trace. The answer must say what follows from those facts.</w:t>
+      </w:r>
+    </w:p>
+    <w:p>
+      <w:r>
+        <w:t>After your attempt, compare with the supported explanation: A count of -2 would incorrectly receive small. Negative two is less than five, but it is not a permitted measured count.</w:t>
+      </w:r>
+    </w:p>
+    <w:p>
+      <w:pPr>
+        <w:pStyle w:val="Heading3"/>
+      </w:pPr>
+      <w:r>
+        <w:t>Repair a missing building block</w:t>
+      </w:r>
+    </w:p>
+    <w:p>
+      <w:r>
+        <w:t>Review Boolean conditions (python-bridge/4). Goal: Translate stated requirements into comparisons. Short practice: Give both comparison results for ages 11, 15 and 16. Which comparison rejects each outside value, and why does and matter?. Return to this week and explain what you changed.</w:t>
+      </w:r>
+    </w:p>
+    <w:p>
+      <w:r>
+        <w:t>Review Values variables and types (python-bridge/2). Goal: Distinguish integer, floating-point, text and Boolean values. Short practice: Predict both print outputs and explain why they differ. Does count+tag work, and what happens to each valid output after count becomes ten?. Return to this week and explain what you changed.</w:t>
+      </w:r>
+    </w:p>
+    <w:p>
+      <w:pPr>
+        <w:pStyle w:val="Heading3"/>
+      </w:pPr>
+      <w:r>
+        <w:t>Predict, run and debug</w:t>
+      </w:r>
+    </w:p>
+    <w:p>
+      <w:r>
+        <w:t>The browser lab lets you edit the supported Python examples already included in this lesson. Predict first, run, inspect the actual output or error, change one input, then run again. Keep code, predictions, actual results and a reasoned revision together. On paper, label your result as a trace rather than an execution.</w:t>
+      </w:r>
+    </w:p>
+    <w:p>
+      <w:pPr>
+        <w:pStyle w:val="Heading3"/>
+      </w:pPr>
+      <w:r>
+        <w:t>Keep your completed work</w:t>
+      </w:r>
+    </w:p>
+    <w:p>
+      <w:r>
+        <w:t>Use Download completed work in the hosted lesson to export your answers, reflections, practice feedback and code-run evidence. Open the HTML copy to read or print it. Drafts stay in this browser when storage is available; clear drafts on a shared device.</w:t>
+      </w:r>
+    </w:p>
     <w:sectPr>
       <w:pgSz w:w="12240" w:h="15840"/>
       <w:pgMar w:top="936" w:right="1008" w:bottom="936" w:left="1008" w:header="720" w:footer="720" w:gutter="0"/>

--- a/downloads/student/bridge-week-05.docx
+++ b/downloads/student/bridge-week-05.docx
@@ -42,6 +42,11 @@
       </w:r>
     </w:p>
     <w:p>
+      <w:r>
+        <w:t>Start with the target: Trace the selected branch in an if elif else chain. Try the recall before opening notes.</w:t>
+      </w:r>
+    </w:p>
+    <w:p>
       <w:pPr>
         <w:pStyle w:val="Heading3"/>
       </w:pPr>
@@ -50,18 +55,84 @@
       </w:r>
     </w:p>
     <w:p>
-      <w:r>
-        <w:t>I can trace the selected branch in an if elif else chain.</w:t>
-      </w:r>
-    </w:p>
-    <w:p>
-      <w:r>
-        <w:t>I can use indentation to identify which statements belong to a branch.</w:t>
-      </w:r>
-    </w:p>
-    <w:p>
-      <w:r>
-        <w:t>I can test values at and around a decision boundary.</w:t>
+      <w:pPr>
+        <w:spacing w:line="336" w:lineRule="auto" w:after="180"/>
+      </w:pPr>
+      <w:r>
+        <w:rPr>
+          <w:b w:val="0"/>
+        </w:rPr>
+        <w:t xml:space="preserve">I can trace the selected </w:t>
+      </w:r>
+      <w:r>
+        <w:rPr>
+          <w:b/>
+        </w:rPr>
+        <w:t>branch</w:t>
+      </w:r>
+      <w:r>
+        <w:rPr>
+          <w:b w:val="0"/>
+        </w:rPr>
+        <w:t xml:space="preserve"> in an if elif else chain.</w:t>
+      </w:r>
+    </w:p>
+    <w:p>
+      <w:pPr>
+        <w:spacing w:line="336" w:lineRule="auto" w:after="180"/>
+      </w:pPr>
+      <w:r>
+        <w:rPr>
+          <w:b w:val="0"/>
+        </w:rPr>
+        <w:t xml:space="preserve">I can use </w:t>
+      </w:r>
+      <w:r>
+        <w:rPr>
+          <w:b/>
+        </w:rPr>
+        <w:t>indentation</w:t>
+      </w:r>
+      <w:r>
+        <w:rPr>
+          <w:b w:val="0"/>
+        </w:rPr>
+        <w:t xml:space="preserve"> to identify which statements belong to a </w:t>
+      </w:r>
+      <w:r>
+        <w:rPr>
+          <w:b/>
+        </w:rPr>
+        <w:t>branch</w:t>
+      </w:r>
+      <w:r>
+        <w:rPr>
+          <w:b w:val="0"/>
+        </w:rPr>
+        <w:t>.</w:t>
+      </w:r>
+    </w:p>
+    <w:p>
+      <w:pPr>
+        <w:spacing w:line="336" w:lineRule="auto" w:after="180"/>
+      </w:pPr>
+      <w:r>
+        <w:rPr>
+          <w:b w:val="0"/>
+        </w:rPr>
+        <w:t xml:space="preserve">I can test values at and around a decision </w:t>
+      </w:r>
+      <w:r>
+        <w:rPr>
+          <w:b/>
+        </w:rPr>
+        <w:t>boundary</w:t>
+      </w:r>
+      <w:r>
+        <w:rPr>
+          <w:b w:val="0"/>
+        </w:rPr>
+        <w:t>.</w:t>
       </w:r>
     </w:p>
     <w:p>
@@ -73,43 +144,151 @@
       </w:r>
     </w:p>
     <w:p>
-      <w:r>
+      <w:pPr>
+        <w:spacing w:line="336" w:lineRule="auto" w:after="180"/>
+      </w:pPr>
+      <w:r>
+        <w:rPr>
+          <w:b w:val="0"/>
+        </w:rPr>
         <w:t>Close your notes first. A rough first answer helps us choose the right starting point; it is not a score for your ability.</w:t>
       </w:r>
     </w:p>
     <w:p>
-      <w:r>
-        <w:t>Without opening the old lesson, explain one key idea from Boolean conditions. Give an example and a mistake that the idea helps you avoid.</w:t>
-      </w:r>
-    </w:p>
-    <w:p>
-      <w:r>
+      <w:pPr>
+        <w:spacing w:line="336" w:lineRule="auto" w:after="180"/>
+      </w:pPr>
+      <w:r>
+        <w:rPr>
+          <w:b w:val="0"/>
+        </w:rPr>
+        <w:t xml:space="preserve">Without opening the old lesson, explain one key idea from Boolean </w:t>
+      </w:r>
+      <w:r>
+        <w:rPr>
+          <w:b/>
+        </w:rPr>
+        <w:t>condition</w:t>
+      </w:r>
+      <w:r>
+        <w:rPr>
+          <w:b w:val="0"/>
+        </w:rPr>
+        <w:t>s. Give an example and a mistake that the idea helps you avoid.</w:t>
+      </w:r>
+    </w:p>
+    <w:p>
+      <w:pPr>
+        <w:spacing w:line="336" w:lineRule="auto" w:after="180"/>
+      </w:pPr>
+      <w:r>
+        <w:rPr>
+          <w:b w:val="0"/>
+        </w:rPr>
         <w:t>Without opening the old lesson, explain one key idea from Values variables and types. Give an example and a mistake that the idea helps you avoid.</w:t>
       </w:r>
     </w:p>
     <w:p>
-      <w:r>
-        <w:t>After trying, check the relevant lesson or ask your teacher. Change the part of your explanation that the evidence shows was wrong.</w:t>
-      </w:r>
-    </w:p>
-    <w:p>
-      <w:r>
+      <w:pPr>
+        <w:spacing w:line="336" w:lineRule="auto" w:after="180"/>
+      </w:pPr>
+      <w:r>
+        <w:rPr>
+          <w:b w:val="0"/>
+        </w:rPr>
+        <w:t xml:space="preserve">After trying, check the relevant lesson or ask your teacher. Change the part of your explanation that the </w:t>
+      </w:r>
+      <w:r>
+        <w:rPr>
+          <w:b/>
+        </w:rPr>
+        <w:t>evidence</w:t>
+      </w:r>
+      <w:r>
+        <w:rPr>
+          <w:b w:val="0"/>
+        </w:rPr>
+        <w:t xml:space="preserve"> shows was wrong.</w:t>
+      </w:r>
+    </w:p>
+    <w:p>
+      <w:pPr>
+        <w:spacing w:line="336" w:lineRule="auto" w:after="180"/>
+      </w:pPr>
+      <w:r>
+        <w:rPr>
+          <w:b w:val="0"/>
+        </w:rPr>
         <w:t>This week you will practise:</w:t>
       </w:r>
     </w:p>
     <w:p>
-      <w:r>
-        <w:t>Trace the selected branch in an if elif else chain</w:t>
-      </w:r>
-    </w:p>
-    <w:p>
-      <w:r>
-        <w:t>Use indentation to identify which statements belong to a branch</w:t>
-      </w:r>
-    </w:p>
-    <w:p>
-      <w:r>
-        <w:t>Test values at and around a decision boundary</w:t>
+      <w:pPr>
+        <w:spacing w:line="336" w:lineRule="auto" w:after="180"/>
+      </w:pPr>
+      <w:r>
+        <w:rPr>
+          <w:b w:val="0"/>
+        </w:rPr>
+        <w:t xml:space="preserve">Trace the selected </w:t>
+      </w:r>
+      <w:r>
+        <w:rPr>
+          <w:b/>
+        </w:rPr>
+        <w:t>branch</w:t>
+      </w:r>
+      <w:r>
+        <w:rPr>
+          <w:b w:val="0"/>
+        </w:rPr>
+        <w:t xml:space="preserve"> in an if elif else chain</w:t>
+      </w:r>
+    </w:p>
+    <w:p>
+      <w:pPr>
+        <w:spacing w:line="336" w:lineRule="auto" w:after="180"/>
+      </w:pPr>
+      <w:r>
+        <w:rPr>
+          <w:b w:val="0"/>
+        </w:rPr>
+        <w:t xml:space="preserve">Use </w:t>
+      </w:r>
+      <w:r>
+        <w:rPr>
+          <w:b/>
+        </w:rPr>
+        <w:t>indentation</w:t>
+      </w:r>
+      <w:r>
+        <w:rPr>
+          <w:b w:val="0"/>
+        </w:rPr>
+        <w:t xml:space="preserve"> to identify which statements belong to a </w:t>
+      </w:r>
+      <w:r>
+        <w:rPr>
+          <w:b/>
+        </w:rPr>
+        <w:t>branch</w:t>
+      </w:r>
+    </w:p>
+    <w:p>
+      <w:pPr>
+        <w:spacing w:line="336" w:lineRule="auto" w:after="180"/>
+      </w:pPr>
+      <w:r>
+        <w:rPr>
+          <w:b w:val="0"/>
+        </w:rPr>
+        <w:t xml:space="preserve">Test values at and around a decision </w:t>
+      </w:r>
+      <w:r>
+        <w:rPr>
+          <w:b/>
+        </w:rPr>
+        <w:t>boundary</w:t>
       </w:r>
     </w:p>
     <w:p>
@@ -121,7 +300,14 @@
       </w:r>
     </w:p>
     <w:p>
-      <w:r>
+      <w:pPr>
+        <w:spacing w:line="336" w:lineRule="auto" w:after="180"/>
+        <w:shd w:fill="F5F1FB"/>
+      </w:pPr>
+      <w:r>
+        <w:rPr>
+          <w:b w:val="0"/>
+        </w:rPr>
         <w:t>Does minutes &lt;= 12 accept exactly 12? How does &lt; differ?</w:t>
       </w:r>
     </w:p>
@@ -157,8 +343,38 @@
       </w:r>
     </w:p>
     <w:p>
-      <w:r>
-        <w:t>Trace branching and boundary tests and explain the changed program before running it.</w:t>
+      <w:pPr>
+        <w:spacing w:line="336" w:lineRule="auto" w:after="180"/>
+      </w:pPr>
+      <w:r>
+        <w:rPr>
+          <w:b w:val="0"/>
+        </w:rPr>
+        <w:t xml:space="preserve">Trace </w:t>
+      </w:r>
+      <w:r>
+        <w:rPr>
+          <w:b/>
+        </w:rPr>
+        <w:t>branch</w:t>
+      </w:r>
+      <w:r>
+        <w:rPr>
+          <w:b w:val="0"/>
+        </w:rPr>
+        <w:t xml:space="preserve">ing and </w:t>
+      </w:r>
+      <w:r>
+        <w:rPr>
+          <w:b/>
+        </w:rPr>
+        <w:t>boundary</w:t>
+      </w:r>
+      <w:r>
+        <w:rPr>
+          <w:b w:val="0"/>
+        </w:rPr>
+        <w:t xml:space="preserve"> tests and explain the changed program before running it.</w:t>
       </w:r>
     </w:p>
     <w:p>
@@ -171,12 +387,99 @@
     </w:p>
     <w:p>
       <w:r>
-        <w:t>A fictional activity sorter labels a supplied integer duration. Negative values are Invalid; values from zero through 12 are Short; larger values are Long. The labels describe duration only. Write this requirement before the program so that a test has an expected answer independent of the code.</w:t>
-      </w:r>
-    </w:p>
-    <w:p>
-      <w:r>
-        <w:t>An if statement selects a block when its condition is true. An elif is considered only if earlier conditions in the same chain were false. An else handles the remaining cases. Colons end the condition lines. Use four spaces for the indented statements and keep related branches aligned.</w:t>
+        <w:t>Investigate the supplied Branching and boundary tests case. Separate observations, given facts and assumptions before choosing an explanation.</w:t>
+      </w:r>
+    </w:p>
+    <w:p>
+      <w:pPr>
+        <w:spacing w:line="336" w:lineRule="auto" w:after="180"/>
+      </w:pPr>
+      <w:r>
+        <w:rPr>
+          <w:b w:val="0"/>
+        </w:rPr>
+        <w:t>A fictional activity sorter labels a supplied integer duration. Negative values are Invalid; values from zero through 12 are Short; larger values are Long. The labels describe duration only.</w:t>
+      </w:r>
+    </w:p>
+    <w:p>
+      <w:pPr>
+        <w:spacing w:line="336" w:lineRule="auto" w:after="180"/>
+      </w:pPr>
+      <w:r>
+        <w:rPr>
+          <w:b w:val="0"/>
+        </w:rPr>
+        <w:t>Write this requirement before the program so that a test has an expected answer independent of the code.</w:t>
+      </w:r>
+    </w:p>
+    <w:p>
+      <w:pPr>
+        <w:spacing w:line="336" w:lineRule="auto" w:after="180"/>
+      </w:pPr>
+      <w:r>
+        <w:rPr>
+          <w:b w:val="0"/>
+        </w:rPr>
+        <w:t xml:space="preserve">An if statement selects a block when its </w:t>
+      </w:r>
+      <w:r>
+        <w:rPr>
+          <w:b/>
+        </w:rPr>
+        <w:t>condition</w:t>
+      </w:r>
+      <w:r>
+        <w:rPr>
+          <w:b w:val="0"/>
+        </w:rPr>
+        <w:t xml:space="preserve"> is true. An elif is considered only if earlier </w:t>
+      </w:r>
+      <w:r>
+        <w:rPr>
+          <w:b/>
+        </w:rPr>
+        <w:t>condition</w:t>
+      </w:r>
+      <w:r>
+        <w:rPr>
+          <w:b w:val="0"/>
+        </w:rPr>
+        <w:t xml:space="preserve">s in the same chain were false. An else handles the remaining cases. Colons end the </w:t>
+      </w:r>
+      <w:r>
+        <w:rPr>
+          <w:b/>
+        </w:rPr>
+        <w:t>condition</w:t>
+      </w:r>
+      <w:r>
+        <w:rPr>
+          <w:b w:val="0"/>
+        </w:rPr>
+        <w:t xml:space="preserve"> lines.</w:t>
+      </w:r>
+    </w:p>
+    <w:p>
+      <w:pPr>
+        <w:spacing w:line="336" w:lineRule="auto" w:after="180"/>
+      </w:pPr>
+      <w:r>
+        <w:rPr>
+          <w:b w:val="0"/>
+        </w:rPr>
+        <w:t xml:space="preserve">Use four spaces for the indented statements and keep related </w:t>
+      </w:r>
+      <w:r>
+        <w:rPr>
+          <w:b/>
+        </w:rPr>
+        <w:t>branch</w:t>
+      </w:r>
+      <w:r>
+        <w:rPr>
+          <w:b w:val="0"/>
+        </w:rPr>
+        <w:t>es aligned.</w:t>
       </w:r>
     </w:p>
     <w:p>
@@ -208,6 +511,11 @@
       </w:pPr>
       <w:r>
         <w:t>03. See how it works</w:t>
+      </w:r>
+    </w:p>
+    <w:p>
+      <w:r>
+        <w:t>Follow the mechanism for Branching and boundary tests. Connect each labelled input, deciding step and result.</w:t>
       </w:r>
     </w:p>
     <w:p>
@@ -390,8 +698,61 @@
       </w:r>
     </w:p>
     <w:p>
-      <w:r>
-        <w:t>The output is Short. For 12, the first condition is false and the second is true. The else block is skipped. print(label) is not indented, so it runs after the selected branch. Each path assigns label before this line reads it. Change only minutes and save before each fresh run.</w:t>
+      <w:pPr>
+        <w:spacing w:line="336" w:lineRule="auto" w:after="180"/>
+      </w:pPr>
+      <w:r>
+        <w:rPr>
+          <w:b w:val="0"/>
+        </w:rPr>
+        <w:t xml:space="preserve">The </w:t>
+      </w:r>
+      <w:r>
+        <w:rPr>
+          <w:b/>
+        </w:rPr>
+        <w:t>output</w:t>
+      </w:r>
+      <w:r>
+        <w:rPr>
+          <w:b w:val="0"/>
+        </w:rPr>
+        <w:t xml:space="preserve"> is Short. For 12, the first </w:t>
+      </w:r>
+      <w:r>
+        <w:rPr>
+          <w:b/>
+        </w:rPr>
+        <w:t>condition</w:t>
+      </w:r>
+      <w:r>
+        <w:rPr>
+          <w:b w:val="0"/>
+        </w:rPr>
+        <w:t xml:space="preserve"> is false and the second is true. The else block is skipped. print(label) is not indented, so it runs after the selected </w:t>
+      </w:r>
+      <w:r>
+        <w:rPr>
+          <w:b/>
+        </w:rPr>
+        <w:t>branch</w:t>
+      </w:r>
+      <w:r>
+        <w:rPr>
+          <w:b w:val="0"/>
+        </w:rPr>
+        <w:t>.</w:t>
+      </w:r>
+    </w:p>
+    <w:p>
+      <w:pPr>
+        <w:spacing w:line="336" w:lineRule="auto" w:after="180"/>
+      </w:pPr>
+      <w:r>
+        <w:rPr>
+          <w:b w:val="0"/>
+        </w:rPr>
+        <w:t>Each path assigns label before this line reads it. Change only minutes and save before each fresh run.</w:t>
       </w:r>
     </w:p>
     <w:p>
@@ -403,8 +764,26 @@
       </w:r>
     </w:p>
     <w:p>
-      <w:r>
-        <w:t>Point to the input, the deciding step and the result in this week’s visual. Explain the same step in ordinary words. A picture helps when you can say what each part represents.</w:t>
+      <w:pPr>
+        <w:spacing w:line="336" w:lineRule="auto" w:after="180"/>
+      </w:pPr>
+      <w:r>
+        <w:rPr>
+          <w:b w:val="0"/>
+        </w:rPr>
+        <w:t xml:space="preserve">Point to the </w:t>
+      </w:r>
+      <w:r>
+        <w:rPr>
+          <w:b/>
+        </w:rPr>
+        <w:t>input</w:t>
+      </w:r>
+      <w:r>
+        <w:rPr>
+          <w:b w:val="0"/>
+        </w:rPr>
+        <w:t>, the deciding step and the result in this week’s visual. Explain the same step in ordinary words. A picture helps when you can say what each part represents.</w:t>
       </w:r>
     </w:p>
     <w:p>
@@ -416,6 +795,11 @@
       </w:r>
     </w:p>
     <w:p>
+      <w:r>
+        <w:t>Compare the supplied cases for Branching and boundary tests. Identify the detail that changes the conclusion.</w:t>
+      </w:r>
+    </w:p>
+    <w:p>
       <w:pPr>
         <w:pStyle w:val="Heading3"/>
       </w:pPr>
@@ -424,8 +808,38 @@
       </w:r>
     </w:p>
     <w:p>
-      <w:r>
-        <w:t>For -1, 12 and 13, record checked conditions, skipped conditions and the final label. Run each as a fresh script after predicting.</w:t>
+      <w:pPr>
+        <w:spacing w:line="336" w:lineRule="auto" w:after="180"/>
+      </w:pPr>
+      <w:r>
+        <w:rPr>
+          <w:b w:val="0"/>
+        </w:rPr>
+        <w:t xml:space="preserve">For -1, 12 and 13, record checked </w:t>
+      </w:r>
+      <w:r>
+        <w:rPr>
+          <w:b/>
+        </w:rPr>
+        <w:t>condition</w:t>
+      </w:r>
+      <w:r>
+        <w:rPr>
+          <w:b w:val="0"/>
+        </w:rPr>
+        <w:t xml:space="preserve">s, skipped </w:t>
+      </w:r>
+      <w:r>
+        <w:rPr>
+          <w:b/>
+        </w:rPr>
+        <w:t>condition</w:t>
+      </w:r>
+      <w:r>
+        <w:rPr>
+          <w:b w:val="0"/>
+        </w:rPr>
+        <w:t>s and the final label. Run each as a fresh script after predicting.</w:t>
       </w:r>
     </w:p>
     <w:p>
@@ -470,17 +884,80 @@
       </w:r>
     </w:p>
     <w:p>
-      <w:r>
-        <w:t>Change: Remove the first negative-count branch.</w:t>
-      </w:r>
-    </w:p>
-    <w:p>
-      <w:r>
-        <w:t>Prediction: A count of -2 would incorrectly receive small.</w:t>
-      </w:r>
-    </w:p>
-    <w:p>
-      <w:r>
+      <w:pPr>
+        <w:pStyle w:val="Heading3"/>
+      </w:pPr>
+      <w:r>
+        <w:t>Change one thing</w:t>
+      </w:r>
+    </w:p>
+    <w:p>
+      <w:pPr>
+        <w:spacing w:line="336" w:lineRule="auto" w:after="180"/>
+        <w:shd w:fill="F5F1FB"/>
+      </w:pPr>
+      <w:r>
+        <w:rPr>
+          <w:b w:val="0"/>
+        </w:rPr>
+        <w:t xml:space="preserve">Change: Remove the first negative-count </w:t>
+      </w:r>
+      <w:r>
+        <w:rPr>
+          <w:b/>
+        </w:rPr>
+        <w:t>branch</w:t>
+      </w:r>
+      <w:r>
+        <w:rPr>
+          <w:b w:val="0"/>
+        </w:rPr>
+        <w:t>.</w:t>
+      </w:r>
+    </w:p>
+    <w:p>
+      <w:pPr>
+        <w:pStyle w:val="Heading3"/>
+      </w:pPr>
+      <w:r>
+        <w:t>Predicted result</w:t>
+      </w:r>
+    </w:p>
+    <w:p>
+      <w:pPr>
+        <w:spacing w:line="336" w:lineRule="auto" w:after="180"/>
+        <w:shd w:fill="F1F6FC"/>
+      </w:pPr>
+      <w:r>
+        <w:rPr>
+          <w:b/>
+        </w:rPr>
+        <w:t>Prediction</w:t>
+      </w:r>
+      <w:r>
+        <w:rPr>
+          <w:b w:val="0"/>
+        </w:rPr>
+        <w:t>: A count of -2 would incorrectly receive small.</w:t>
+      </w:r>
+    </w:p>
+    <w:p>
+      <w:pPr>
+        <w:pStyle w:val="Heading3"/>
+      </w:pPr>
+      <w:r>
+        <w:t>Why the result follows</w:t>
+      </w:r>
+    </w:p>
+    <w:p>
+      <w:pPr>
+        <w:spacing w:line="336" w:lineRule="auto" w:after="180"/>
+        <w:shd w:fill="F1F6FC"/>
+      </w:pPr>
+      <w:r>
+        <w:rPr>
+          <w:b w:val="0"/>
+        </w:rPr>
         <w:t>Reason: Negative two is less than five, but it is not a permitted measured count.</w:t>
       </w:r>
     </w:p>
@@ -490,6 +967,11 @@
       </w:pPr>
       <w:r>
         <w:t>05. Words that unlock the idea</w:t>
+      </w:r>
+    </w:p>
+    <w:p>
+      <w:r>
+        <w:t>Use the vocabulary of Branching and boundary tests to explain a concrete decision, rather than only memorising definitions.</w:t>
       </w:r>
     </w:p>
     <w:tbl>
@@ -667,6 +1149,11 @@
       </w:pPr>
       <w:r>
         <w:t>06. Follow a worked example</w:t>
+      </w:r>
+    </w:p>
+    <w:p>
+      <w:r>
+        <w:t>Follow the worked trace for Branching and boundary tests, predict a step, then compare with its explanation.</w:t>
       </w:r>
     </w:p>
     <w:tbl>
@@ -877,8 +1364,67 @@
       </w:tr>
     </w:tbl>
     <w:p>
-      <w:r>
-        <w:t>These tests exercise every branch and the equality case. A change from &lt;= 12 to &lt; 12 is exposed by 12; testing 11 alone misses it. Branch coverage means every branch was exercised, but it does not prove every condition is correct.</w:t>
+      <w:pPr>
+        <w:spacing w:line="336" w:lineRule="auto" w:after="180"/>
+      </w:pPr>
+      <w:r>
+        <w:rPr>
+          <w:b w:val="0"/>
+        </w:rPr>
+        <w:t xml:space="preserve">These tests exercise every </w:t>
+      </w:r>
+      <w:r>
+        <w:rPr>
+          <w:b/>
+        </w:rPr>
+        <w:t>branch</w:t>
+      </w:r>
+      <w:r>
+        <w:rPr>
+          <w:b w:val="0"/>
+        </w:rPr>
+        <w:t xml:space="preserve"> and the equality case. A change from &lt;= 12 to &lt; 12 is exposed by 12; testing 11 alone misses it.</w:t>
+      </w:r>
+    </w:p>
+    <w:p>
+      <w:pPr>
+        <w:spacing w:line="336" w:lineRule="auto" w:after="180"/>
+      </w:pPr>
+      <w:r>
+        <w:rPr>
+          <w:b/>
+        </w:rPr>
+        <w:t>Branch</w:t>
+      </w:r>
+      <w:r>
+        <w:rPr>
+          <w:b w:val="0"/>
+        </w:rPr>
+        <w:t xml:space="preserve"> coverage means every </w:t>
+      </w:r>
+      <w:r>
+        <w:rPr>
+          <w:b/>
+        </w:rPr>
+        <w:t>branch</w:t>
+      </w:r>
+      <w:r>
+        <w:rPr>
+          <w:b w:val="0"/>
+        </w:rPr>
+        <w:t xml:space="preserve"> was exercised, but it does not prove every </w:t>
+      </w:r>
+      <w:r>
+        <w:rPr>
+          <w:b/>
+        </w:rPr>
+        <w:t>condition</w:t>
+      </w:r>
+      <w:r>
+        <w:rPr>
+          <w:b w:val="0"/>
+        </w:rPr>
+        <w:t xml:space="preserve"> is correct.</w:t>
       </w:r>
     </w:p>
     <w:p>
@@ -923,7 +1469,13 @@
       </w:r>
     </w:p>
     <w:p>
-      <w:r>
+      <w:pPr>
+        <w:spacing w:line="336" w:lineRule="auto" w:after="180"/>
+      </w:pPr>
+      <w:r>
+        <w:rPr>
+          <w:b w:val="0"/>
+        </w:rPr>
         <w:t>Cover the result before checking it. Say what is given, choose the procedure, and follow one step at a time. Then uncover the result and explain your first mismatch. Ask why a step is allowed, not only what number it produces.</w:t>
       </w:r>
     </w:p>
@@ -936,8 +1488,26 @@
       </w:r>
     </w:p>
     <w:p>
-      <w:r>
-        <w:t>Check invalid values before branching. A toy shelf label uses fewer than five books as "small", otherwise "large", but negative counts are invalid.</w:t>
+      <w:pPr>
+        <w:spacing w:line="336" w:lineRule="auto" w:after="180"/>
+      </w:pPr>
+      <w:r>
+        <w:rPr>
+          <w:b w:val="0"/>
+        </w:rPr>
+        <w:t xml:space="preserve">Check invalid values before </w:t>
+      </w:r>
+      <w:r>
+        <w:rPr>
+          <w:b/>
+        </w:rPr>
+        <w:t>branch</w:t>
+      </w:r>
+      <w:r>
+        <w:rPr>
+          <w:b w:val="0"/>
+        </w:rPr>
+        <w:t>ing. A toy shelf label uses fewer than five books as "small", otherwise "large", but negative counts are invalid.</w:t>
       </w:r>
     </w:p>
     <w:p>
@@ -949,8 +1519,35 @@
       </w:r>
     </w:p>
     <w:p>
-      <w:r>
-        <w:t>Python 3: if count&lt;0: label="invalid"; elif count&lt;5: label="small"; else: label="large". Read as indented branches.</w:t>
+      <w:pPr>
+        <w:pStyle w:val="Heading3"/>
+      </w:pPr>
+      <w:r>
+        <w:t>Supplied facts</w:t>
+      </w:r>
+    </w:p>
+    <w:p>
+      <w:pPr>
+        <w:spacing w:line="336" w:lineRule="auto" w:after="180"/>
+        <w:shd w:fill="F1F6FC"/>
+      </w:pPr>
+      <w:r>
+        <w:rPr>
+          <w:b w:val="0"/>
+        </w:rPr>
+        <w:t xml:space="preserve">Python 3: if count&lt;0: label="invalid"; elif count&lt;5: label="small"; else: label="large". Read as indented </w:t>
+      </w:r>
+      <w:r>
+        <w:rPr>
+          <w:b/>
+        </w:rPr>
+        <w:t>branch</w:t>
+      </w:r>
+      <w:r>
+        <w:rPr>
+          <w:b w:val="0"/>
+        </w:rPr>
+        <w:t>es.</w:t>
       </w:r>
     </w:p>
     <w:p>
@@ -1113,31 +1710,127 @@
       </w:r>
     </w:p>
     <w:p>
-      <w:r>
-        <w:t>An if/elif/else chain selects the first matching branch. Putting invalid handling first prevents a negative count from being mislabelled as a small valid collection.</w:t>
-      </w:r>
-    </w:p>
-    <w:p>
       <w:pPr>
         <w:pStyle w:val="Heading3"/>
       </w:pPr>
       <w:r>
+        <w:t>Why the result follows</w:t>
+      </w:r>
+    </w:p>
+    <w:p>
+      <w:pPr>
+        <w:spacing w:line="336" w:lineRule="auto" w:after="180"/>
+        <w:shd w:fill="F1F6FC"/>
+      </w:pPr>
+      <w:r>
+        <w:rPr>
+          <w:b w:val="0"/>
+        </w:rPr>
+        <w:t xml:space="preserve">An if/elif/else chain selects the first matching </w:t>
+      </w:r>
+      <w:r>
+        <w:rPr>
+          <w:b/>
+        </w:rPr>
+        <w:t>branch</w:t>
+      </w:r>
+      <w:r>
+        <w:rPr>
+          <w:b w:val="0"/>
+        </w:rPr>
+        <w:t>. Putting invalid handling first prevents a negative count from being mislabelled as a small valid collection.</w:t>
+      </w:r>
+    </w:p>
+    <w:p>
+      <w:pPr>
+        <w:pStyle w:val="Heading3"/>
+      </w:pPr>
+      <w:r>
         <w:t>What this example does not establish</w:t>
       </w:r>
     </w:p>
     <w:p>
-      <w:r>
+      <w:pPr>
+        <w:pStyle w:val="Heading3"/>
+      </w:pPr>
+      <w:r>
+        <w:t>Keep the stated limit</w:t>
+      </w:r>
+    </w:p>
+    <w:p>
+      <w:pPr>
+        <w:spacing w:line="336" w:lineRule="auto" w:after="180"/>
+        <w:shd w:fill="FFF5E6"/>
+      </w:pPr>
+      <w:r>
+        <w:rPr>
+          <w:b w:val="0"/>
+        </w:rPr>
         <w:t>The toy procedure assumes numeric counts; validate types and define missing-value behaviour before using it in a real service.</w:t>
       </w:r>
     </w:p>
     <w:p>
-      <w:r>
-        <w:t>Read the labelled picture: Trace -2, 4 and 5 through the branches. Explain why the negative check comes first and what label -2 gets if it is removed.</w:t>
-      </w:r>
-    </w:p>
-    <w:p>
-      <w:r>
-        <w:t>Change one thing: Remove the first negative-count branch. Predict the result before checking the explanation. What remains the same?</w:t>
+      <w:pPr>
+        <w:pStyle w:val="Heading3"/>
+      </w:pPr>
+      <w:r>
+        <w:t>Keep the stated limit</w:t>
+      </w:r>
+    </w:p>
+    <w:p>
+      <w:pPr>
+        <w:spacing w:line="336" w:lineRule="auto" w:after="180"/>
+        <w:shd w:fill="FFF5E6"/>
+      </w:pPr>
+      <w:r>
+        <w:rPr>
+          <w:b w:val="0"/>
+        </w:rPr>
+        <w:t xml:space="preserve">Read the labelled picture: Trace -2, 4 and 5 through the </w:t>
+      </w:r>
+      <w:r>
+        <w:rPr>
+          <w:b/>
+        </w:rPr>
+        <w:t>branch</w:t>
+      </w:r>
+      <w:r>
+        <w:rPr>
+          <w:b w:val="0"/>
+        </w:rPr>
+        <w:t>es. Explain why the negative check comes first and what label -2 gets if it is removed.</w:t>
+      </w:r>
+    </w:p>
+    <w:p>
+      <w:pPr>
+        <w:pStyle w:val="Heading3"/>
+      </w:pPr>
+      <w:r>
+        <w:t>Keep the stated limit</w:t>
+      </w:r>
+    </w:p>
+    <w:p>
+      <w:pPr>
+        <w:spacing w:line="336" w:lineRule="auto" w:after="180"/>
+        <w:shd w:fill="FFF5E6"/>
+      </w:pPr>
+      <w:r>
+        <w:rPr>
+          <w:b w:val="0"/>
+        </w:rPr>
+        <w:t xml:space="preserve">Change one thing: Remove the first negative-count </w:t>
+      </w:r>
+      <w:r>
+        <w:rPr>
+          <w:b/>
+        </w:rPr>
+        <w:t>branch</w:t>
+      </w:r>
+      <w:r>
+        <w:rPr>
+          <w:b w:val="0"/>
+        </w:rPr>
+        <w:t>. Predict the result before checking the explanation. What remains the same?</w:t>
       </w:r>
     </w:p>
     <w:p>
@@ -1146,6 +1839,11 @@
       </w:pPr>
       <w:r>
         <w:t>07. Find and repair a mistake</w:t>
+      </w:r>
+    </w:p>
+    <w:p>
+      <w:r>
+        <w:t>Find the unsupported step in the Branching and boundary tests claim and explain a repair using the supplied evidence.</w:t>
       </w:r>
     </w:p>
     <w:p>
@@ -1172,25 +1870,123 @@
       </w:r>
     </w:p>
     <w:p>
-      <w:r>
-        <w:t>This faulty version prints Short. The second if starts a separate decision and overwrites Invalid. Its else belongs to that second if. Restoring elif makes the second test depend on the first test failing. Moving print inside one branch can also hide output on other paths; indentation affects behavior, not just appearance.</w:t>
-      </w:r>
-    </w:p>
-    <w:p>
-      <w:r>
-        <w:t>The script rejects negative integers, but it does not validate arbitrary types or check a measured duration. A supplied text value can raise an error during comparison. Keep the stated integer input contract and report the limitation honestly.</w:t>
-      </w:r>
-    </w:p>
-    <w:p>
       <w:pPr>
         <w:pStyle w:val="Heading3"/>
       </w:pPr>
       <w:r>
+        <w:t>Check the claim against the facts</w:t>
+      </w:r>
+    </w:p>
+    <w:p>
+      <w:pPr>
+        <w:spacing w:line="336" w:lineRule="auto" w:after="180"/>
+        <w:shd w:fill="FFF5E6"/>
+      </w:pPr>
+      <w:r>
+        <w:rPr>
+          <w:b w:val="0"/>
+        </w:rPr>
+        <w:t>This faulty version prints Short. The second if starts a separate decision and overwrites Invalid. Its else belongs to that second if. Restoring elif makes the second test depend on the first test failing.</w:t>
+      </w:r>
+    </w:p>
+    <w:p>
+      <w:pPr>
+        <w:spacing w:line="336" w:lineRule="auto" w:after="180"/>
+        <w:shd w:fill="FFF5E6"/>
+      </w:pPr>
+      <w:r>
+        <w:rPr>
+          <w:b w:val="0"/>
+        </w:rPr>
+        <w:t xml:space="preserve">Moving print inside one </w:t>
+      </w:r>
+      <w:r>
+        <w:rPr>
+          <w:b/>
+        </w:rPr>
+        <w:t>branch</w:t>
+      </w:r>
+      <w:r>
+        <w:rPr>
+          <w:b w:val="0"/>
+        </w:rPr>
+        <w:t xml:space="preserve"> can also hide </w:t>
+      </w:r>
+      <w:r>
+        <w:rPr>
+          <w:b/>
+        </w:rPr>
+        <w:t>output</w:t>
+      </w:r>
+      <w:r>
+        <w:rPr>
+          <w:b w:val="0"/>
+        </w:rPr>
+        <w:t xml:space="preserve"> on other paths; </w:t>
+      </w:r>
+      <w:r>
+        <w:rPr>
+          <w:b/>
+        </w:rPr>
+        <w:t>indentation</w:t>
+      </w:r>
+      <w:r>
+        <w:rPr>
+          <w:b w:val="0"/>
+        </w:rPr>
+        <w:t xml:space="preserve"> affects behavior, not just appearance.</w:t>
+      </w:r>
+    </w:p>
+    <w:p>
+      <w:pPr>
+        <w:spacing w:line="336" w:lineRule="auto" w:after="180"/>
+      </w:pPr>
+      <w:r>
+        <w:rPr>
+          <w:b w:val="0"/>
+        </w:rPr>
+        <w:t>The script rejects negative integers, but it does not validate arbitrary types or check a measured duration. A supplied text value can raise an error during comparison.</w:t>
+      </w:r>
+    </w:p>
+    <w:p>
+      <w:pPr>
+        <w:spacing w:line="336" w:lineRule="auto" w:after="180"/>
+      </w:pPr>
+      <w:r>
+        <w:rPr>
+          <w:b w:val="0"/>
+        </w:rPr>
+        <w:t xml:space="preserve">Keep the stated integer </w:t>
+      </w:r>
+      <w:r>
+        <w:rPr>
+          <w:b/>
+        </w:rPr>
+        <w:t>input</w:t>
+      </w:r>
+      <w:r>
+        <w:rPr>
+          <w:b w:val="0"/>
+        </w:rPr>
+        <w:t xml:space="preserve"> contract and report the limitation honestly.</w:t>
+      </w:r>
+    </w:p>
+    <w:p>
+      <w:pPr>
+        <w:pStyle w:val="Heading3"/>
+      </w:pPr>
+      <w:r>
         <w:t>Locate the earliest unsupported step</w:t>
       </w:r>
     </w:p>
     <w:p>
-      <w:r>
+      <w:pPr>
+        <w:spacing w:line="336" w:lineRule="auto" w:after="180"/>
+      </w:pPr>
+      <w:r>
+        <w:rPr>
+          <w:b w:val="0"/>
+        </w:rPr>
         <w:t>Trace the two-independent-if example for -1. Identify which assignment overwrites the earlier label and make the smallest repair.</w:t>
       </w:r>
     </w:p>
@@ -1242,7 +2038,30 @@
     </w:p>
     <w:p>
       <w:r>
-        <w:t>Describe the purpose of if, elif and else in the worked duration sorter. Explain why print(label) is outside the indented branches.</w:t>
+        <w:t>Practise Branching and boundary tests with support, then explain the deciding step in your own words.</w:t>
+      </w:r>
+    </w:p>
+    <w:p>
+      <w:pPr>
+        <w:spacing w:line="336" w:lineRule="auto" w:after="180"/>
+      </w:pPr>
+      <w:r>
+        <w:rPr>
+          <w:b w:val="0"/>
+        </w:rPr>
+        <w:t xml:space="preserve">Describe the purpose of if, elif and else in the worked duration sorter. Explain why print(label) is outside the indented </w:t>
+      </w:r>
+      <w:r>
+        <w:rPr>
+          <w:b/>
+        </w:rPr>
+        <w:t>branch</w:t>
+      </w:r>
+      <w:r>
+        <w:rPr>
+          <w:b w:val="0"/>
+        </w:rPr>
+        <w:t>es.</w:t>
       </w:r>
     </w:p>
     <w:p>
@@ -1315,8 +2134,50 @@
       </w:r>
     </w:p>
     <w:p>
-      <w:r>
-        <w:t>Use workbook W2 for the connected example “Branching and boundary tests”. First fill the input and rule boxes. Try the middle steps before asking for a hint. After a hint, try the next step yourself.</w:t>
+      <w:pPr>
+        <w:spacing w:line="336" w:lineRule="auto" w:after="180"/>
+      </w:pPr>
+      <w:r>
+        <w:rPr>
+          <w:b w:val="0"/>
+        </w:rPr>
+        <w:t>Use workbook W2 for the connected example “</w:t>
+      </w:r>
+      <w:r>
+        <w:rPr>
+          <w:b/>
+        </w:rPr>
+        <w:t>Branch</w:t>
+      </w:r>
+      <w:r>
+        <w:rPr>
+          <w:b w:val="0"/>
+        </w:rPr>
+        <w:t xml:space="preserve">ing and </w:t>
+      </w:r>
+      <w:r>
+        <w:rPr>
+          <w:b/>
+        </w:rPr>
+        <w:t>boundary</w:t>
+      </w:r>
+      <w:r>
+        <w:rPr>
+          <w:b w:val="0"/>
+        </w:rPr>
+        <w:t xml:space="preserve"> tests”. First fill the </w:t>
+      </w:r>
+      <w:r>
+        <w:rPr>
+          <w:b/>
+        </w:rPr>
+        <w:t>input</w:t>
+      </w:r>
+      <w:r>
+        <w:rPr>
+          <w:b w:val="0"/>
+        </w:rPr>
+        <w:t xml:space="preserve"> and rule boxes. Try the middle steps before asking for a hint. After a hint, try the next step yourself.</w:t>
       </w:r>
     </w:p>
     <w:tbl>
@@ -1399,7 +2260,13 @@
       </w:tr>
     </w:tbl>
     <w:p>
-      <w:r>
+      <w:pPr>
+        <w:spacing w:line="336" w:lineRule="auto" w:after="180"/>
+      </w:pPr>
+      <w:r>
+        <w:rPr>
+          <w:b w:val="0"/>
+        </w:rPr>
         <w:t>Explain your trace to a partner. Your partner points to one step to check. Swap roles on the next case. Each person writes their own explanation.</w:t>
       </w:r>
     </w:p>
@@ -1412,12 +2279,71 @@
       </w:r>
     </w:p>
     <w:p>
-      <w:r>
-        <w:t>Use the worked case for Branching and boundary tests. Proposed explanation: “Every condition in the chain always runs”. Decide whether this explanation is supported. Point to the step or supplied fact that decides; explain your repair if needed.</w:t>
-      </w:r>
-    </w:p>
-    <w:p>
-      <w:r>
+      <w:pPr>
+        <w:spacing w:line="336" w:lineRule="auto" w:after="180"/>
+      </w:pPr>
+      <w:r>
+        <w:rPr>
+          <w:b w:val="0"/>
+        </w:rPr>
+        <w:t xml:space="preserve">Use the worked case for </w:t>
+      </w:r>
+      <w:r>
+        <w:rPr>
+          <w:b/>
+        </w:rPr>
+        <w:t>Branch</w:t>
+      </w:r>
+      <w:r>
+        <w:rPr>
+          <w:b w:val="0"/>
+        </w:rPr>
+        <w:t xml:space="preserve">ing and </w:t>
+      </w:r>
+      <w:r>
+        <w:rPr>
+          <w:b/>
+        </w:rPr>
+        <w:t>boundary</w:t>
+      </w:r>
+      <w:r>
+        <w:rPr>
+          <w:b w:val="0"/>
+        </w:rPr>
+        <w:t xml:space="preserve"> tests. Proposed explanation: “Every </w:t>
+      </w:r>
+      <w:r>
+        <w:rPr>
+          <w:b/>
+        </w:rPr>
+        <w:t>condition</w:t>
+      </w:r>
+      <w:r>
+        <w:rPr>
+          <w:b w:val="0"/>
+        </w:rPr>
+        <w:t xml:space="preserve"> in the chain always runs”. Decide whether this explanation is supported.</w:t>
+      </w:r>
+    </w:p>
+    <w:p>
+      <w:pPr>
+        <w:spacing w:line="336" w:lineRule="auto" w:after="180"/>
+      </w:pPr>
+      <w:r>
+        <w:rPr>
+          <w:b w:val="0"/>
+        </w:rPr>
+        <w:t>Point to the step or supplied fact that decides; explain your repair if needed.</w:t>
+      </w:r>
+    </w:p>
+    <w:p>
+      <w:pPr>
+        <w:spacing w:line="336" w:lineRule="auto" w:after="180"/>
+      </w:pPr>
+      <w:r>
+        <w:rPr>
+          <w:b w:val="0"/>
+        </w:rPr>
         <w:t>Answer on your own before discussion. If you are unsure, say which step you need help with.</w:t>
       </w:r>
     </w:p>
@@ -1430,8 +2356,26 @@
       </w:r>
     </w:p>
     <w:p>
-      <w:r>
-        <w:t>Trace -2, 4 and 5 through the branches. Explain why the negative check comes first and what label -2 gets if it is removed.</w:t>
+      <w:pPr>
+        <w:spacing w:line="336" w:lineRule="auto" w:after="180"/>
+      </w:pPr>
+      <w:r>
+        <w:rPr>
+          <w:b w:val="0"/>
+        </w:rPr>
+        <w:t xml:space="preserve">Trace -2, 4 and 5 through the </w:t>
+      </w:r>
+      <w:r>
+        <w:rPr>
+          <w:b/>
+        </w:rPr>
+        <w:t>branch</w:t>
+      </w:r>
+      <w:r>
+        <w:rPr>
+          <w:b w:val="0"/>
+        </w:rPr>
+        <w:t>es. Explain why the negative check comes first and what label -2 gets if it is removed.</w:t>
       </w:r>
     </w:p>
     <w:p>
@@ -1463,7 +2407,13 @@
       </w:r>
     </w:p>
     <w:p>
-      <w:r>
+      <w:pPr>
+        <w:spacing w:line="336" w:lineRule="auto" w:after="180"/>
+      </w:pPr>
+      <w:r>
+        <w:rPr>
+          <w:b w:val="0"/>
+        </w:rPr>
         <w:t>This is supported practice. Keep the separately named independent case for an attempt before feedback.</w:t>
       </w:r>
     </w:p>
@@ -1476,6 +2426,11 @@
       </w:r>
     </w:p>
     <w:p>
+      <w:r>
+        <w:t>Investigate Branching and boundary tests. Record the prediction, actual observation or labelled paper trace, explanation and next test separately.</w:t>
+      </w:r>
+    </w:p>
+    <w:p>
       <w:pPr>
         <w:pStyle w:val="Heading3"/>
       </w:pPr>
@@ -1484,8 +2439,38 @@
       </w:r>
     </w:p>
     <w:p>
-      <w:r>
-        <w:t>For -1, 12 and 13, record checked conditions, skipped conditions and the final label. Run each as a fresh script after predicting.</w:t>
+      <w:pPr>
+        <w:spacing w:line="336" w:lineRule="auto" w:after="180"/>
+      </w:pPr>
+      <w:r>
+        <w:rPr>
+          <w:b w:val="0"/>
+        </w:rPr>
+        <w:t xml:space="preserve">For -1, 12 and 13, record checked </w:t>
+      </w:r>
+      <w:r>
+        <w:rPr>
+          <w:b/>
+        </w:rPr>
+        <w:t>condition</w:t>
+      </w:r>
+      <w:r>
+        <w:rPr>
+          <w:b w:val="0"/>
+        </w:rPr>
+        <w:t xml:space="preserve">s, skipped </w:t>
+      </w:r>
+      <w:r>
+        <w:rPr>
+          <w:b/>
+        </w:rPr>
+        <w:t>condition</w:t>
+      </w:r>
+      <w:r>
+        <w:rPr>
+          <w:b w:val="0"/>
+        </w:rPr>
+        <w:t>s and the final label. Run each as a fresh script after predicting.</w:t>
       </w:r>
     </w:p>
     <w:p>
@@ -1671,7 +2656,13 @@
       </w:tr>
     </w:tbl>
     <w:p>
-      <w:r>
+      <w:pPr>
+        <w:spacing w:line="336" w:lineRule="auto" w:after="180"/>
+      </w:pPr>
+      <w:r>
+        <w:rPr>
+          <w:b w:val="0"/>
+        </w:rPr>
         <w:t>On paper, trace the supplied procedure. If code is provided, predict before running it in a local practice file. Never write an expected answer as though it were an observed run.</w:t>
       </w:r>
     </w:p>
@@ -1684,7 +2675,13 @@
       </w:r>
     </w:p>
     <w:p>
-      <w:r>
+      <w:pPr>
+        <w:spacing w:line="336" w:lineRule="auto" w:after="180"/>
+      </w:pPr>
+      <w:r>
+        <w:rPr>
+          <w:b w:val="0"/>
+        </w:rPr>
         <w:t>Before trying: what do I expect, and why? While trying: which step could first go wrong? Afterwards: what did I actually observe, and what should change? Keep “not run” if you only traced the procedure.</w:t>
       </w:r>
     </w:p>
@@ -1697,6 +2694,11 @@
       </w:r>
     </w:p>
     <w:p>
+      <w:r>
+        <w:t>Move from recall to tracing, diagnosis and transfer in Branching and boundary tests. Explain why each step is justified.</w:t>
+      </w:r>
+    </w:p>
+    <w:p>
       <w:pPr>
         <w:pStyle w:val="Heading3"/>
       </w:pPr>
@@ -1705,18 +2707,60 @@
       </w:r>
     </w:p>
     <w:p>
-      <w:r>
-        <w:t>Describe the purpose of if, elif and else in the worked duration sorter. Explain why print(label) is outside the indented branches.</w:t>
-      </w:r>
-    </w:p>
-    <w:p>
-      <w:r>
+      <w:pPr>
+        <w:spacing w:line="336" w:lineRule="auto" w:after="180"/>
+      </w:pPr>
+      <w:r>
+        <w:rPr>
+          <w:b w:val="0"/>
+        </w:rPr>
+        <w:t xml:space="preserve">Describe the purpose of if, elif and else in the worked duration sorter. Explain why print(label) is outside the indented </w:t>
+      </w:r>
+      <w:r>
+        <w:rPr>
+          <w:b/>
+        </w:rPr>
+        <w:t>branch</w:t>
+      </w:r>
+      <w:r>
+        <w:rPr>
+          <w:b w:val="0"/>
+        </w:rPr>
+        <w:t>es.</w:t>
+      </w:r>
+    </w:p>
+    <w:p>
+      <w:pPr>
+        <w:spacing w:line="336" w:lineRule="auto" w:after="180"/>
+      </w:pPr>
+      <w:r>
+        <w:rPr>
+          <w:b w:val="0"/>
+        </w:rPr>
         <w:t>Trace the two-independent-if example for -1. Identify which assignment overwrites the earlier label and make the smallest repair.</w:t>
       </w:r>
     </w:p>
     <w:p>
-      <w:r>
-        <w:t>A repair changes the small-count condition from &lt; 6 to &lt;= 6. Name the case that exposes the original error and two different kinds of earlier cases to rerun.</w:t>
+      <w:pPr>
+        <w:spacing w:line="336" w:lineRule="auto" w:after="180"/>
+      </w:pPr>
+      <w:r>
+        <w:rPr>
+          <w:b w:val="0"/>
+        </w:rPr>
+        <w:t xml:space="preserve">A repair changes the small-count </w:t>
+      </w:r>
+      <w:r>
+        <w:rPr>
+          <w:b/>
+        </w:rPr>
+        <w:t>condition</w:t>
+      </w:r>
+      <w:r>
+        <w:rPr>
+          <w:b w:val="0"/>
+        </w:rPr>
+        <w:t xml:space="preserve"> from &lt; 6 to &lt;= 6. Name the case that exposes the original error and two different kinds of earlier cases to rerun.</w:t>
       </w:r>
     </w:p>
     <w:p>
@@ -1762,7 +2806,101 @@
     </w:p>
     <w:p>
       <w:r>
-        <w:t>Add a labelled branching and boundary tests evidence sheet to Python readiness portfolio. Show how you can trace the selected branch in an if elif else chain. Use the supplied fictional case and keep its inputs, intermediate steps, calculation or prediction, and limitation. Connect this record to last week’s record; a matching answer without a trace is insufficient.</w:t>
+        <w:t>Apply this week’s idea to Python readiness portfolio. Keep an annotated decision and the evidence supporting it.</w:t>
+      </w:r>
+    </w:p>
+    <w:p>
+      <w:pPr>
+        <w:spacing w:line="336" w:lineRule="auto" w:after="180"/>
+      </w:pPr>
+      <w:r>
+        <w:rPr>
+          <w:b w:val="0"/>
+        </w:rPr>
+        <w:t xml:space="preserve">Add a labelled </w:t>
+      </w:r>
+      <w:r>
+        <w:rPr>
+          <w:b/>
+        </w:rPr>
+        <w:t>branch</w:t>
+      </w:r>
+      <w:r>
+        <w:rPr>
+          <w:b w:val="0"/>
+        </w:rPr>
+        <w:t xml:space="preserve">ing and </w:t>
+      </w:r>
+      <w:r>
+        <w:rPr>
+          <w:b/>
+        </w:rPr>
+        <w:t>boundary</w:t>
+      </w:r>
+      <w:r>
+        <w:rPr>
+          <w:b w:val="0"/>
+        </w:rPr>
+        <w:t xml:space="preserve"> tests </w:t>
+      </w:r>
+      <w:r>
+        <w:rPr>
+          <w:b/>
+        </w:rPr>
+        <w:t>evidence</w:t>
+      </w:r>
+      <w:r>
+        <w:rPr>
+          <w:b w:val="0"/>
+        </w:rPr>
+        <w:t xml:space="preserve"> sheet to Python readiness portfolio. Show how you can trace the selected </w:t>
+      </w:r>
+      <w:r>
+        <w:rPr>
+          <w:b/>
+        </w:rPr>
+        <w:t>branch</w:t>
+      </w:r>
+      <w:r>
+        <w:rPr>
+          <w:b w:val="0"/>
+        </w:rPr>
+        <w:t xml:space="preserve"> in an if elif else chain.</w:t>
+      </w:r>
+    </w:p>
+    <w:p>
+      <w:pPr>
+        <w:spacing w:line="336" w:lineRule="auto" w:after="180"/>
+      </w:pPr>
+      <w:r>
+        <w:rPr>
+          <w:b w:val="0"/>
+        </w:rPr>
+        <w:t xml:space="preserve">Use the supplied fictional case and keep its </w:t>
+      </w:r>
+      <w:r>
+        <w:rPr>
+          <w:b/>
+        </w:rPr>
+        <w:t>input</w:t>
+      </w:r>
+      <w:r>
+        <w:rPr>
+          <w:b w:val="0"/>
+        </w:rPr>
+        <w:t xml:space="preserve">s, intermediate steps, calculation or </w:t>
+      </w:r>
+      <w:r>
+        <w:rPr>
+          <w:b/>
+        </w:rPr>
+        <w:t>prediction</w:t>
+      </w:r>
+      <w:r>
+        <w:rPr>
+          <w:b w:val="0"/>
+        </w:rPr>
+        <w:t>, and limitation. Connect this record to last week’s record; a matching answer without a trace is insufficient.</w:t>
       </w:r>
     </w:p>
     <w:tbl>
@@ -1890,8 +3028,38 @@
       </w:r>
     </w:p>
     <w:p>
-      <w:r>
-        <w:t>For Python readiness before the Responsible Plant Classifier, retain a trace of the values, the predicted outputs and the changed-case explanation. Use actual Python 3 results to check the prediction after reasoning first.</w:t>
+      <w:pPr>
+        <w:spacing w:line="336" w:lineRule="auto" w:after="180"/>
+      </w:pPr>
+      <w:r>
+        <w:rPr>
+          <w:b w:val="0"/>
+        </w:rPr>
+        <w:t xml:space="preserve">For Python readiness before the Responsible Plant Classifier, retain a trace of the values, the predicted </w:t>
+      </w:r>
+      <w:r>
+        <w:rPr>
+          <w:b/>
+        </w:rPr>
+        <w:t>output</w:t>
+      </w:r>
+      <w:r>
+        <w:rPr>
+          <w:b w:val="0"/>
+        </w:rPr>
+        <w:t xml:space="preserve">s and the changed-case explanation. Use actual Python 3 results to check the </w:t>
+      </w:r>
+      <w:r>
+        <w:rPr>
+          <w:b/>
+        </w:rPr>
+        <w:t>prediction</w:t>
+      </w:r>
+      <w:r>
+        <w:rPr>
+          <w:b w:val="0"/>
+        </w:rPr>
+        <w:t xml:space="preserve"> after reasoning first.</w:t>
       </w:r>
     </w:p>
     <w:p>
@@ -1904,7 +3072,65 @@
     </w:p>
     <w:p>
       <w:r>
-        <w:t>For each run, record input, expected label, conditions actually checked and observed label. Mark skipped conditions as skipped rather than pretending the program evaluated them. After a repair, rerun earlier cases as well as the failing one. Week 6 will repeat a block and track changes across iterations.</w:t>
+        <w:t>Use a genuinely new case for independent evidence. Previously discussed examples remain practice; use the separately named independent case before feedback.</w:t>
+      </w:r>
+    </w:p>
+    <w:p>
+      <w:pPr>
+        <w:spacing w:line="336" w:lineRule="auto" w:after="180"/>
+      </w:pPr>
+      <w:r>
+        <w:rPr>
+          <w:b w:val="0"/>
+        </w:rPr>
+        <w:t xml:space="preserve">For each run, record </w:t>
+      </w:r>
+      <w:r>
+        <w:rPr>
+          <w:b/>
+        </w:rPr>
+        <w:t>input</w:t>
+      </w:r>
+      <w:r>
+        <w:rPr>
+          <w:b w:val="0"/>
+        </w:rPr>
+        <w:t xml:space="preserve">, expected label, </w:t>
+      </w:r>
+      <w:r>
+        <w:rPr>
+          <w:b/>
+        </w:rPr>
+        <w:t>condition</w:t>
+      </w:r>
+      <w:r>
+        <w:rPr>
+          <w:b w:val="0"/>
+        </w:rPr>
+        <w:t xml:space="preserve">s actually checked and observed label. Mark skipped </w:t>
+      </w:r>
+      <w:r>
+        <w:rPr>
+          <w:b/>
+        </w:rPr>
+        <w:t>condition</w:t>
+      </w:r>
+      <w:r>
+        <w:rPr>
+          <w:b w:val="0"/>
+        </w:rPr>
+        <w:t>s as skipped rather than pretending the program evaluated them.</w:t>
+      </w:r>
+    </w:p>
+    <w:p>
+      <w:pPr>
+        <w:spacing w:line="336" w:lineRule="auto" w:after="180"/>
+      </w:pPr>
+      <w:r>
+        <w:rPr>
+          <w:b w:val="0"/>
+        </w:rPr>
+        <w:t>After a repair, rerun earlier cases as well as the failing one. Week 6 will repeat a block and track changes across iterations.</w:t>
       </w:r>
     </w:p>
     <w:p>
@@ -1941,8 +3167,26 @@
       </w:r>
     </w:p>
     <w:p>
-      <w:r>
-        <w:t>A repair changes the small-count condition from &lt; 6 to &lt;= 6. Name the case that exposes the original error and two different kinds of earlier cases to rerun.</w:t>
+      <w:pPr>
+        <w:spacing w:line="336" w:lineRule="auto" w:after="180"/>
+      </w:pPr>
+      <w:r>
+        <w:rPr>
+          <w:b w:val="0"/>
+        </w:rPr>
+        <w:t xml:space="preserve">A repair changes the small-count </w:t>
+      </w:r>
+      <w:r>
+        <w:rPr>
+          <w:b/>
+        </w:rPr>
+        <w:t>condition</w:t>
+      </w:r>
+      <w:r>
+        <w:rPr>
+          <w:b w:val="0"/>
+        </w:rPr>
+        <w:t xml:space="preserve"> from &lt; 6 to &lt;= 6. Name the case that exposes the original error and two different kinds of earlier cases to rerun.</w:t>
       </w:r>
     </w:p>
     <w:p>
@@ -1979,6 +3223,11 @@
       </w:pPr>
       <w:r>
         <w:t>13. Study a complete case</w:t>
+      </w:r>
+    </w:p>
+    <w:p>
+      <w:r>
+        <w:t>Revisit the complete Branching and boundary tests case for supported practice. Repeated examples do not become fresh assessments.</w:t>
       </w:r>
     </w:p>
     <w:p>
@@ -2146,8 +3395,26 @@
       </w:r>
     </w:p>
     <w:p>
-      <w:r>
-        <w:t>Follow the input through the stated procedure to its result. Cover the result first, predict it, then explain every intermediate step. The text/table accompanies the figure so the example can be read without colour.</w:t>
+      <w:pPr>
+        <w:spacing w:line="336" w:lineRule="auto" w:after="180"/>
+      </w:pPr>
+      <w:r>
+        <w:rPr>
+          <w:b w:val="0"/>
+        </w:rPr>
+        <w:t xml:space="preserve">Follow the </w:t>
+      </w:r>
+      <w:r>
+        <w:rPr>
+          <w:b/>
+        </w:rPr>
+        <w:t>input</w:t>
+      </w:r>
+      <w:r>
+        <w:rPr>
+          <w:b w:val="0"/>
+        </w:rPr>
+        <w:t xml:space="preserve"> through the stated procedure to its result. Cover the result first, predict it, then explain every intermediate step. The text/table accompanies the figure so the example can be read without colour.</w:t>
       </w:r>
     </w:p>
     <w:p>
@@ -2197,6 +3464,11 @@
       </w:r>
     </w:p>
     <w:p>
+      <w:r>
+        <w:t>Attempt the reserved new case before feedback. Record support; the earlier examples below remain additional practice.</w:t>
+      </w:r>
+    </w:p>
+    <w:p>
       <w:pPr>
         <w:pStyle w:val="Heading3"/>
       </w:pPr>
@@ -2205,7 +3477,13 @@
       </w:r>
     </w:p>
     <w:p>
-      <w:r>
+      <w:pPr>
+        <w:spacing w:line="336" w:lineRule="auto" w:after="180"/>
+      </w:pPr>
+      <w:r>
+        <w:rPr>
+          <w:b w:val="0"/>
+        </w:rPr>
         <w:t>Predict the action for 30, then trace 29 and -1. Explain why validity is checked before the lamp decision.</w:t>
       </w:r>
     </w:p>
@@ -2277,7 +3555,13 @@
       </w:r>
     </w:p>
     <w:p>
-      <w:r>
+      <w:pPr>
+        <w:spacing w:line="336" w:lineRule="auto" w:after="180"/>
+      </w:pPr>
+      <w:r>
+        <w:rPr>
+          <w:b w:val="0"/>
+        </w:rPr>
         <w:t>Attempt this case before feedback. Record any help. Earlier examples below are further practice; a case already practised with feedback cannot establish fresh transfer.</w:t>
       </w:r>
     </w:p>
@@ -2290,7 +3574,13 @@
       </w:r>
     </w:p>
     <w:p>
-      <w:r>
+      <w:pPr>
+        <w:spacing w:line="336" w:lineRule="auto" w:after="180"/>
+      </w:pPr>
+      <w:r>
+        <w:rPr>
+          <w:b w:val="0"/>
+        </w:rPr>
         <w:t>Use an integer tiles count. Label a negative value Invalid, zero Empty, 1 through 6 Small and values above 6 Large. Write an ordered if elif else script and predict -1, 0, 1, 6 and 7. Include one print after the chain.</w:t>
       </w:r>
     </w:p>
@@ -2343,7 +3633,13 @@
       </w:r>
     </w:p>
     <w:p>
-      <w:r>
+      <w:pPr>
+        <w:spacing w:line="336" w:lineRule="auto" w:after="180"/>
+      </w:pPr>
+      <w:r>
+        <w:rPr>
+          <w:b w:val="0"/>
+        </w:rPr>
         <w:t>Record support used: none, hint or teacher explanation. After feedback, a different case is needed to demonstrate independence.</w:t>
       </w:r>
     </w:p>
@@ -2356,8 +3652,25 @@
       </w:r>
     </w:p>
     <w:p>
-      <w:r>
-        <w:t>Attempt the independent case before hints. Record whether you worked alone, used a hint or followed a model. After feedback, fix the first unsupported step and explain why it changed. A later check uses a changed case, not a copied answer.</w:t>
+      <w:pPr>
+        <w:spacing w:line="336" w:lineRule="auto" w:after="180"/>
+      </w:pPr>
+      <w:r>
+        <w:rPr>
+          <w:b w:val="0"/>
+        </w:rPr>
+        <w:t>Attempt the independent case before hints. Record whether you worked alone, used a hint or followed a model. After feedback, fix the first unsupported step and explain why it changed.</w:t>
+      </w:r>
+    </w:p>
+    <w:p>
+      <w:pPr>
+        <w:spacing w:line="336" w:lineRule="auto" w:after="180"/>
+      </w:pPr>
+      <w:r>
+        <w:rPr>
+          <w:b w:val="0"/>
+        </w:rPr>
+        <w:t>A later check uses a changed case, not a copied answer.</w:t>
       </w:r>
     </w:p>
     <w:p>
@@ -2370,7 +3683,30 @@
     </w:p>
     <w:p>
       <w:r>
-        <w:t>Start with this question: Check invalid values before branching. A toy shelf label uses fewer than five books as "small", otherwise "large", but negative counts are invalid.</w:t>
+        <w:t>Use this map to navigate Branching and boundary tests, connect the goals to tasks and keep one evidence record for each attempt.</w:t>
+      </w:r>
+    </w:p>
+    <w:p>
+      <w:pPr>
+        <w:spacing w:line="336" w:lineRule="auto" w:after="180"/>
+      </w:pPr>
+      <w:r>
+        <w:rPr>
+          <w:b w:val="0"/>
+        </w:rPr>
+        <w:t xml:space="preserve">Start with this question: Check invalid values before </w:t>
+      </w:r>
+      <w:r>
+        <w:rPr>
+          <w:b/>
+        </w:rPr>
+        <w:t>branch</w:t>
+      </w:r>
+      <w:r>
+        <w:rPr>
+          <w:b w:val="0"/>
+        </w:rPr>
+        <w:t>ing. A toy shelf label uses fewer than five books as "small", otherwise "large", but negative counts are invalid.</w:t>
       </w:r>
     </w:p>
     <w:tbl>
@@ -2476,13 +3812,61 @@
       </w:tr>
     </w:tbl>
     <w:p>
-      <w:r>
-        <w:t>Remember → watch and explain → try with help → investigate → try independently → keep project evidence. Your teacher may spread this lesson across several classes.</w:t>
-      </w:r>
-    </w:p>
-    <w:p>
-      <w:r>
-        <w:t>Keep your first prediction. Compare it with what the evidence shows and explain any change.</w:t>
+      <w:pPr>
+        <w:spacing w:line="336" w:lineRule="auto" w:after="180"/>
+      </w:pPr>
+      <w:r>
+        <w:rPr>
+          <w:b w:val="0"/>
+        </w:rPr>
+        <w:t xml:space="preserve">Remember → watch and explain → try with help → investigate → try independently → keep project </w:t>
+      </w:r>
+      <w:r>
+        <w:rPr>
+          <w:b/>
+        </w:rPr>
+        <w:t>evidence</w:t>
+      </w:r>
+      <w:r>
+        <w:rPr>
+          <w:b w:val="0"/>
+        </w:rPr>
+        <w:t>. Your teacher may spread this lesson across several classes.</w:t>
+      </w:r>
+    </w:p>
+    <w:p>
+      <w:pPr>
+        <w:spacing w:line="336" w:lineRule="auto" w:after="180"/>
+      </w:pPr>
+      <w:r>
+        <w:rPr>
+          <w:b w:val="0"/>
+        </w:rPr>
+        <w:t xml:space="preserve">Keep your first </w:t>
+      </w:r>
+      <w:r>
+        <w:rPr>
+          <w:b/>
+        </w:rPr>
+        <w:t>prediction</w:t>
+      </w:r>
+      <w:r>
+        <w:rPr>
+          <w:b w:val="0"/>
+        </w:rPr>
+        <w:t xml:space="preserve">. Compare it with what the </w:t>
+      </w:r>
+      <w:r>
+        <w:rPr>
+          <w:b/>
+        </w:rPr>
+        <w:t>evidence</w:t>
+      </w:r>
+      <w:r>
+        <w:rPr>
+          <w:b w:val="0"/>
+        </w:rPr>
+        <w:t xml:space="preserve"> shows and explain any change.</w:t>
       </w:r>
     </w:p>
     <w:p>
@@ -2495,7 +3879,30 @@
     </w:p>
     <w:p>
       <w:r>
-        <w:t>Close your notes. Explain this goal in your own words: Trace the selected branch in an if elif else chain</w:t>
+        <w:t>Explain Branching and boundary tests without notes, identify a remaining question and plan a later check with a changed case.</w:t>
+      </w:r>
+    </w:p>
+    <w:p>
+      <w:pPr>
+        <w:spacing w:line="336" w:lineRule="auto" w:after="180"/>
+      </w:pPr>
+      <w:r>
+        <w:rPr>
+          <w:b w:val="0"/>
+        </w:rPr>
+        <w:t xml:space="preserve">Close your notes. Explain this goal in your own words: Trace the selected </w:t>
+      </w:r>
+      <w:r>
+        <w:rPr>
+          <w:b/>
+        </w:rPr>
+        <w:t>branch</w:t>
+      </w:r>
+      <w:r>
+        <w:rPr>
+          <w:b w:val="0"/>
+        </w:rPr>
+        <w:t xml:space="preserve"> in an if elif else chain</w:t>
       </w:r>
     </w:p>
     <w:p>
@@ -2532,13 +3939,61 @@
       </w:r>
     </w:p>
     <w:p>
-      <w:r>
-        <w:t>If you are unsure, return to the worked picture and explain one arrow. If you are ready, change an input or assumption and justify your prediction.</w:t>
-      </w:r>
-    </w:p>
-    <w:p>
-      <w:r>
-        <w:t>Save your workbook evidence. At the next review, try a different case before opening your old answer.</w:t>
+      <w:pPr>
+        <w:spacing w:line="336" w:lineRule="auto" w:after="180"/>
+      </w:pPr>
+      <w:r>
+        <w:rPr>
+          <w:b w:val="0"/>
+        </w:rPr>
+        <w:t xml:space="preserve">If you are unsure, return to the worked picture and explain one arrow. If you are ready, change an </w:t>
+      </w:r>
+      <w:r>
+        <w:rPr>
+          <w:b/>
+        </w:rPr>
+        <w:t>input</w:t>
+      </w:r>
+      <w:r>
+        <w:rPr>
+          <w:b w:val="0"/>
+        </w:rPr>
+        <w:t xml:space="preserve"> or assumption and justify your </w:t>
+      </w:r>
+      <w:r>
+        <w:rPr>
+          <w:b/>
+        </w:rPr>
+        <w:t>prediction</w:t>
+      </w:r>
+      <w:r>
+        <w:rPr>
+          <w:b w:val="0"/>
+        </w:rPr>
+        <w:t>.</w:t>
+      </w:r>
+    </w:p>
+    <w:p>
+      <w:pPr>
+        <w:spacing w:line="336" w:lineRule="auto" w:after="180"/>
+      </w:pPr>
+      <w:r>
+        <w:rPr>
+          <w:b w:val="0"/>
+        </w:rPr>
+        <w:t xml:space="preserve">Save your workbook </w:t>
+      </w:r>
+      <w:r>
+        <w:rPr>
+          <w:b/>
+        </w:rPr>
+        <w:t>evidence</w:t>
+      </w:r>
+      <w:r>
+        <w:rPr>
+          <w:b w:val="0"/>
+        </w:rPr>
+        <w:t>. At the next review, try a different case before opening your old answer.</w:t>
       </w:r>
     </w:p>
     <w:p>
@@ -2551,12 +4006,41 @@
     </w:p>
     <w:p>
       <w:r>
+        <w:t>Attempt supported questions before using hints or feedback. Review a missing building block, then keep the completed work.</w:t>
+      </w:r>
+    </w:p>
+    <w:p>
+      <w:pPr>
+        <w:spacing w:line="336" w:lineRule="auto" w:after="180"/>
+      </w:pPr>
+      <w:r>
+        <w:rPr>
+          <w:b w:val="0"/>
+        </w:rPr>
         <w:t>Use this supported practice once, in the browser or on paper. Keep the reserved independent assessment for a separate first attempt before teacher feedback.</w:t>
       </w:r>
     </w:p>
     <w:p>
-      <w:r>
-        <w:t>Check invalid values before branching. A toy shelf label uses fewer than five books as "small", otherwise "large", but negative counts are invalid.</w:t>
+      <w:pPr>
+        <w:spacing w:line="336" w:lineRule="auto" w:after="180"/>
+      </w:pPr>
+      <w:r>
+        <w:rPr>
+          <w:b w:val="0"/>
+        </w:rPr>
+        <w:t xml:space="preserve">Check invalid values before </w:t>
+      </w:r>
+      <w:r>
+        <w:rPr>
+          <w:b/>
+        </w:rPr>
+        <w:t>branch</w:t>
+      </w:r>
+      <w:r>
+        <w:rPr>
+          <w:b w:val="0"/>
+        </w:rPr>
+        <w:t>ing. A toy shelf label uses fewer than five books as "small", otherwise "large", but negative counts are invalid.</w:t>
       </w:r>
     </w:p>
     <w:p>
@@ -2568,23 +4052,68 @@
       </w:r>
     </w:p>
     <w:p>
-      <w:r>
-        <w:t>Which labelled step matches this detail? For count=5, both earlier conditions fail, so large is selected.</w:t>
-      </w:r>
-    </w:p>
-    <w:p>
-      <w:r>
+      <w:pPr>
+        <w:spacing w:line="336" w:lineRule="auto" w:after="180"/>
+      </w:pPr>
+      <w:r>
+        <w:rPr>
+          <w:b w:val="0"/>
+        </w:rPr>
+        <w:t xml:space="preserve">Which labelled step matches this detail? For count=5, both earlier </w:t>
+      </w:r>
+      <w:r>
+        <w:rPr>
+          <w:b/>
+        </w:rPr>
+        <w:t>condition</w:t>
+      </w:r>
+      <w:r>
+        <w:rPr>
+          <w:b w:val="0"/>
+        </w:rPr>
+        <w:t>s fail, so large is selected.</w:t>
+      </w:r>
+    </w:p>
+    <w:p>
+      <w:pPr>
+        <w:spacing w:line="336" w:lineRule="auto" w:after="180"/>
+        <w:shd w:fill="F4F9FC"/>
+      </w:pPr>
+      <w:r>
+        <w:rPr>
+          <w:b w:val="0"/>
+        </w:rPr>
         <w:t>1. Check validity</w:t>
       </w:r>
     </w:p>
     <w:p>
-      <w:r>
+      <w:pPr>
+        <w:spacing w:line="336" w:lineRule="auto" w:after="180"/>
+        <w:shd w:fill="F4F9FC"/>
+      </w:pPr>
+      <w:r>
+        <w:rPr>
+          <w:b w:val="0"/>
+        </w:rPr>
         <w:t>2. Handle equality</w:t>
       </w:r>
     </w:p>
     <w:p>
-      <w:r>
-        <w:t>3. Check small boundary</w:t>
+      <w:pPr>
+        <w:spacing w:line="336" w:lineRule="auto" w:after="180"/>
+        <w:shd w:fill="F4F9FC"/>
+      </w:pPr>
+      <w:r>
+        <w:rPr>
+          <w:b w:val="0"/>
+        </w:rPr>
+        <w:t xml:space="preserve">3. Check small </w:t>
+      </w:r>
+      <w:r>
+        <w:rPr>
+          <w:b/>
+        </w:rPr>
+        <w:t>boundary</w:t>
       </w:r>
     </w:p>
     <w:p>
@@ -2621,41 +4150,179 @@
       </w:r>
     </w:p>
     <w:p>
-      <w:r>
+      <w:pPr>
+        <w:pStyle w:val="Heading3"/>
+      </w:pPr>
+      <w:r>
+        <w:t>Hint · try first</w:t>
+      </w:r>
+    </w:p>
+    <w:p>
+      <w:pPr>
+        <w:spacing w:line="336" w:lineRule="auto" w:after="180"/>
+        <w:shd w:fill="F1F6F8"/>
+      </w:pPr>
+      <w:r>
+        <w:rPr>
+          <w:b w:val="0"/>
+        </w:rPr>
         <w:t>Hint if needed: Read the steps in the pictorial case. Match the supplied detail to the stage that performs or records it.</w:t>
       </w:r>
     </w:p>
     <w:p>
-      <w:r>
-        <w:t>After your attempt, compare with the supported explanation: Handle equality For count=5, both earlier conditions fail, so large is selected. An if/elif/else chain selects the first matching branch. Putting invalid handling first prevents a negative count from being mislabelled as a small valid collection.</w:t>
-      </w:r>
-    </w:p>
-    <w:p>
       <w:pPr>
         <w:pStyle w:val="Heading3"/>
       </w:pPr>
       <w:r>
+        <w:t>Feedback · compare after trying</w:t>
+      </w:r>
+    </w:p>
+    <w:p>
+      <w:pPr>
+        <w:spacing w:line="336" w:lineRule="auto" w:after="180"/>
+        <w:shd w:fill="F1F6FC"/>
+      </w:pPr>
+      <w:r>
+        <w:rPr>
+          <w:b w:val="0"/>
+        </w:rPr>
+        <w:t xml:space="preserve">After your attempt, compare with the supported explanation: Handle equality For count=5, both earlier </w:t>
+      </w:r>
+      <w:r>
+        <w:rPr>
+          <w:b/>
+        </w:rPr>
+        <w:t>condition</w:t>
+      </w:r>
+      <w:r>
+        <w:rPr>
+          <w:b w:val="0"/>
+        </w:rPr>
+        <w:t xml:space="preserve">s fail, so large is selected. An if/elif/else chain selects the first matching </w:t>
+      </w:r>
+      <w:r>
+        <w:rPr>
+          <w:b/>
+        </w:rPr>
+        <w:t>branch</w:t>
+      </w:r>
+      <w:r>
+        <w:rPr>
+          <w:b w:val="0"/>
+        </w:rPr>
+        <w:t>.</w:t>
+      </w:r>
+    </w:p>
+    <w:p>
+      <w:pPr>
+        <w:spacing w:line="336" w:lineRule="auto" w:after="180"/>
+        <w:shd w:fill="F1F6FC"/>
+      </w:pPr>
+      <w:r>
+        <w:rPr>
+          <w:b w:val="0"/>
+        </w:rPr>
+        <w:t>Putting invalid handling first prevents a negative count from being mislabelled as a small valid collection.</w:t>
+      </w:r>
+    </w:p>
+    <w:p>
+      <w:pPr>
+        <w:pStyle w:val="Heading3"/>
+      </w:pPr>
+      <w:r>
         <w:t>Practice 2: explain the deciding evidence</w:t>
       </w:r>
     </w:p>
     <w:p>
-      <w:r>
-        <w:t>Changed-case practice: Remove the first negative-count branch. Which conclusion is supported by the supplied facts?</w:t>
-      </w:r>
-    </w:p>
-    <w:p>
-      <w:r>
-        <w:t>1. This one example guarantees correct results for every future input.</w:t>
-      </w:r>
-    </w:p>
-    <w:p>
-      <w:r>
+      <w:pPr>
+        <w:pStyle w:val="Heading3"/>
+      </w:pPr>
+      <w:r>
+        <w:t>Changed case · predict first</w:t>
+      </w:r>
+    </w:p>
+    <w:p>
+      <w:pPr>
+        <w:spacing w:line="336" w:lineRule="auto" w:after="180"/>
+        <w:shd w:fill="F5F1FB"/>
+      </w:pPr>
+      <w:r>
+        <w:rPr>
+          <w:b w:val="0"/>
+        </w:rPr>
+        <w:t xml:space="preserve">Changed-case practice: Remove the first negative-count </w:t>
+      </w:r>
+      <w:r>
+        <w:rPr>
+          <w:b/>
+        </w:rPr>
+        <w:t>branch</w:t>
+      </w:r>
+      <w:r>
+        <w:rPr>
+          <w:b w:val="0"/>
+        </w:rPr>
+        <w:t>. Which conclusion is supported by the supplied facts?</w:t>
+      </w:r>
+    </w:p>
+    <w:p>
+      <w:pPr>
+        <w:spacing w:line="336" w:lineRule="auto" w:after="180"/>
+        <w:shd w:fill="F4F9FC"/>
+      </w:pPr>
+      <w:r>
+        <w:rPr>
+          <w:b w:val="0"/>
+        </w:rPr>
+        <w:t xml:space="preserve">1. This one example guarantees correct results for every future </w:t>
+      </w:r>
+      <w:r>
+        <w:rPr>
+          <w:b/>
+        </w:rPr>
+        <w:t>input</w:t>
+      </w:r>
+      <w:r>
+        <w:rPr>
+          <w:b w:val="0"/>
+        </w:rPr>
+        <w:t>.</w:t>
+      </w:r>
+    </w:p>
+    <w:p>
+      <w:pPr>
+        <w:spacing w:line="336" w:lineRule="auto" w:after="180"/>
+        <w:shd w:fill="F4F9FC"/>
+      </w:pPr>
+      <w:r>
+        <w:rPr>
+          <w:b w:val="0"/>
+        </w:rPr>
         <w:t>2. A count of -2 would incorrectly receive small.</w:t>
       </w:r>
     </w:p>
     <w:p>
-      <w:r>
-        <w:t>3. We can decide the result without examining the changed input or the procedure.</w:t>
+      <w:pPr>
+        <w:spacing w:line="336" w:lineRule="auto" w:after="180"/>
+        <w:shd w:fill="F4F9FC"/>
+      </w:pPr>
+      <w:r>
+        <w:rPr>
+          <w:b w:val="0"/>
+        </w:rPr>
+        <w:t xml:space="preserve">3. We can decide the result without examining the changed </w:t>
+      </w:r>
+      <w:r>
+        <w:rPr>
+          <w:b/>
+        </w:rPr>
+        <w:t>input</w:t>
+      </w:r>
+      <w:r>
+        <w:rPr>
+          <w:b w:val="0"/>
+        </w:rPr>
+        <w:t xml:space="preserve"> or the procedure.</w:t>
       </w:r>
     </w:p>
     <w:p>
@@ -2692,12 +4359,54 @@
       </w:r>
     </w:p>
     <w:p>
-      <w:r>
-        <w:t>Hint if needed: Use the changed condition and the deciding step in the pictorial trace. The answer must say what follows from those facts.</w:t>
-      </w:r>
-    </w:p>
-    <w:p>
-      <w:r>
+      <w:pPr>
+        <w:pStyle w:val="Heading3"/>
+      </w:pPr>
+      <w:r>
+        <w:t>Hint · try first</w:t>
+      </w:r>
+    </w:p>
+    <w:p>
+      <w:pPr>
+        <w:spacing w:line="336" w:lineRule="auto" w:after="180"/>
+        <w:shd w:fill="F1F6F8"/>
+      </w:pPr>
+      <w:r>
+        <w:rPr>
+          <w:b w:val="0"/>
+        </w:rPr>
+        <w:t xml:space="preserve">Hint if needed: Use the changed </w:t>
+      </w:r>
+      <w:r>
+        <w:rPr>
+          <w:b/>
+        </w:rPr>
+        <w:t>condition</w:t>
+      </w:r>
+      <w:r>
+        <w:rPr>
+          <w:b w:val="0"/>
+        </w:rPr>
+        <w:t xml:space="preserve"> and the deciding step in the pictorial trace. The answer must say what follows from those facts.</w:t>
+      </w:r>
+    </w:p>
+    <w:p>
+      <w:pPr>
+        <w:pStyle w:val="Heading3"/>
+      </w:pPr>
+      <w:r>
+        <w:t>Feedback · compare after trying</w:t>
+      </w:r>
+    </w:p>
+    <w:p>
+      <w:pPr>
+        <w:spacing w:line="336" w:lineRule="auto" w:after="180"/>
+        <w:shd w:fill="F1F6FC"/>
+      </w:pPr>
+      <w:r>
+        <w:rPr>
+          <w:b w:val="0"/>
+        </w:rPr>
         <w:t>After your attempt, compare with the supported explanation: A count of -2 would incorrectly receive small. Negative two is less than five, but it is not a permitted measured count.</w:t>
       </w:r>
     </w:p>
@@ -2710,13 +4419,83 @@
       </w:r>
     </w:p>
     <w:p>
-      <w:r>
-        <w:t>Review Boolean conditions (python-bridge/4). Goal: Translate stated requirements into comparisons. Short practice: Give both comparison results for ages 11, 15 and 16. Which comparison rejects each outside value, and why does and matter?. Return to this week and explain what you changed.</w:t>
-      </w:r>
-    </w:p>
-    <w:p>
-      <w:r>
-        <w:t>Review Values variables and types (python-bridge/2). Goal: Distinguish integer, floating-point, text and Boolean values. Short practice: Predict both print outputs and explain why they differ. Does count+tag work, and what happens to each valid output after count becomes ten?. Return to this week and explain what you changed.</w:t>
+      <w:pPr>
+        <w:spacing w:line="336" w:lineRule="auto" w:after="180"/>
+      </w:pPr>
+      <w:r>
+        <w:rPr>
+          <w:b w:val="0"/>
+        </w:rPr>
+        <w:t xml:space="preserve">Review Boolean </w:t>
+      </w:r>
+      <w:r>
+        <w:rPr>
+          <w:b/>
+        </w:rPr>
+        <w:t>condition</w:t>
+      </w:r>
+      <w:r>
+        <w:rPr>
+          <w:b w:val="0"/>
+        </w:rPr>
+        <w:t>s (python-bridge/4). Goal: Translate stated requirements into comparisons. Short practice: Give both comparison results for ages 11, 15 and 16.</w:t>
+      </w:r>
+    </w:p>
+    <w:p>
+      <w:pPr>
+        <w:spacing w:line="336" w:lineRule="auto" w:after="180"/>
+      </w:pPr>
+      <w:r>
+        <w:rPr>
+          <w:b w:val="0"/>
+        </w:rPr>
+        <w:t>Which comparison rejects each outside value, and why does and matter?. Return to this week and explain what you changed.</w:t>
+      </w:r>
+    </w:p>
+    <w:p>
+      <w:pPr>
+        <w:spacing w:line="336" w:lineRule="auto" w:after="180"/>
+      </w:pPr>
+      <w:r>
+        <w:rPr>
+          <w:b w:val="0"/>
+        </w:rPr>
+        <w:t xml:space="preserve">Review Values variables and types (python-bridge/2). Goal: Distinguish integer, floating-point, text and Boolean values. Short practice: Predict both print </w:t>
+      </w:r>
+      <w:r>
+        <w:rPr>
+          <w:b/>
+        </w:rPr>
+        <w:t>output</w:t>
+      </w:r>
+      <w:r>
+        <w:rPr>
+          <w:b w:val="0"/>
+        </w:rPr>
+        <w:t>s and explain why they differ.</w:t>
+      </w:r>
+    </w:p>
+    <w:p>
+      <w:pPr>
+        <w:spacing w:line="336" w:lineRule="auto" w:after="180"/>
+      </w:pPr>
+      <w:r>
+        <w:rPr>
+          <w:b w:val="0"/>
+        </w:rPr>
+        <w:t xml:space="preserve">Does count+tag work, and what happens to each valid </w:t>
+      </w:r>
+      <w:r>
+        <w:rPr>
+          <w:b/>
+        </w:rPr>
+        <w:t>output</w:t>
+      </w:r>
+      <w:r>
+        <w:rPr>
+          <w:b w:val="0"/>
+        </w:rPr>
+        <w:t xml:space="preserve"> after count becomes ten?. Return to this week and explain what you changed.</w:t>
       </w:r>
     </w:p>
     <w:p>
@@ -2728,8 +4507,61 @@
       </w:r>
     </w:p>
     <w:p>
-      <w:r>
-        <w:t>The browser lab lets you edit the supported Python examples already included in this lesson. Predict first, run, inspect the actual output or error, change one input, then run again. Keep code, predictions, actual results and a reasoned revision together. On paper, label your result as a trace rather than an execution.</w:t>
+      <w:pPr>
+        <w:spacing w:line="336" w:lineRule="auto" w:after="180"/>
+      </w:pPr>
+      <w:r>
+        <w:rPr>
+          <w:b w:val="0"/>
+        </w:rPr>
+        <w:t xml:space="preserve">The browser lab lets you edit the supported Python examples already included in this lesson. Predict first, run, inspect the actual </w:t>
+      </w:r>
+      <w:r>
+        <w:rPr>
+          <w:b/>
+        </w:rPr>
+        <w:t>output</w:t>
+      </w:r>
+      <w:r>
+        <w:rPr>
+          <w:b w:val="0"/>
+        </w:rPr>
+        <w:t xml:space="preserve"> or error, change one </w:t>
+      </w:r>
+      <w:r>
+        <w:rPr>
+          <w:b/>
+        </w:rPr>
+        <w:t>input</w:t>
+      </w:r>
+      <w:r>
+        <w:rPr>
+          <w:b w:val="0"/>
+        </w:rPr>
+        <w:t>, then run again.</w:t>
+      </w:r>
+    </w:p>
+    <w:p>
+      <w:pPr>
+        <w:spacing w:line="336" w:lineRule="auto" w:after="180"/>
+      </w:pPr>
+      <w:r>
+        <w:rPr>
+          <w:b w:val="0"/>
+        </w:rPr>
+        <w:t xml:space="preserve">Keep code, </w:t>
+      </w:r>
+      <w:r>
+        <w:rPr>
+          <w:b/>
+        </w:rPr>
+        <w:t>prediction</w:t>
+      </w:r>
+      <w:r>
+        <w:rPr>
+          <w:b w:val="0"/>
+        </w:rPr>
+        <w:t>s, actual results and a reasoned revision together. On paper, label your result as a trace rather than an execution.</w:t>
       </w:r>
     </w:p>
     <w:p>
@@ -2741,8 +4573,688 @@
       </w:r>
     </w:p>
     <w:p>
-      <w:r>
-        <w:t>Use Download completed work in the hosted lesson to export your answers, reflections, practice feedback and code-run evidence. Open the HTML copy to read or print it. Drafts stay in this browser when storage is available; clear drafts on a shared device.</w:t>
+      <w:pPr>
+        <w:spacing w:line="336" w:lineRule="auto" w:after="180"/>
+      </w:pPr>
+      <w:r>
+        <w:rPr>
+          <w:b w:val="0"/>
+        </w:rPr>
+        <w:t xml:space="preserve">Use Download completed work in the hosted lesson to export your answers, reflections, practice feedback and code-run </w:t>
+      </w:r>
+      <w:r>
+        <w:rPr>
+          <w:b/>
+        </w:rPr>
+        <w:t>evidence</w:t>
+      </w:r>
+      <w:r>
+        <w:rPr>
+          <w:b w:val="0"/>
+        </w:rPr>
+        <w:t>. Open the HTML copy to read or print it.</w:t>
+      </w:r>
+    </w:p>
+    <w:p>
+      <w:pPr>
+        <w:spacing w:line="336" w:lineRule="auto" w:after="180"/>
+      </w:pPr>
+      <w:r>
+        <w:rPr>
+          <w:b w:val="0"/>
+        </w:rPr>
+        <w:t>Drafts stay in this browser when storage is available; clear drafts on a shared device.</w:t>
+      </w:r>
+    </w:p>
+    <w:p>
+      <w:pPr>
+        <w:pStyle w:val="Heading1"/>
+      </w:pPr>
+      <w:r>
+        <w:t>18. Visual concept journey</w:t>
+      </w:r>
+    </w:p>
+    <w:p>
+      <w:r>
+        <w:t>Explain each Branching and boundary tests graphic using its labels, deciding evidence and relevant limitation.</w:t>
+      </w:r>
+    </w:p>
+    <w:p>
+      <w:pPr>
+        <w:pStyle w:val="Heading3"/>
+      </w:pPr>
+      <w:r>
+        <w:t>01. Branching and boundary tests: the case</w:t>
+      </w:r>
+    </w:p>
+    <w:p>
+      <w:r>
+        <w:drawing>
+          <wp:inline xmlns:a="http://schemas.openxmlformats.org/drawingml/2006/main" xmlns:pic="http://schemas.openxmlformats.org/drawingml/2006/picture">
+            <wp:extent cx="5486400" cy="2834640"/>
+            <wp:docPr id="2" name="Picture 2" descr="Check invalid values before branching. A toy shelf label uses fewer than five books as &quot;small&quot;, otherwise &quot;large&quot;, but negative counts are invalid. Supplied facts: Python 3: if count&lt;0: label=&quot;invalid&quot;; elif count&lt;5: label=&quot;small&quot;; else: label=&quot;large&quot;. Read as indented branches."/>
+            <wp:cNvGraphicFramePr>
+              <a:graphicFrameLocks noChangeAspect="1"/>
+            </wp:cNvGraphicFramePr>
+            <a:graphic>
+              <a:graphicData uri="http://schemas.openxmlformats.org/drawingml/2006/picture">
+                <pic:pic>
+                  <pic:nvPicPr>
+                    <pic:cNvPr id="0" name="academy-story-python-bridge-5-01.png"/>
+                    <pic:cNvPicPr/>
+                  </pic:nvPicPr>
+                  <pic:blipFill>
+                    <a:blip r:embed="rId10"/>
+                    <a:stretch>
+                      <a:fillRect/>
+                    </a:stretch>
+                  </pic:blipFill>
+                  <pic:spPr>
+                    <a:xfrm>
+                      <a:off x="0" y="0"/>
+                      <a:ext cx="5486400" cy="2834640"/>
+                    </a:xfrm>
+                    <a:prstGeom prst="rect"/>
+                  </pic:spPr>
+                </pic:pic>
+              </a:graphicData>
+            </a:graphic>
+          </wp:inline>
+        </w:drawing>
+      </w:r>
+    </w:p>
+    <w:p>
+      <w:pPr>
+        <w:spacing w:line="336" w:lineRule="auto" w:after="180"/>
+      </w:pPr>
+      <w:r>
+        <w:rPr>
+          <w:b w:val="0"/>
+        </w:rPr>
+        <w:t xml:space="preserve">Check invalid values before </w:t>
+      </w:r>
+      <w:r>
+        <w:rPr>
+          <w:b/>
+        </w:rPr>
+        <w:t>branch</w:t>
+      </w:r>
+      <w:r>
+        <w:rPr>
+          <w:b w:val="0"/>
+        </w:rPr>
+        <w:t>ing. A toy shelf label uses fewer than five books as "small", otherwise "large", but negative counts are invalid.</w:t>
+      </w:r>
+    </w:p>
+    <w:p>
+      <w:pPr>
+        <w:spacing w:line="336" w:lineRule="auto" w:after="180"/>
+      </w:pPr>
+      <w:r>
+        <w:rPr>
+          <w:b w:val="0"/>
+        </w:rPr>
+        <w:t xml:space="preserve">Supplied facts: Python 3: if count&lt;0: label="invalid"; elif count&lt;5: label="small"; else: label="large". Read as indented </w:t>
+      </w:r>
+      <w:r>
+        <w:rPr>
+          <w:b/>
+        </w:rPr>
+        <w:t>branch</w:t>
+      </w:r>
+      <w:r>
+        <w:rPr>
+          <w:b w:val="0"/>
+        </w:rPr>
+        <w:t>es.</w:t>
+      </w:r>
+    </w:p>
+    <w:p>
+      <w:pPr>
+        <w:spacing w:line="336" w:lineRule="auto" w:after="180"/>
+        <w:shd w:fill="F5F1FB"/>
+      </w:pPr>
+      <w:r>
+        <w:rPr>
+          <w:b w:val="0"/>
+        </w:rPr>
+        <w:t>Point to the given fact that matters most. Explain why it matters.</w:t>
+      </w:r>
+    </w:p>
+    <w:p>
+      <w:pPr>
+        <w:pStyle w:val="Heading3"/>
+      </w:pPr>
+      <w:r>
+        <w:t>02. Follow the deciding steps</w:t>
+      </w:r>
+    </w:p>
+    <w:p>
+      <w:r>
+        <w:drawing>
+          <wp:inline xmlns:a="http://schemas.openxmlformats.org/drawingml/2006/main" xmlns:pic="http://schemas.openxmlformats.org/drawingml/2006/picture">
+            <wp:extent cx="5486400" cy="3182112"/>
+            <wp:docPr id="3" name="Picture 3" descr="Check validity: For count=-2, the first condition selects invalid. → Check small boundary: For count=4, validity passes and count&lt;5 selects small. → Handle equality: For count=5, both earlier conditions fail, so large is selected."/>
+            <wp:cNvGraphicFramePr>
+              <a:graphicFrameLocks noChangeAspect="1"/>
+            </wp:cNvGraphicFramePr>
+            <a:graphic>
+              <a:graphicData uri="http://schemas.openxmlformats.org/drawingml/2006/picture">
+                <pic:pic>
+                  <pic:nvPicPr>
+                    <pic:cNvPr id="0" name="academy-story-python-bridge-5-02.png"/>
+                    <pic:cNvPicPr/>
+                  </pic:nvPicPr>
+                  <pic:blipFill>
+                    <a:blip r:embed="rId11"/>
+                    <a:stretch>
+                      <a:fillRect/>
+                    </a:stretch>
+                  </pic:blipFill>
+                  <pic:spPr>
+                    <a:xfrm>
+                      <a:off x="0" y="0"/>
+                      <a:ext cx="5486400" cy="3182112"/>
+                    </a:xfrm>
+                    <a:prstGeom prst="rect"/>
+                  </pic:spPr>
+                </pic:pic>
+              </a:graphicData>
+            </a:graphic>
+          </wp:inline>
+        </w:drawing>
+      </w:r>
+    </w:p>
+    <w:p>
+      <w:pPr>
+        <w:spacing w:line="336" w:lineRule="auto" w:after="180"/>
+      </w:pPr>
+      <w:r>
+        <w:rPr>
+          <w:b w:val="0"/>
+        </w:rPr>
+        <w:t xml:space="preserve">Check validity: For count=-2, the first </w:t>
+      </w:r>
+      <w:r>
+        <w:rPr>
+          <w:b/>
+        </w:rPr>
+        <w:t>condition</w:t>
+      </w:r>
+      <w:r>
+        <w:rPr>
+          <w:b w:val="0"/>
+        </w:rPr>
+        <w:t xml:space="preserve"> selects invalid. → Check small </w:t>
+      </w:r>
+      <w:r>
+        <w:rPr>
+          <w:b/>
+        </w:rPr>
+        <w:t>boundary</w:t>
+      </w:r>
+      <w:r>
+        <w:rPr>
+          <w:b w:val="0"/>
+        </w:rPr>
+        <w:t xml:space="preserve">: For count=4, validity passes and count&lt;5 selects small. → Handle equality: For count=5, both earlier </w:t>
+      </w:r>
+      <w:r>
+        <w:rPr>
+          <w:b/>
+        </w:rPr>
+        <w:t>condition</w:t>
+      </w:r>
+      <w:r>
+        <w:rPr>
+          <w:b w:val="0"/>
+        </w:rPr>
+        <w:t>s fail, so large is selected.</w:t>
+      </w:r>
+    </w:p>
+    <w:p>
+      <w:pPr>
+        <w:spacing w:line="336" w:lineRule="auto" w:after="180"/>
+        <w:shd w:fill="F5F1FB"/>
+      </w:pPr>
+      <w:r>
+        <w:rPr>
+          <w:b w:val="0"/>
+        </w:rPr>
+        <w:t xml:space="preserve">Point to each numbered stage and explain which recorded </w:t>
+      </w:r>
+      <w:r>
+        <w:rPr>
+          <w:b/>
+        </w:rPr>
+        <w:t>input</w:t>
+      </w:r>
+      <w:r>
+        <w:rPr>
+          <w:b w:val="0"/>
+        </w:rPr>
+        <w:t xml:space="preserve"> it uses.</w:t>
+      </w:r>
+    </w:p>
+    <w:p>
+      <w:pPr>
+        <w:pStyle w:val="Heading3"/>
+      </w:pPr>
+      <w:r>
+        <w:t>03. Check invalid values before the size rule</w:t>
+      </w:r>
+    </w:p>
+    <w:p>
+      <w:r>
+        <w:drawing>
+          <wp:inline xmlns:a="http://schemas.openxmlformats.org/drawingml/2006/main" xmlns:pic="http://schemas.openxmlformats.org/drawingml/2006/picture">
+            <wp:extent cx="5486400" cy="3785616"/>
+            <wp:docPr id="4" name="Picture 4" descr="First ask count less than zero: yes selects invalid. Otherwise ask count less than five: yes selects small; no selects large. Separate input traces are minus two invalid, four small, five large."/>
+            <wp:cNvGraphicFramePr>
+              <a:graphicFrameLocks noChangeAspect="1"/>
+            </wp:cNvGraphicFramePr>
+            <a:graphic>
+              <a:graphicData uri="http://schemas.openxmlformats.org/drawingml/2006/picture">
+                <pic:pic>
+                  <pic:nvPicPr>
+                    <pic:cNvPr id="0" name="academy-story-python-bridge-5-03.png"/>
+                    <pic:cNvPicPr/>
+                  </pic:nvPicPr>
+                  <pic:blipFill>
+                    <a:blip r:embed="rId12"/>
+                    <a:stretch>
+                      <a:fillRect/>
+                    </a:stretch>
+                  </pic:blipFill>
+                  <pic:spPr>
+                    <a:xfrm>
+                      <a:off x="0" y="0"/>
+                      <a:ext cx="5486400" cy="3785616"/>
+                    </a:xfrm>
+                    <a:prstGeom prst="rect"/>
+                  </pic:spPr>
+                </pic:pic>
+              </a:graphicData>
+            </a:graphic>
+          </wp:inline>
+        </w:drawing>
+      </w:r>
+    </w:p>
+    <w:p>
+      <w:pPr>
+        <w:spacing w:line="336" w:lineRule="auto" w:after="180"/>
+      </w:pPr>
+      <w:r>
+        <w:rPr>
+          <w:b w:val="0"/>
+        </w:rPr>
+        <w:t xml:space="preserve">First ask count less than zero: yes selects invalid. Otherwise ask count less than five: yes selects small; no selects large. Separate </w:t>
+      </w:r>
+      <w:r>
+        <w:rPr>
+          <w:b/>
+        </w:rPr>
+        <w:t>input</w:t>
+      </w:r>
+      <w:r>
+        <w:rPr>
+          <w:b w:val="0"/>
+        </w:rPr>
+        <w:t xml:space="preserve"> traces are minus two invalid, four small, five large.</w:t>
+      </w:r>
+    </w:p>
+    <w:p>
+      <w:pPr>
+        <w:spacing w:line="336" w:lineRule="auto" w:after="180"/>
+        <w:shd w:fill="F5F1FB"/>
+      </w:pPr>
+      <w:r>
+        <w:rPr>
+          <w:b w:val="0"/>
+        </w:rPr>
+        <w:t>Read the labels and values. Explain the relationship the model shows.</w:t>
+      </w:r>
+    </w:p>
+    <w:p>
+      <w:pPr>
+        <w:pStyle w:val="Heading3"/>
+      </w:pPr>
+      <w:r>
+        <w:t>04. Change one thing. Trace what follows.</w:t>
+      </w:r>
+    </w:p>
+    <w:p>
+      <w:r>
+        <w:drawing>
+          <wp:inline xmlns:a="http://schemas.openxmlformats.org/drawingml/2006/main" xmlns:pic="http://schemas.openxmlformats.org/drawingml/2006/picture">
+            <wp:extent cx="5486400" cy="3026664"/>
+            <wp:docPr id="5" name="Picture 5" descr="Original case: For count=5, both earlier conditions fail, so large is selected. Changed condition: Remove the first negative-count branch. Expected result: A count of -2 would incorrectly receive small. Reason: Negative two is less than five, but it is not a permitted measured count."/>
+            <wp:cNvGraphicFramePr>
+              <a:graphicFrameLocks noChangeAspect="1"/>
+            </wp:cNvGraphicFramePr>
+            <a:graphic>
+              <a:graphicData uri="http://schemas.openxmlformats.org/drawingml/2006/picture">
+                <pic:pic>
+                  <pic:nvPicPr>
+                    <pic:cNvPr id="0" name="academy-story-python-bridge-5-04.png"/>
+                    <pic:cNvPicPr/>
+                  </pic:nvPicPr>
+                  <pic:blipFill>
+                    <a:blip r:embed="rId13"/>
+                    <a:stretch>
+                      <a:fillRect/>
+                    </a:stretch>
+                  </pic:blipFill>
+                  <pic:spPr>
+                    <a:xfrm>
+                      <a:off x="0" y="0"/>
+                      <a:ext cx="5486400" cy="3026664"/>
+                    </a:xfrm>
+                    <a:prstGeom prst="rect"/>
+                  </pic:spPr>
+                </pic:pic>
+              </a:graphicData>
+            </a:graphic>
+          </wp:inline>
+        </w:drawing>
+      </w:r>
+    </w:p>
+    <w:p>
+      <w:pPr>
+        <w:spacing w:line="336" w:lineRule="auto" w:after="180"/>
+      </w:pPr>
+      <w:r>
+        <w:rPr>
+          <w:b w:val="0"/>
+        </w:rPr>
+        <w:t xml:space="preserve">Original case: For count=5, both earlier </w:t>
+      </w:r>
+      <w:r>
+        <w:rPr>
+          <w:b/>
+        </w:rPr>
+        <w:t>condition</w:t>
+      </w:r>
+      <w:r>
+        <w:rPr>
+          <w:b w:val="0"/>
+        </w:rPr>
+        <w:t xml:space="preserve">s fail, so large is selected. Changed </w:t>
+      </w:r>
+      <w:r>
+        <w:rPr>
+          <w:b/>
+        </w:rPr>
+        <w:t>condition</w:t>
+      </w:r>
+      <w:r>
+        <w:rPr>
+          <w:b w:val="0"/>
+        </w:rPr>
+        <w:t xml:space="preserve">: Remove the first negative-count </w:t>
+      </w:r>
+      <w:r>
+        <w:rPr>
+          <w:b/>
+        </w:rPr>
+        <w:t>branch</w:t>
+      </w:r>
+      <w:r>
+        <w:rPr>
+          <w:b w:val="0"/>
+        </w:rPr>
+        <w:t>. Expected result: A count of -2 would incorrectly receive small.</w:t>
+      </w:r>
+    </w:p>
+    <w:p>
+      <w:pPr>
+        <w:spacing w:line="336" w:lineRule="auto" w:after="180"/>
+      </w:pPr>
+      <w:r>
+        <w:rPr>
+          <w:b w:val="0"/>
+        </w:rPr>
+        <w:t>Reason: Negative two is less than five, but it is not a permitted measured count.</w:t>
+      </w:r>
+    </w:p>
+    <w:p>
+      <w:pPr>
+        <w:spacing w:line="336" w:lineRule="auto" w:after="180"/>
+        <w:shd w:fill="F5F1FB"/>
+      </w:pPr>
+      <w:r>
+        <w:rPr>
+          <w:b w:val="0"/>
+        </w:rPr>
+        <w:t>Predict before checking the worked changed-case result. Name what changed and what the supplied facts allow you to conclude.</w:t>
+      </w:r>
+    </w:p>
+    <w:p>
+      <w:pPr>
+        <w:pStyle w:val="Heading3"/>
+      </w:pPr>
+      <w:r>
+        <w:t>05. Connect the explanation to its limit</w:t>
+      </w:r>
+    </w:p>
+    <w:p>
+      <w:r>
+        <w:drawing>
+          <wp:inline xmlns:a="http://schemas.openxmlformats.org/drawingml/2006/main" xmlns:pic="http://schemas.openxmlformats.org/drawingml/2006/picture">
+            <wp:extent cx="5486400" cy="2834640"/>
+            <wp:docPr id="6" name="Picture 6" descr="An if/elif/else chain selects the first matching branch. Putting invalid handling first prevents a negative count from being mislabelled as a small valid collection. Limit: The toy procedure assumes numeric counts; validate types and define missing-value behaviour before using it in a real service."/>
+            <wp:cNvGraphicFramePr>
+              <a:graphicFrameLocks noChangeAspect="1"/>
+            </wp:cNvGraphicFramePr>
+            <a:graphic>
+              <a:graphicData uri="http://schemas.openxmlformats.org/drawingml/2006/picture">
+                <pic:pic>
+                  <pic:nvPicPr>
+                    <pic:cNvPr id="0" name="academy-story-python-bridge-5-05.png"/>
+                    <pic:cNvPicPr/>
+                  </pic:nvPicPr>
+                  <pic:blipFill>
+                    <a:blip r:embed="rId14"/>
+                    <a:stretch>
+                      <a:fillRect/>
+                    </a:stretch>
+                  </pic:blipFill>
+                  <pic:spPr>
+                    <a:xfrm>
+                      <a:off x="0" y="0"/>
+                      <a:ext cx="5486400" cy="2834640"/>
+                    </a:xfrm>
+                    <a:prstGeom prst="rect"/>
+                  </pic:spPr>
+                </pic:pic>
+              </a:graphicData>
+            </a:graphic>
+          </wp:inline>
+        </w:drawing>
+      </w:r>
+    </w:p>
+    <w:p>
+      <w:pPr>
+        <w:spacing w:line="336" w:lineRule="auto" w:after="180"/>
+      </w:pPr>
+      <w:r>
+        <w:rPr>
+          <w:b w:val="0"/>
+        </w:rPr>
+        <w:t xml:space="preserve">An if/elif/else chain selects the first matching </w:t>
+      </w:r>
+      <w:r>
+        <w:rPr>
+          <w:b/>
+        </w:rPr>
+        <w:t>branch</w:t>
+      </w:r>
+      <w:r>
+        <w:rPr>
+          <w:b w:val="0"/>
+        </w:rPr>
+        <w:t>. Putting invalid handling first prevents a negative count from being mislabelled as a small valid collection.</w:t>
+      </w:r>
+    </w:p>
+    <w:p>
+      <w:pPr>
+        <w:spacing w:line="336" w:lineRule="auto" w:after="180"/>
+      </w:pPr>
+      <w:r>
+        <w:rPr>
+          <w:b w:val="0"/>
+        </w:rPr>
+        <w:t>Limit: The toy procedure assumes numeric counts; validate types and define missing-value behaviour before using it in a real service.</w:t>
+      </w:r>
+    </w:p>
+    <w:p>
+      <w:pPr>
+        <w:spacing w:line="336" w:lineRule="auto" w:after="180"/>
+        <w:shd w:fill="F5F1FB"/>
+      </w:pPr>
+      <w:r>
+        <w:rPr>
+          <w:b w:val="0"/>
+        </w:rPr>
+        <w:t>Explain the case, then point to a limit on the claim.</w:t>
+      </w:r>
+    </w:p>
+    <w:p>
+      <w:pPr>
+        <w:pStyle w:val="Heading3"/>
+      </w:pPr>
+      <w:r>
+        <w:t>06. Make the idea visible in your project</w:t>
+      </w:r>
+    </w:p>
+    <w:p>
+      <w:r>
+        <w:drawing>
+          <wp:inline xmlns:a="http://schemas.openxmlformats.org/drawingml/2006/main" xmlns:pic="http://schemas.openxmlformats.org/drawingml/2006/picture">
+            <wp:extent cx="5486400" cy="3681984"/>
+            <wp:docPr id="7" name="Picture 7" descr="For Python readiness before the Responsible Plant Classifier, retain a trace of the values, the predicted outputs and the changed-case explanation. Use actual Python 3 results to check the prediction after reasoning first. Draw your input, deciding step, result and limit. Supported question: Trace -2, 4 and 5 through the branches. Explain why the negative check comes first and what label -2 gets if it is removed."/>
+            <wp:cNvGraphicFramePr>
+              <a:graphicFrameLocks noChangeAspect="1"/>
+            </wp:cNvGraphicFramePr>
+            <a:graphic>
+              <a:graphicData uri="http://schemas.openxmlformats.org/drawingml/2006/picture">
+                <pic:pic>
+                  <pic:nvPicPr>
+                    <pic:cNvPr id="0" name="academy-story-python-bridge-5-06.png"/>
+                    <pic:cNvPicPr/>
+                  </pic:nvPicPr>
+                  <pic:blipFill>
+                    <a:blip r:embed="rId15"/>
+                    <a:stretch>
+                      <a:fillRect/>
+                    </a:stretch>
+                  </pic:blipFill>
+                  <pic:spPr>
+                    <a:xfrm>
+                      <a:off x="0" y="0"/>
+                      <a:ext cx="5486400" cy="3681984"/>
+                    </a:xfrm>
+                    <a:prstGeom prst="rect"/>
+                  </pic:spPr>
+                </pic:pic>
+              </a:graphicData>
+            </a:graphic>
+          </wp:inline>
+        </w:drawing>
+      </w:r>
+    </w:p>
+    <w:p>
+      <w:pPr>
+        <w:spacing w:line="336" w:lineRule="auto" w:after="180"/>
+      </w:pPr>
+      <w:r>
+        <w:rPr>
+          <w:b w:val="0"/>
+        </w:rPr>
+        <w:t xml:space="preserve">For Python readiness before the Responsible Plant Classifier, retain a trace of the values, the predicted </w:t>
+      </w:r>
+      <w:r>
+        <w:rPr>
+          <w:b/>
+        </w:rPr>
+        <w:t>output</w:t>
+      </w:r>
+      <w:r>
+        <w:rPr>
+          <w:b w:val="0"/>
+        </w:rPr>
+        <w:t xml:space="preserve">s and the changed-case explanation. Use actual Python 3 results to check the </w:t>
+      </w:r>
+      <w:r>
+        <w:rPr>
+          <w:b/>
+        </w:rPr>
+        <w:t>prediction</w:t>
+      </w:r>
+      <w:r>
+        <w:rPr>
+          <w:b w:val="0"/>
+        </w:rPr>
+        <w:t xml:space="preserve"> after reasoning first.</w:t>
+      </w:r>
+    </w:p>
+    <w:p>
+      <w:pPr>
+        <w:spacing w:line="336" w:lineRule="auto" w:after="180"/>
+      </w:pPr>
+      <w:r>
+        <w:rPr>
+          <w:b w:val="0"/>
+        </w:rPr>
+        <w:t xml:space="preserve">Draw your </w:t>
+      </w:r>
+      <w:r>
+        <w:rPr>
+          <w:b/>
+        </w:rPr>
+        <w:t>input</w:t>
+      </w:r>
+      <w:r>
+        <w:rPr>
+          <w:b w:val="0"/>
+        </w:rPr>
+        <w:t xml:space="preserve">, deciding step, result and limit. Supported question: Trace -2, 4 and 5 through the </w:t>
+      </w:r>
+      <w:r>
+        <w:rPr>
+          <w:b/>
+        </w:rPr>
+        <w:t>branch</w:t>
+      </w:r>
+      <w:r>
+        <w:rPr>
+          <w:b w:val="0"/>
+        </w:rPr>
+        <w:t>es. Explain why the negative check comes first and what label -2 gets if it is removed.</w:t>
+      </w:r>
+    </w:p>
+    <w:p>
+      <w:pPr>
+        <w:spacing w:line="336" w:lineRule="auto" w:after="180"/>
+        <w:shd w:fill="F5F1FB"/>
+      </w:pPr>
+      <w:r>
+        <w:rPr>
+          <w:b w:val="0"/>
+        </w:rPr>
+        <w:t xml:space="preserve">Draw your project trace and justify the deciding step using </w:t>
+      </w:r>
+      <w:r>
+        <w:rPr>
+          <w:b/>
+        </w:rPr>
+        <w:t>evidence</w:t>
+      </w:r>
+      <w:r>
+        <w:rPr>
+          <w:b w:val="0"/>
+        </w:rPr>
+        <w:t>.</w:t>
       </w:r>
     </w:p>
     <w:sectPr>

--- a/downloads/student/bridge-week-05.docx
+++ b/downloads/student/bridge-week-05.docx
@@ -25,12 +25,17 @@
         <w:pStyle w:val="Heading1"/>
       </w:pPr>
       <w:r>
-        <w:t>Before you start</w:t>
-      </w:r>
-    </w:p>
-    <w:p>
-      <w:r>
-        <w:t>Does minutes &lt;= 12 accept exactly 12? How does &lt; differ?</w:t>
+        <w:t>Write the rule. Follow the first match. Test equality.</w:t>
+      </w:r>
+    </w:p>
+    <w:p>
+      <w:r>
+        <w:t>Trace if/elif/else without confusing skipped checks and false checks.</w:t>
+      </w:r>
+    </w:p>
+    <w:p>
+      <w:r>
+        <w:t>Duration chain → book-count validity order → boundary/mutation cases → selected lamp trace → portfolio evidence.</w:t>
       </w:r>
     </w:p>
     <w:p>
@@ -38,20 +43,20 @@
         <w:pStyle w:val="Heading1"/>
       </w:pPr>
       <w:r>
-        <w:t>01. Your mission</w:t>
-      </w:r>
-    </w:p>
-    <w:p>
-      <w:r>
-        <w:t>Start with the target: Trace the selected branch in an if elif else chain. Try the recall before opening notes.</w:t>
-      </w:r>
-    </w:p>
-    <w:p>
-      <w:pPr>
-        <w:pStyle w:val="Heading3"/>
-      </w:pPr>
-      <w:r>
-        <w:t>Your learning target</w:t>
+        <w:t>01. Which branch runs, and which conditions are skipped?</w:t>
+      </w:r>
+    </w:p>
+    <w:p>
+      <w:r>
+        <w:t>Trace the first matching branch and test the exact decision boundary.</w:t>
+      </w:r>
+    </w:p>
+    <w:p>
+      <w:pPr>
+        <w:pStyle w:val="Heading2"/>
+      </w:pPr>
+      <w:r>
+        <w:t>Your learning goals</w:t>
       </w:r>
     </w:p>
     <w:p>
@@ -137,10 +142,113 @@
     </w:p>
     <w:p>
       <w:pPr>
+        <w:pStyle w:val="Heading2"/>
+      </w:pPr>
+      <w:r>
+        <w:t>Recall before notes</w:t>
+      </w:r>
+    </w:p>
+    <w:p>
+      <w:pPr>
+        <w:pStyle w:val="ListBullet"/>
+      </w:pPr>
+      <w:r>
+        <w:t>Close your notes first. A rough first answer helps us choose the right starting point; it is not a score for your ability.</w:t>
+      </w:r>
+    </w:p>
+    <w:p>
+      <w:pPr>
+        <w:pStyle w:val="ListBullet"/>
+      </w:pPr>
+      <w:r>
+        <w:t>Without opening the old lesson, explain one key idea from Boolean conditions. Give an example and a mistake that the idea helps you avoid.</w:t>
+      </w:r>
+    </w:p>
+    <w:p>
+      <w:pPr>
+        <w:pStyle w:val="ListBullet"/>
+      </w:pPr>
+      <w:r>
+        <w:t>Without opening the old lesson, explain one key idea from Values variables and types. Give an example and a mistake that the idea helps you avoid.</w:t>
+      </w:r>
+    </w:p>
+    <w:p>
+      <w:pPr>
+        <w:pStyle w:val="ListBullet"/>
+      </w:pPr>
+      <w:r>
+        <w:t>After trying, check the relevant lesson or ask your teacher. Change the part of your explanation that the evidence shows was wrong.</w:t>
+      </w:r>
+    </w:p>
+    <w:p>
+      <w:pPr>
+        <w:pStyle w:val="ListBullet"/>
+      </w:pPr>
+      <w:r>
+        <w:t>This week you will practise:</w:t>
+      </w:r>
+    </w:p>
+    <w:p>
+      <w:pPr>
+        <w:pStyle w:val="ListBullet"/>
+      </w:pPr>
+      <w:r>
+        <w:t>Trace the selected branch in an if elif else chain</w:t>
+      </w:r>
+    </w:p>
+    <w:p>
+      <w:pPr>
+        <w:pStyle w:val="ListBullet"/>
+      </w:pPr>
+      <w:r>
+        <w:t>Use indentation to identify which statements belong to a branch</w:t>
+      </w:r>
+    </w:p>
+    <w:p>
+      <w:pPr>
+        <w:pStyle w:val="ListBullet"/>
+      </w:pPr>
+      <w:r>
+        <w:t>Test values at and around a decision boundary</w:t>
+      </w:r>
+    </w:p>
+    <w:p>
+      <w:pPr>
+        <w:pStyle w:val="ListBullet"/>
+      </w:pPr>
+      <w:r>
+        <w:t>Does minutes &lt;= 12 accept exactly 12? How does &lt; differ?</w:t>
+      </w:r>
+    </w:p>
+    <w:p>
+      <w:pPr>
         <w:pStyle w:val="Heading3"/>
       </w:pPr>
       <w:r>
-        <w:t>Remember before reading</w:t>
+        <w:t>My starting explanation</w:t>
+      </w:r>
+    </w:p>
+    <w:p>
+      <w:r>
+        <w:t>________________________________________________________________</w:t>
+      </w:r>
+    </w:p>
+    <w:p>
+      <w:r>
+        <w:t>________________________________________________________________</w:t>
+      </w:r>
+    </w:p>
+    <w:p>
+      <w:r>
+        <w:t>________________________________________________________________</w:t>
+      </w:r>
+    </w:p>
+    <w:p>
+      <w:pPr>
+        <w:pStyle w:val="Heading2"/>
+      </w:pPr>
+      <w:r>
+        <w:t>Your end goal</w:t>
       </w:r>
     </w:p>
     <w:p>
@@ -151,18 +259,133 @@
         <w:rPr>
           <w:b w:val="0"/>
         </w:rPr>
-        <w:t>Close your notes first. A rough first answer helps us choose the right starting point; it is not a score for your ability.</w:t>
-      </w:r>
-    </w:p>
-    <w:p>
-      <w:pPr>
-        <w:spacing w:line="336" w:lineRule="auto" w:after="180"/>
-      </w:pPr>
+        <w:t xml:space="preserve">Trace </w:t>
+      </w:r>
+      <w:r>
+        <w:rPr>
+          <w:b/>
+        </w:rPr>
+        <w:t>branch</w:t>
+      </w:r>
       <w:r>
         <w:rPr>
           <w:b w:val="0"/>
         </w:rPr>
-        <w:t xml:space="preserve">Without opening the old lesson, explain one key idea from Boolean </w:t>
+        <w:t xml:space="preserve">ing and </w:t>
+      </w:r>
+      <w:r>
+        <w:rPr>
+          <w:b/>
+        </w:rPr>
+        <w:t>boundary</w:t>
+      </w:r>
+      <w:r>
+        <w:rPr>
+          <w:b w:val="0"/>
+        </w:rPr>
+        <w:t xml:space="preserve"> tests and explain the changed program before running it.</w:t>
+      </w:r>
+    </w:p>
+    <w:p>
+      <w:pPr>
+        <w:pStyle w:val="Heading2"/>
+      </w:pPr>
+      <w:r>
+        <w:t>Earlier wording, alternatives and picture transcripts · reference / check after trying</w:t>
+      </w:r>
+    </w:p>
+    <w:p>
+      <w:pPr>
+        <w:pStyle w:val="Heading3"/>
+      </w:pPr>
+      <w:r>
+        <w:t>Your learning target</w:t>
+      </w:r>
+    </w:p>
+    <w:p>
+      <w:pPr>
+        <w:pStyle w:val="Heading3"/>
+      </w:pPr>
+      <w:r>
+        <w:t>Remember before reading</w:t>
+      </w:r>
+    </w:p>
+    <w:p>
+      <w:pPr>
+        <w:pStyle w:val="Heading3"/>
+      </w:pPr>
+      <w:r>
+        <w:t>Retrieve what you already know</w:t>
+      </w:r>
+    </w:p>
+    <w:p>
+      <w:pPr>
+        <w:pStyle w:val="Heading3"/>
+      </w:pPr>
+      <w:r>
+        <w:t>This week’s end goal</w:t>
+      </w:r>
+    </w:p>
+    <w:p>
+      <w:pPr>
+        <w:pStyle w:val="Heading1"/>
+      </w:pPr>
+      <w:r>
+        <w:t>02. Write the duration rule before the branches</w:t>
+      </w:r>
+    </w:p>
+    <w:p>
+      <w:r>
+        <w:t>Negative is Invalid, zero through twelve is Short, and larger integers are Long.</w:t>
+      </w:r>
+    </w:p>
+    <w:p>
+      <w:pPr>
+        <w:pStyle w:val="Heading2"/>
+      </w:pPr>
+      <w:r>
+        <w:t>The complete classification contract</w:t>
+      </w:r>
+    </w:p>
+    <w:p>
+      <w:pPr>
+        <w:spacing w:line="336" w:lineRule="auto" w:after="180"/>
+      </w:pPr>
+      <w:r>
+        <w:rPr>
+          <w:b w:val="0"/>
+        </w:rPr>
+        <w:t>A fictional activity sorter labels a supplied integer duration. Negative values are Invalid; values from zero through 12 are Short; larger values are Long. The labels describe duration only.</w:t>
+      </w:r>
+    </w:p>
+    <w:p>
+      <w:pPr>
+        <w:spacing w:line="336" w:lineRule="auto" w:after="180"/>
+      </w:pPr>
+      <w:r>
+        <w:rPr>
+          <w:b w:val="0"/>
+        </w:rPr>
+        <w:t>Write this requirement before the program so that a test has an expected answer independent of the code.</w:t>
+      </w:r>
+    </w:p>
+    <w:p>
+      <w:pPr>
+        <w:pStyle w:val="Heading2"/>
+      </w:pPr>
+      <w:r>
+        <w:t>Read colons, alignment and indentation</w:t>
+      </w:r>
+    </w:p>
+    <w:p>
+      <w:pPr>
+        <w:spacing w:line="336" w:lineRule="auto" w:after="180"/>
+      </w:pPr>
+      <w:r>
+        <w:rPr>
+          <w:b w:val="0"/>
+        </w:rPr>
+        <w:t xml:space="preserve">An if statement selects a block when its </w:t>
       </w:r>
       <w:r>
         <w:rPr>
@@ -174,63 +397,42 @@
         <w:rPr>
           <w:b w:val="0"/>
         </w:rPr>
-        <w:t>s. Give an example and a mistake that the idea helps you avoid.</w:t>
-      </w:r>
-    </w:p>
-    <w:p>
-      <w:pPr>
-        <w:spacing w:line="336" w:lineRule="auto" w:after="180"/>
-      </w:pPr>
+        <w:t xml:space="preserve"> is true. An elif is considered only if earlier </w:t>
+      </w:r>
+      <w:r>
+        <w:rPr>
+          <w:b/>
+        </w:rPr>
+        <w:t>condition</w:t>
+      </w:r>
       <w:r>
         <w:rPr>
           <w:b w:val="0"/>
         </w:rPr>
-        <w:t>Without opening the old lesson, explain one key idea from Values variables and types. Give an example and a mistake that the idea helps you avoid.</w:t>
-      </w:r>
-    </w:p>
-    <w:p>
-      <w:pPr>
-        <w:spacing w:line="336" w:lineRule="auto" w:after="180"/>
-      </w:pPr>
+        <w:t xml:space="preserve">s in the same chain were false. An else handles the remaining cases. Colons end the </w:t>
+      </w:r>
+      <w:r>
+        <w:rPr>
+          <w:b/>
+        </w:rPr>
+        <w:t>condition</w:t>
+      </w:r>
       <w:r>
         <w:rPr>
           <w:b w:val="0"/>
         </w:rPr>
-        <w:t xml:space="preserve">After trying, check the relevant lesson or ask your teacher. Change the part of your explanation that the </w:t>
-      </w:r>
-      <w:r>
-        <w:rPr>
-          <w:b/>
-        </w:rPr>
-        <w:t>evidence</w:t>
-      </w:r>
+        <w:t xml:space="preserve"> lines.</w:t>
+      </w:r>
+    </w:p>
+    <w:p>
+      <w:pPr>
+        <w:spacing w:line="336" w:lineRule="auto" w:after="180"/>
+      </w:pPr>
       <w:r>
         <w:rPr>
           <w:b w:val="0"/>
         </w:rPr>
-        <w:t xml:space="preserve"> shows was wrong.</w:t>
-      </w:r>
-    </w:p>
-    <w:p>
-      <w:pPr>
-        <w:spacing w:line="336" w:lineRule="auto" w:after="180"/>
-      </w:pPr>
-      <w:r>
-        <w:rPr>
-          <w:b w:val="0"/>
-        </w:rPr>
-        <w:t>This week you will practise:</w:t>
-      </w:r>
-    </w:p>
-    <w:p>
-      <w:pPr>
-        <w:spacing w:line="336" w:lineRule="auto" w:after="180"/>
-      </w:pPr>
-      <w:r>
-        <w:rPr>
-          <w:b w:val="0"/>
-        </w:rPr>
-        <w:t xml:space="preserve">Trace the selected </w:t>
+        <w:t xml:space="preserve">Use four spaces for the indented statements and keep related </w:t>
       </w:r>
       <w:r>
         <w:rPr>
@@ -242,53 +444,15 @@
         <w:rPr>
           <w:b w:val="0"/>
         </w:rPr>
-        <w:t xml:space="preserve"> in an if elif else chain</w:t>
-      </w:r>
-    </w:p>
-    <w:p>
-      <w:pPr>
-        <w:spacing w:line="336" w:lineRule="auto" w:after="180"/>
-      </w:pPr>
-      <w:r>
-        <w:rPr>
-          <w:b w:val="0"/>
-        </w:rPr>
-        <w:t xml:space="preserve">Use </w:t>
-      </w:r>
-      <w:r>
-        <w:rPr>
-          <w:b/>
-        </w:rPr>
-        <w:t>indentation</w:t>
-      </w:r>
-      <w:r>
-        <w:rPr>
-          <w:b w:val="0"/>
-        </w:rPr>
-        <w:t xml:space="preserve"> to identify which statements belong to a </w:t>
-      </w:r>
-      <w:r>
-        <w:rPr>
-          <w:b/>
-        </w:rPr>
-        <w:t>branch</w:t>
-      </w:r>
-    </w:p>
-    <w:p>
-      <w:pPr>
-        <w:spacing w:line="336" w:lineRule="auto" w:after="180"/>
-      </w:pPr>
-      <w:r>
-        <w:rPr>
-          <w:b w:val="0"/>
-        </w:rPr>
-        <w:t xml:space="preserve">Test values at and around a decision </w:t>
-      </w:r>
-      <w:r>
-        <w:rPr>
-          <w:b/>
-        </w:rPr>
-        <w:t>boundary</w:t>
+        <w:t>es aligned.</w:t>
+      </w:r>
+    </w:p>
+    <w:p>
+      <w:pPr>
+        <w:pStyle w:val="Heading2"/>
+      </w:pPr>
+      <w:r>
+        <w:t>Your first explanation</w:t>
       </w:r>
     </w:p>
     <w:p>
@@ -296,27 +460,7 @@
         <w:pStyle w:val="Heading3"/>
       </w:pPr>
       <w:r>
-        <w:t>Retrieve what you already know</w:t>
-      </w:r>
-    </w:p>
-    <w:p>
-      <w:pPr>
-        <w:spacing w:line="336" w:lineRule="auto" w:after="180"/>
-        <w:shd w:fill="F5F1FB"/>
-      </w:pPr>
-      <w:r>
-        <w:rPr>
-          <w:b w:val="0"/>
-        </w:rPr>
-        <w:t>Does minutes &lt;= 12 accept exactly 12? How does &lt; differ?</w:t>
-      </w:r>
-    </w:p>
-    <w:p>
-      <w:pPr>
-        <w:pStyle w:val="Heading3"/>
-      </w:pPr>
-      <w:r>
-        <w:t>My starting explanation</w:t>
+        <w:t>List the given facts and one fact that is not supplied.</w:t>
       </w:r>
     </w:p>
     <w:p>
@@ -336,186 +480,23 @@
     </w:p>
     <w:p>
       <w:pPr>
-        <w:pStyle w:val="Heading3"/>
-      </w:pPr>
-      <w:r>
-        <w:t>This week’s end goal</w:t>
-      </w:r>
-    </w:p>
-    <w:p>
-      <w:pPr>
-        <w:spacing w:line="336" w:lineRule="auto" w:after="180"/>
-      </w:pPr>
-      <w:r>
-        <w:rPr>
-          <w:b w:val="0"/>
-        </w:rPr>
-        <w:t xml:space="preserve">Trace </w:t>
-      </w:r>
-      <w:r>
-        <w:rPr>
-          <w:b/>
-        </w:rPr>
-        <w:t>branch</w:t>
-      </w:r>
-      <w:r>
-        <w:rPr>
-          <w:b w:val="0"/>
-        </w:rPr>
-        <w:t xml:space="preserve">ing and </w:t>
-      </w:r>
-      <w:r>
-        <w:rPr>
-          <w:b/>
-        </w:rPr>
-        <w:t>boundary</w:t>
-      </w:r>
-      <w:r>
-        <w:rPr>
-          <w:b w:val="0"/>
-        </w:rPr>
-        <w:t xml:space="preserve"> tests and explain the changed program before running it.</w:t>
-      </w:r>
-    </w:p>
-    <w:p>
-      <w:pPr>
         <w:pStyle w:val="Heading1"/>
       </w:pPr>
       <w:r>
-        <w:t>02. Notice the evidence</w:t>
-      </w:r>
-    </w:p>
-    <w:p>
-      <w:r>
-        <w:t>Investigate the supplied Branching and boundary tests case. Separate observations, given facts and assumptions before choosing an explanation.</w:t>
-      </w:r>
-    </w:p>
-    <w:p>
-      <w:pPr>
-        <w:spacing w:line="336" w:lineRule="auto" w:after="180"/>
-      </w:pPr>
-      <w:r>
-        <w:rPr>
-          <w:b w:val="0"/>
-        </w:rPr>
-        <w:t>A fictional activity sorter labels a supplied integer duration. Negative values are Invalid; values from zero through 12 are Short; larger values are Long. The labels describe duration only.</w:t>
-      </w:r>
-    </w:p>
-    <w:p>
-      <w:pPr>
-        <w:spacing w:line="336" w:lineRule="auto" w:after="180"/>
-      </w:pPr>
-      <w:r>
-        <w:rPr>
-          <w:b w:val="0"/>
-        </w:rPr>
-        <w:t>Write this requirement before the program so that a test has an expected answer independent of the code.</w:t>
-      </w:r>
-    </w:p>
-    <w:p>
-      <w:pPr>
-        <w:spacing w:line="336" w:lineRule="auto" w:after="180"/>
-      </w:pPr>
-      <w:r>
-        <w:rPr>
-          <w:b w:val="0"/>
-        </w:rPr>
-        <w:t xml:space="preserve">An if statement selects a block when its </w:t>
-      </w:r>
-      <w:r>
-        <w:rPr>
-          <w:b/>
-        </w:rPr>
-        <w:t>condition</w:t>
-      </w:r>
-      <w:r>
-        <w:rPr>
-          <w:b w:val="0"/>
-        </w:rPr>
-        <w:t xml:space="preserve"> is true. An elif is considered only if earlier </w:t>
-      </w:r>
-      <w:r>
-        <w:rPr>
-          <w:b/>
-        </w:rPr>
-        <w:t>condition</w:t>
-      </w:r>
-      <w:r>
-        <w:rPr>
-          <w:b w:val="0"/>
-        </w:rPr>
-        <w:t xml:space="preserve">s in the same chain were false. An else handles the remaining cases. Colons end the </w:t>
-      </w:r>
-      <w:r>
-        <w:rPr>
-          <w:b/>
-        </w:rPr>
-        <w:t>condition</w:t>
-      </w:r>
-      <w:r>
-        <w:rPr>
-          <w:b w:val="0"/>
-        </w:rPr>
-        <w:t xml:space="preserve"> lines.</w:t>
-      </w:r>
-    </w:p>
-    <w:p>
-      <w:pPr>
-        <w:spacing w:line="336" w:lineRule="auto" w:after="180"/>
-      </w:pPr>
-      <w:r>
-        <w:rPr>
-          <w:b w:val="0"/>
-        </w:rPr>
-        <w:t xml:space="preserve">Use four spaces for the indented statements and keep related </w:t>
-      </w:r>
-      <w:r>
-        <w:rPr>
-          <w:b/>
-        </w:rPr>
-        <w:t>branch</w:t>
-      </w:r>
-      <w:r>
-        <w:rPr>
-          <w:b w:val="0"/>
-        </w:rPr>
-        <w:t>es aligned.</w:t>
-      </w:r>
-    </w:p>
-    <w:p>
-      <w:pPr>
-        <w:pStyle w:val="Heading3"/>
-      </w:pPr>
-      <w:r>
-        <w:t>List the given facts and one fact that is not supplied.</w:t>
-      </w:r>
-    </w:p>
-    <w:p>
-      <w:r>
-        <w:t>________________________________________________________________</w:t>
-      </w:r>
-    </w:p>
-    <w:p>
-      <w:r>
-        <w:t>________________________________________________________________</w:t>
-      </w:r>
-    </w:p>
-    <w:p>
-      <w:r>
-        <w:t>________________________________________________________________</w:t>
-      </w:r>
-    </w:p>
-    <w:p>
-      <w:pPr>
-        <w:pStyle w:val="Heading1"/>
-      </w:pPr>
-      <w:r>
-        <w:t>03. See how it works</w:t>
-      </w:r>
-    </w:p>
-    <w:p>
-      <w:r>
-        <w:t>Follow the mechanism for Branching and boundary tests. Connect each labelled input, deciding step and result.</w:t>
+        <w:t>03. Trace checked and skipped conditions separately</w:t>
+      </w:r>
+    </w:p>
+    <w:p>
+      <w:r>
+        <w:t>print runs after the chain because it is outside every branch.</w:t>
+      </w:r>
+    </w:p>
+    <w:p>
+      <w:pPr>
+        <w:pStyle w:val="Heading2"/>
+      </w:pPr>
+      <w:r>
+        <w:t>Connect input to selected path</w:t>
       </w:r>
     </w:p>
     <w:p>
@@ -675,6 +656,14 @@
       </w:r>
     </w:p>
     <w:p>
+      <w:pPr>
+        <w:pStyle w:val="Heading2"/>
+      </w:pPr>
+      <w:r>
+        <w:t>Complete duration-classifier script</w:t>
+      </w:r>
+    </w:p>
+    <w:p>
       <w:r>
         <w:rPr>
           <w:rFonts w:ascii="Courier New" w:hAnsi="Courier New"/>
@@ -699,6 +688,206 @@
     </w:p>
     <w:p>
       <w:pPr>
+        <w:pStyle w:val="Heading2"/>
+      </w:pPr>
+      <w:r>
+        <w:t>Inspect tested and skipped checks</w:t>
+      </w:r>
+    </w:p>
+    <w:tbl>
+      <w:tblPr>
+        <w:tblStyle w:val="LightShading-Accent1"/>
+        <w:tblW w:type="auto" w:w="0"/>
+        <w:tblLook w:firstColumn="1" w:firstRow="1" w:lastColumn="0" w:lastRow="0" w:noHBand="0" w:noVBand="1" w:val="04A0"/>
+      </w:tblPr>
+      <w:tblGrid>
+        <w:gridCol w:w="2556"/>
+        <w:gridCol w:w="2556"/>
+        <w:gridCol w:w="2556"/>
+        <w:gridCol w:w="2556"/>
+      </w:tblGrid>
+      <w:tr>
+        <w:trPr>
+          <w:tblHeader/>
+        </w:trPr>
+        <w:tc>
+          <w:tcPr>
+            <w:tcW w:type="dxa" w:w="2556"/>
+          </w:tcPr>
+          <w:p>
+            <w:r>
+              <w:t>minutes</w:t>
+            </w:r>
+          </w:p>
+        </w:tc>
+        <w:tc>
+          <w:tcPr>
+            <w:tcW w:type="dxa" w:w="2556"/>
+          </w:tcPr>
+          <w:p>
+            <w:r>
+              <w:t>minutes&lt;0</w:t>
+            </w:r>
+          </w:p>
+        </w:tc>
+        <w:tc>
+          <w:tcPr>
+            <w:tcW w:type="dxa" w:w="2556"/>
+          </w:tcPr>
+          <w:p>
+            <w:r>
+              <w:t>minutes&lt;=12 in this chain</w:t>
+            </w:r>
+          </w:p>
+        </w:tc>
+        <w:tc>
+          <w:tcPr>
+            <w:tcW w:type="dxa" w:w="2556"/>
+          </w:tcPr>
+          <w:p>
+            <w:r>
+              <w:t>Selected label</w:t>
+            </w:r>
+          </w:p>
+        </w:tc>
+      </w:tr>
+      <w:tr>
+        <w:tc>
+          <w:tcPr>
+            <w:tcW w:type="dxa" w:w="2556"/>
+          </w:tcPr>
+          <w:p>
+            <w:r>
+              <w:t>-1</w:t>
+            </w:r>
+          </w:p>
+        </w:tc>
+        <w:tc>
+          <w:tcPr>
+            <w:tcW w:type="dxa" w:w="2556"/>
+          </w:tcPr>
+          <w:p>
+            <w:r>
+              <w:t>True</w:t>
+            </w:r>
+          </w:p>
+        </w:tc>
+        <w:tc>
+          <w:tcPr>
+            <w:tcW w:type="dxa" w:w="2556"/>
+          </w:tcPr>
+          <w:p>
+            <w:r>
+              <w:t>Skipped</w:t>
+            </w:r>
+          </w:p>
+        </w:tc>
+        <w:tc>
+          <w:tcPr>
+            <w:tcW w:type="dxa" w:w="2556"/>
+          </w:tcPr>
+          <w:p>
+            <w:r>
+              <w:t>Invalid</w:t>
+            </w:r>
+          </w:p>
+        </w:tc>
+      </w:tr>
+      <w:tr>
+        <w:tc>
+          <w:tcPr>
+            <w:tcW w:type="dxa" w:w="2556"/>
+          </w:tcPr>
+          <w:p>
+            <w:r>
+              <w:t>12</w:t>
+            </w:r>
+          </w:p>
+        </w:tc>
+        <w:tc>
+          <w:tcPr>
+            <w:tcW w:type="dxa" w:w="2556"/>
+          </w:tcPr>
+          <w:p>
+            <w:r>
+              <w:t>False</w:t>
+            </w:r>
+          </w:p>
+        </w:tc>
+        <w:tc>
+          <w:tcPr>
+            <w:tcW w:type="dxa" w:w="2556"/>
+          </w:tcPr>
+          <w:p>
+            <w:r>
+              <w:t>True</w:t>
+            </w:r>
+          </w:p>
+        </w:tc>
+        <w:tc>
+          <w:tcPr>
+            <w:tcW w:type="dxa" w:w="2556"/>
+          </w:tcPr>
+          <w:p>
+            <w:r>
+              <w:t>Short</w:t>
+            </w:r>
+          </w:p>
+        </w:tc>
+      </w:tr>
+      <w:tr>
+        <w:tc>
+          <w:tcPr>
+            <w:tcW w:type="dxa" w:w="2556"/>
+          </w:tcPr>
+          <w:p>
+            <w:r>
+              <w:t>13</w:t>
+            </w:r>
+          </w:p>
+        </w:tc>
+        <w:tc>
+          <w:tcPr>
+            <w:tcW w:type="dxa" w:w="2556"/>
+          </w:tcPr>
+          <w:p>
+            <w:r>
+              <w:t>False</w:t>
+            </w:r>
+          </w:p>
+        </w:tc>
+        <w:tc>
+          <w:tcPr>
+            <w:tcW w:type="dxa" w:w="2556"/>
+          </w:tcPr>
+          <w:p>
+            <w:r>
+              <w:t>False</w:t>
+            </w:r>
+          </w:p>
+        </w:tc>
+        <w:tc>
+          <w:tcPr>
+            <w:tcW w:type="dxa" w:w="2556"/>
+          </w:tcPr>
+          <w:p>
+            <w:r>
+              <w:t>Long via else</w:t>
+            </w:r>
+          </w:p>
+        </w:tc>
+      </w:tr>
+    </w:tbl>
+    <w:p>
+      <w:pPr>
+        <w:pStyle w:val="Heading2"/>
+      </w:pPr>
+      <w:r>
+        <w:t>Read assignment and output scope</w:t>
+      </w:r>
+    </w:p>
+    <w:p>
+      <w:pPr>
         <w:spacing w:line="336" w:lineRule="auto" w:after="180"/>
       </w:pPr>
       <w:r>
@@ -757,6 +946,30 @@
     </w:p>
     <w:p>
       <w:pPr>
+        <w:pStyle w:val="Heading2"/>
+      </w:pPr>
+      <w:r>
+        <w:t>Explain the deciding step</w:t>
+      </w:r>
+    </w:p>
+    <w:p>
+      <w:pPr>
+        <w:pStyle w:val="ListBullet"/>
+      </w:pPr>
+      <w:r>
+        <w:t>Point to the input, the deciding step and the result in this week’s visual. Explain the same step in ordinary words. A picture helps when you can say what each part represents.</w:t>
+      </w:r>
+    </w:p>
+    <w:p>
+      <w:pPr>
+        <w:pStyle w:val="Heading2"/>
+      </w:pPr>
+      <w:r>
+        <w:t>Earlier wording, alternatives and picture transcripts · reference / check after trying</w:t>
+      </w:r>
+    </w:p>
+    <w:p>
+      <w:pPr>
         <w:pStyle w:val="Heading3"/>
       </w:pPr>
       <w:r>
@@ -765,25 +978,140 @@
     </w:p>
     <w:p>
       <w:pPr>
+        <w:pStyle w:val="Heading1"/>
+      </w:pPr>
+      <w:r>
+        <w:t>04. Compare a genuine branch chain with repeated independent IFs</w:t>
+      </w:r>
+    </w:p>
+    <w:p>
+      <w:r>
+        <w:t>The second independent decision can overwrite the first label.</w:t>
+      </w:r>
+    </w:p>
+    <w:p>
+      <w:pPr>
+        <w:pStyle w:val="Heading2"/>
+      </w:pPr>
+      <w:r>
+        <w:t>Predict the supported change</w:t>
+      </w:r>
+    </w:p>
+    <w:p>
+      <w:pPr>
+        <w:pStyle w:val="ListBullet"/>
+      </w:pPr>
+      <w:r>
+        <w:t>For -1, 12 and 13, record checked conditions, skipped conditions and the final label. Run each as a fresh script after predicting.</w:t>
+      </w:r>
+    </w:p>
+    <w:p>
+      <w:pPr>
+        <w:pStyle w:val="Heading3"/>
+      </w:pPr>
+      <w:r>
+        <w:t>Keep the procedure fixed. Explain what changed in the inputs and result.</w:t>
+      </w:r>
+    </w:p>
+    <w:p>
+      <w:r>
+        <w:t>________________________________________________________________</w:t>
+      </w:r>
+    </w:p>
+    <w:p>
+      <w:r>
+        <w:t>________________________________________________________________</w:t>
+      </w:r>
+    </w:p>
+    <w:p>
+      <w:r>
+        <w:t>________________________________________________________________</w:t>
+      </w:r>
+    </w:p>
+    <w:p>
+      <w:r>
+        <w:t>________________________________________________________________</w:t>
+      </w:r>
+    </w:p>
+    <w:p>
+      <w:r>
+        <w:t>________________________________________________________________</w:t>
+      </w:r>
+    </w:p>
+    <w:p>
+      <w:pPr>
+        <w:pStyle w:val="Heading2"/>
+      </w:pPr>
+      <w:r>
+        <w:t>Predict the pictured variant</w:t>
+      </w:r>
+    </w:p>
+    <w:p>
+      <w:pPr>
+        <w:pStyle w:val="ListBullet"/>
+      </w:pPr>
+      <w:r>
+        <w:t>Change: Remove the first negative-count branch.</w:t>
+      </w:r>
+    </w:p>
+    <w:p>
+      <w:pPr>
+        <w:pStyle w:val="Heading2"/>
+      </w:pPr>
+      <w:r>
+        <w:t>Check after predicting · reference / check after trying</w:t>
+      </w:r>
+    </w:p>
+    <w:p>
+      <w:pPr>
         <w:spacing w:line="336" w:lineRule="auto" w:after="180"/>
       </w:pPr>
+      <w:r>
+        <w:rPr>
+          <w:b/>
+        </w:rPr>
+        <w:t>Prediction</w:t>
+      </w:r>
       <w:r>
         <w:rPr>
           <w:b w:val="0"/>
         </w:rPr>
-        <w:t xml:space="preserve">Point to the </w:t>
-      </w:r>
-      <w:r>
-        <w:rPr>
-          <w:b/>
-        </w:rPr>
-        <w:t>input</w:t>
-      </w:r>
+        <w:t>: A count of -2 would incorrectly receive small.</w:t>
+      </w:r>
+    </w:p>
+    <w:p>
+      <w:pPr>
+        <w:spacing w:line="336" w:lineRule="auto" w:after="180"/>
+      </w:pPr>
       <w:r>
         <w:rPr>
           <w:b w:val="0"/>
         </w:rPr>
-        <w:t>, the deciding step and the result in this week’s visual. Explain the same step in ordinary words. A picture helps when you can say what each part represents.</w:t>
+        <w:t>Reason: Negative two is less than five, but it is not a permitted measured count.</w:t>
+      </w:r>
+    </w:p>
+    <w:p>
+      <w:pPr>
+        <w:pStyle w:val="Heading2"/>
+      </w:pPr>
+      <w:r>
+        <w:t>Earlier wording, alternatives and picture transcripts · reference / check after trying</w:t>
+      </w:r>
+    </w:p>
+    <w:p>
+      <w:pPr>
+        <w:pStyle w:val="Heading3"/>
+      </w:pPr>
+      <w:r>
+        <w:t>Compare a familiar case with a changed case</w:t>
+      </w:r>
+    </w:p>
+    <w:p>
+      <w:pPr>
+        <w:pStyle w:val="Heading3"/>
+      </w:pPr>
+      <w:r>
+        <w:t>Change one thing in the pictured case</w:t>
       </w:r>
     </w:p>
     <w:p>
@@ -791,20 +1119,20 @@
         <w:pStyle w:val="Heading1"/>
       </w:pPr>
       <w:r>
-        <w:t>04. Compare the cases</w:t>
-      </w:r>
-    </w:p>
-    <w:p>
-      <w:r>
-        <w:t>Compare the supplied cases for Branching and boundary tests. Identify the detail that changes the conclusion.</w:t>
-      </w:r>
-    </w:p>
-    <w:p>
-      <w:pPr>
-        <w:pStyle w:val="Heading3"/>
-      </w:pPr>
-      <w:r>
-        <w:t>Compare a familiar case with a changed case</w:t>
+        <w:t>06. Trace negative, below-five and equality book counts</w:t>
+      </w:r>
+    </w:p>
+    <w:p>
+      <w:r>
+        <w:t>Validity is checked before the small/large decision.</w:t>
+      </w:r>
+    </w:p>
+    <w:p>
+      <w:pPr>
+        <w:pStyle w:val="Heading2"/>
+      </w:pPr>
+      <w:r>
+        <w:t>Read the complete pictured rules and scope</w:t>
       </w:r>
     </w:p>
     <w:p>
@@ -815,92 +1143,7 @@
         <w:rPr>
           <w:b w:val="0"/>
         </w:rPr>
-        <w:t xml:space="preserve">For -1, 12 and 13, record checked </w:t>
-      </w:r>
-      <w:r>
-        <w:rPr>
-          <w:b/>
-        </w:rPr>
-        <w:t>condition</w:t>
-      </w:r>
-      <w:r>
-        <w:rPr>
-          <w:b w:val="0"/>
-        </w:rPr>
-        <w:t xml:space="preserve">s, skipped </w:t>
-      </w:r>
-      <w:r>
-        <w:rPr>
-          <w:b/>
-        </w:rPr>
-        <w:t>condition</w:t>
-      </w:r>
-      <w:r>
-        <w:rPr>
-          <w:b w:val="0"/>
-        </w:rPr>
-        <w:t>s and the final label. Run each as a fresh script after predicting.</w:t>
-      </w:r>
-    </w:p>
-    <w:p>
-      <w:pPr>
-        <w:pStyle w:val="Heading3"/>
-      </w:pPr>
-      <w:r>
-        <w:t>Keep the procedure fixed. Explain what changed in the inputs and result.</w:t>
-      </w:r>
-    </w:p>
-    <w:p>
-      <w:r>
-        <w:t>________________________________________________________________</w:t>
-      </w:r>
-    </w:p>
-    <w:p>
-      <w:r>
-        <w:t>________________________________________________________________</w:t>
-      </w:r>
-    </w:p>
-    <w:p>
-      <w:r>
-        <w:t>________________________________________________________________</w:t>
-      </w:r>
-    </w:p>
-    <w:p>
-      <w:r>
-        <w:t>________________________________________________________________</w:t>
-      </w:r>
-    </w:p>
-    <w:p>
-      <w:r>
-        <w:t>________________________________________________________________</w:t>
-      </w:r>
-    </w:p>
-    <w:p>
-      <w:pPr>
-        <w:pStyle w:val="Heading3"/>
-      </w:pPr>
-      <w:r>
-        <w:t>Change one thing in the pictured case</w:t>
-      </w:r>
-    </w:p>
-    <w:p>
-      <w:pPr>
-        <w:pStyle w:val="Heading3"/>
-      </w:pPr>
-      <w:r>
-        <w:t>Change one thing</w:t>
-      </w:r>
-    </w:p>
-    <w:p>
-      <w:pPr>
-        <w:spacing w:line="336" w:lineRule="auto" w:after="180"/>
-        <w:shd w:fill="F5F1FB"/>
-      </w:pPr>
-      <w:r>
-        <w:rPr>
-          <w:b w:val="0"/>
-        </w:rPr>
-        <w:t xml:space="preserve">Change: Remove the first negative-count </w:t>
+        <w:t xml:space="preserve">Check invalid values before </w:t>
       </w:r>
       <w:r>
         <w:rPr>
@@ -912,66 +1155,104 @@
         <w:rPr>
           <w:b w:val="0"/>
         </w:rPr>
-        <w:t>.</w:t>
-      </w:r>
-    </w:p>
-    <w:p>
-      <w:pPr>
-        <w:pStyle w:val="Heading3"/>
-      </w:pPr>
-      <w:r>
-        <w:t>Predicted result</w:t>
+        <w:t>ing. A toy shelf label uses fewer than five books as "small", otherwise "large", but negative counts are invalid.</w:t>
       </w:r>
     </w:p>
     <w:p>
       <w:pPr>
         <w:spacing w:line="336" w:lineRule="auto" w:after="180"/>
-        <w:shd w:fill="F1F6FC"/>
-      </w:pPr>
+      </w:pPr>
+      <w:r>
+        <w:rPr>
+          <w:b w:val="0"/>
+        </w:rPr>
+        <w:t xml:space="preserve">Python 3: if count&lt;0: label="invalid"; elif count&lt;5: label="small"; else: label="large". Read as indented </w:t>
+      </w:r>
       <w:r>
         <w:rPr>
           <w:b/>
         </w:rPr>
-        <w:t>Prediction</w:t>
+        <w:t>branch</w:t>
       </w:r>
       <w:r>
         <w:rPr>
           <w:b w:val="0"/>
         </w:rPr>
-        <w:t>: A count of -2 would incorrectly receive small.</w:t>
-      </w:r>
-    </w:p>
-    <w:p>
-      <w:pPr>
-        <w:pStyle w:val="Heading3"/>
-      </w:pPr>
-      <w:r>
-        <w:t>Why the result follows</w:t>
+        <w:t>es.</w:t>
       </w:r>
     </w:p>
     <w:p>
       <w:pPr>
         <w:spacing w:line="336" w:lineRule="auto" w:after="180"/>
-        <w:shd w:fill="F1F6FC"/>
       </w:pPr>
       <w:r>
         <w:rPr>
           <w:b w:val="0"/>
         </w:rPr>
-        <w:t>Reason: Negative two is less than five, but it is not a permitted measured count.</w:t>
-      </w:r>
-    </w:p>
-    <w:p>
-      <w:pPr>
-        <w:pStyle w:val="Heading1"/>
-      </w:pPr>
-      <w:r>
-        <w:t>05. Words that unlock the idea</w:t>
-      </w:r>
-    </w:p>
-    <w:p>
-      <w:r>
-        <w:t>Use the vocabulary of Branching and boundary tests to explain a concrete decision, rather than only memorising definitions.</w:t>
+        <w:t>Keep three toy contracts distinct. Activity durations use Invalid/Short/Long with upper Short boundary 12. Pictured book counts use invalid/small/large with small strictly below 5. The independent lamp-reading task states its own 0..100 range and 30 threshold. All these examples use supplied integer inputs; numeric comparisons do not implement arbitrary type validation or physical device control.</w:t>
+      </w:r>
+    </w:p>
+    <w:p>
+      <w:pPr>
+        <w:spacing w:line="336" w:lineRule="auto" w:after="180"/>
+      </w:pPr>
+      <w:r>
+        <w:rPr>
+          <w:b w:val="0"/>
+        </w:rPr>
+        <w:t>The abbreviated picture notation is expanded into runnable indented Python below.</w:t>
+      </w:r>
+    </w:p>
+    <w:p>
+      <w:pPr>
+        <w:pStyle w:val="Heading2"/>
+      </w:pPr>
+      <w:r>
+        <w:t>Trace validity and the strict boundary</w:t>
+      </w:r>
+    </w:p>
+    <w:p>
+      <w:r>
+        <w:drawing>
+          <wp:inline xmlns:a="http://schemas.openxmlformats.org/drawingml/2006/main" xmlns:pic="http://schemas.openxmlformats.org/drawingml/2006/picture">
+            <wp:extent cx="5486400" cy="3182112"/>
+            <wp:docPr id="1" name="Picture 1" descr="Check validity: For count=-2, the first condition selects invalid. → Check small boundary: For count=4, validity passes and count&lt;5 selects small. → Handle equality: For count=5, both earlier conditions fail, so large is selected."/>
+            <wp:cNvGraphicFramePr>
+              <a:graphicFrameLocks noChangeAspect="1"/>
+            </wp:cNvGraphicFramePr>
+            <a:graphic>
+              <a:graphicData uri="http://schemas.openxmlformats.org/drawingml/2006/picture">
+                <pic:pic>
+                  <pic:nvPicPr>
+                    <pic:cNvPr id="0" name="academy-story-python-bridge-5-02.png"/>
+                    <pic:cNvPicPr/>
+                  </pic:nvPicPr>
+                  <pic:blipFill>
+                    <a:blip r:embed="rId9"/>
+                    <a:stretch>
+                      <a:fillRect/>
+                    </a:stretch>
+                  </pic:blipFill>
+                  <pic:spPr>
+                    <a:xfrm>
+                      <a:off x="0" y="0"/>
+                      <a:ext cx="5486400" cy="3182112"/>
+                    </a:xfrm>
+                    <a:prstGeom prst="rect"/>
+                  </pic:spPr>
+                </pic:pic>
+              </a:graphicData>
+            </a:graphic>
+          </wp:inline>
+        </w:drawing>
+      </w:r>
+    </w:p>
+    <w:p>
+      <w:pPr>
+        <w:pStyle w:val="Heading3"/>
+      </w:pPr>
+      <w:r>
+        <w:t>Read the picture one step at a time</w:t>
       </w:r>
     </w:p>
     <w:tbl>
@@ -994,7 +1275,7 @@
           </w:tcPr>
           <w:p>
             <w:r>
-              <w:t>Word</w:t>
+              <w:t>Step</w:t>
             </w:r>
           </w:p>
         </w:tc>
@@ -1004,7 +1285,7 @@
           </w:tcPr>
           <w:p>
             <w:r>
-              <w:t>Meaning</w:t>
+              <w:t>What happens and why</w:t>
             </w:r>
           </w:p>
         </w:tc>
@@ -1016,7 +1297,7 @@
           </w:tcPr>
           <w:p>
             <w:r>
-              <w:t>Branch</w:t>
+              <w:t>1. Check validity</w:t>
             </w:r>
           </w:p>
         </w:tc>
@@ -1026,7 +1307,7 @@
           </w:tcPr>
           <w:p>
             <w:r>
-              <w:t>A possible path through a program</w:t>
+              <w:t>For count=-2, the first condition selects invalid.</w:t>
             </w:r>
           </w:p>
         </w:tc>
@@ -1038,7 +1319,7 @@
           </w:tcPr>
           <w:p>
             <w:r>
-              <w:t>Condition</w:t>
+              <w:t>2. Check small boundary</w:t>
             </w:r>
           </w:p>
         </w:tc>
@@ -1048,7 +1329,7 @@
           </w:tcPr>
           <w:p>
             <w:r>
-              <w:t>An expression used to decide which path to take</w:t>
+              <w:t>For count=4, validity passes and count&lt;5 selects small.</w:t>
             </w:r>
           </w:p>
         </w:tc>
@@ -1060,7 +1341,7 @@
           </w:tcPr>
           <w:p>
             <w:r>
-              <w:t>Indentation</w:t>
+              <w:t>3. Handle equality</w:t>
             </w:r>
           </w:p>
         </w:tc>
@@ -1070,90 +1351,162 @@
           </w:tcPr>
           <w:p>
             <w:r>
-              <w:t>Leading spaces that identify a Python code block</w:t>
-            </w:r>
-          </w:p>
-        </w:tc>
-      </w:tr>
-      <w:tr>
-        <w:tc>
-          <w:tcPr>
-            <w:tcW w:type="dxa" w:w="5112"/>
-          </w:tcPr>
-          <w:p>
-            <w:r>
-              <w:t>Boundary</w:t>
-            </w:r>
-          </w:p>
-        </w:tc>
-        <w:tc>
-          <w:tcPr>
-            <w:tcW w:type="dxa" w:w="5112"/>
-          </w:tcPr>
-          <w:p>
-            <w:r>
-              <w:t>A value where a classification may change</w:t>
-            </w:r>
-          </w:p>
-        </w:tc>
-      </w:tr>
-      <w:tr>
-        <w:tc>
-          <w:tcPr>
-            <w:tcW w:type="dxa" w:w="5112"/>
-          </w:tcPr>
-          <w:p>
-            <w:r>
-              <w:t>Regression check</w:t>
-            </w:r>
-          </w:p>
-        </w:tc>
-        <w:tc>
-          <w:tcPr>
-            <w:tcW w:type="dxa" w:w="5112"/>
-          </w:tcPr>
-          <w:p>
-            <w:r>
-              <w:t>A previous test rerun after an edit to detect a new failure</w:t>
+              <w:t>For count=5, both earlier conditions fail, so large is selected.</w:t>
             </w:r>
           </w:p>
         </w:tc>
       </w:tr>
     </w:tbl>
     <w:p>
-      <w:pPr>
-        <w:pStyle w:val="Heading3"/>
-      </w:pPr>
-      <w:r>
-        <w:t>Use two terms to explain a step in this week’s example.</w:t>
-      </w:r>
-    </w:p>
-    <w:p>
-      <w:r>
-        <w:t>________________________________________________________________</w:t>
-      </w:r>
-    </w:p>
-    <w:p>
-      <w:r>
-        <w:t>________________________________________________________________</w:t>
-      </w:r>
-    </w:p>
-    <w:p>
-      <w:r>
-        <w:t>________________________________________________________________</w:t>
-      </w:r>
-    </w:p>
-    <w:p>
-      <w:pPr>
-        <w:pStyle w:val="Heading1"/>
-      </w:pPr>
-      <w:r>
-        <w:t>06. Follow a worked example</w:t>
-      </w:r>
-    </w:p>
-    <w:p>
-      <w:r>
-        <w:t>Follow the worked trace for Branching and boundary tests, predict a step, then compare with its explanation.</w:t>
+      <w:r>
+        <w:t>Match each pictured step to the supplied facts. This is a worked teaching case, not an independent assessment.</w:t>
+      </w:r>
+    </w:p>
+    <w:p>
+      <w:pPr>
+        <w:spacing w:line="336" w:lineRule="auto" w:after="180"/>
+      </w:pPr>
+      <w:r>
+        <w:rPr>
+          <w:b w:val="0"/>
+        </w:rPr>
+        <w:t xml:space="preserve">An if/elif/else chain selects the first matching </w:t>
+      </w:r>
+      <w:r>
+        <w:rPr>
+          <w:b/>
+        </w:rPr>
+        <w:t>branch</w:t>
+      </w:r>
+      <w:r>
+        <w:rPr>
+          <w:b w:val="0"/>
+        </w:rPr>
+        <w:t>. Putting invalid handling first prevents a negative count from being mislabelled as a small valid collection.</w:t>
+      </w:r>
+    </w:p>
+    <w:p>
+      <w:pPr>
+        <w:pStyle w:val="Heading2"/>
+      </w:pPr>
+      <w:r>
+        <w:t>Complete indented implementation</w:t>
+      </w:r>
+    </w:p>
+    <w:p>
+      <w:r>
+        <w:rPr>
+          <w:rFonts w:ascii="Courier New" w:hAnsi="Courier New"/>
+          <w:sz w:val="18"/>
+        </w:rPr>
+        <w:t>count = -2</w:t>
+        <w:br/>
+        <w:t>if count &lt; 0:</w:t>
+        <w:br/>
+        <w:t xml:space="preserve">    label = "invalid"</w:t>
+        <w:br/>
+        <w:t>elif count &lt; 5:</w:t>
+        <w:br/>
+        <w:t xml:space="preserve">    label = "small"</w:t>
+        <w:br/>
+        <w:t>else:</w:t>
+        <w:br/>
+        <w:t xml:space="preserve">    label = "large"</w:t>
+        <w:br/>
+        <w:t>print(label)</w:t>
+        <w:br/>
+      </w:r>
+    </w:p>
+    <w:p>
+      <w:pPr>
+        <w:pStyle w:val="Heading2"/>
+      </w:pPr>
+      <w:r>
+        <w:t>Predict removing negative-count handling</w:t>
+      </w:r>
+    </w:p>
+    <w:p>
+      <w:pPr>
+        <w:pStyle w:val="ListBullet"/>
+      </w:pPr>
+      <w:r>
+        <w:t>Change one thing: Remove the first negative-count branch. Predict the result before checking the explanation. What remains the same?</w:t>
+      </w:r>
+    </w:p>
+    <w:p>
+      <w:pPr>
+        <w:pStyle w:val="Heading2"/>
+      </w:pPr>
+      <w:r>
+        <w:t>Check after predicting · reference / check after trying</w:t>
+      </w:r>
+    </w:p>
+    <w:p>
+      <w:r>
+        <w:drawing>
+          <wp:inline xmlns:a="http://schemas.openxmlformats.org/drawingml/2006/main" xmlns:pic="http://schemas.openxmlformats.org/drawingml/2006/picture">
+            <wp:extent cx="5486400" cy="3026664"/>
+            <wp:docPr id="2" name="Picture 2" descr="Original case: For count=5, both earlier conditions fail, so large is selected. Changed condition: Remove the first negative-count branch. Expected result: A count of -2 would incorrectly receive small. Reason: Negative two is less than five, but it is not a permitted measured count."/>
+            <wp:cNvGraphicFramePr>
+              <a:graphicFrameLocks noChangeAspect="1"/>
+            </wp:cNvGraphicFramePr>
+            <a:graphic>
+              <a:graphicData uri="http://schemas.openxmlformats.org/drawingml/2006/picture">
+                <pic:pic>
+                  <pic:nvPicPr>
+                    <pic:cNvPr id="0" name="academy-story-python-bridge-5-04.png"/>
+                    <pic:cNvPicPr/>
+                  </pic:nvPicPr>
+                  <pic:blipFill>
+                    <a:blip r:embed="rId10"/>
+                    <a:stretch>
+                      <a:fillRect/>
+                    </a:stretch>
+                  </pic:blipFill>
+                  <pic:spPr>
+                    <a:xfrm>
+                      <a:off x="0" y="0"/>
+                      <a:ext cx="5486400" cy="3026664"/>
+                    </a:xfrm>
+                    <a:prstGeom prst="rect"/>
+                  </pic:spPr>
+                </pic:pic>
+              </a:graphicData>
+            </a:graphic>
+          </wp:inline>
+        </w:drawing>
+      </w:r>
+    </w:p>
+    <w:p>
+      <w:pPr>
+        <w:pStyle w:val="Heading2"/>
+      </w:pPr>
+      <w:r>
+        <w:t>State the numeric-input limitation</w:t>
+      </w:r>
+    </w:p>
+    <w:p>
+      <w:pPr>
+        <w:pStyle w:val="ListBullet"/>
+      </w:pPr>
+      <w:r>
+        <w:t>The toy procedure assumes numeric counts; validate types and define missing-value behaviour before using it in a real service.</w:t>
+      </w:r>
+    </w:p>
+    <w:p>
+      <w:pPr>
+        <w:pStyle w:val="ListBullet"/>
+      </w:pPr>
+      <w:r>
+        <w:t>Read the labelled picture: Trace -2, 4 and 5 through the branches. Explain why the negative check comes first and what label -2 gets if it is removed.</w:t>
+      </w:r>
+    </w:p>
+    <w:p>
+      <w:pPr>
+        <w:pStyle w:val="Heading2"/>
+      </w:pPr>
+      <w:r>
+        <w:t>Separate duration tests · Why equality matters · reference / check after trying</w:t>
       </w:r>
     </w:p>
     <w:tbl>
@@ -1462,6 +1815,14 @@
     </w:p>
     <w:p>
       <w:pPr>
+        <w:pStyle w:val="Heading2"/>
+      </w:pPr>
+      <w:r>
+        <w:t>Earlier wording, alternatives and picture transcripts · reference / check after trying</w:t>
+      </w:r>
+    </w:p>
+    <w:p>
+      <w:pPr>
         <w:pStyle w:val="Heading3"/>
       </w:pPr>
       <w:r>
@@ -1489,65 +1850,10 @@
     </w:p>
     <w:p>
       <w:pPr>
-        <w:spacing w:line="336" w:lineRule="auto" w:after="180"/>
-      </w:pPr>
-      <w:r>
-        <w:rPr>
-          <w:b w:val="0"/>
-        </w:rPr>
-        <w:t xml:space="preserve">Check invalid values before </w:t>
-      </w:r>
-      <w:r>
-        <w:rPr>
-          <w:b/>
-        </w:rPr>
-        <w:t>branch</w:t>
-      </w:r>
-      <w:r>
-        <w:rPr>
-          <w:b w:val="0"/>
-        </w:rPr>
-        <w:t>ing. A toy shelf label uses fewer than five books as "small", otherwise "large", but negative counts are invalid.</w:t>
-      </w:r>
-    </w:p>
-    <w:p>
-      <w:pPr>
         <w:pStyle w:val="Heading3"/>
       </w:pPr>
       <w:r>
         <w:t>The facts we will use</w:t>
-      </w:r>
-    </w:p>
-    <w:p>
-      <w:pPr>
-        <w:pStyle w:val="Heading3"/>
-      </w:pPr>
-      <w:r>
-        <w:t>Supplied facts</w:t>
-      </w:r>
-    </w:p>
-    <w:p>
-      <w:pPr>
-        <w:spacing w:line="336" w:lineRule="auto" w:after="180"/>
-        <w:shd w:fill="F1F6FC"/>
-      </w:pPr>
-      <w:r>
-        <w:rPr>
-          <w:b w:val="0"/>
-        </w:rPr>
-        <w:t xml:space="preserve">Python 3: if count&lt;0: label="invalid"; elif count&lt;5: label="small"; else: label="large". Read as indented </w:t>
-      </w:r>
-      <w:r>
-        <w:rPr>
-          <w:b/>
-        </w:rPr>
-        <w:t>branch</w:t>
-      </w:r>
-      <w:r>
-        <w:rPr>
-          <w:b w:val="0"/>
-        </w:rPr>
-        <w:t>es.</w:t>
       </w:r>
     </w:p>
     <w:p>
@@ -1555,7 +1861,7 @@
         <w:drawing>
           <wp:inline xmlns:a="http://schemas.openxmlformats.org/drawingml/2006/main" xmlns:pic="http://schemas.openxmlformats.org/drawingml/2006/picture">
             <wp:extent cx="5486400" cy="5185229"/>
-            <wp:docPr id="1" name="Picture 1" descr="Branching and boundary tests. Check validity: For count=-2, the first condition selects invalid.. Check small boundary: For count=4, validity passes and count&lt;5 selects small.. Handle equality: For count=5, both earlier conditions fail, so large is selected."/>
+            <wp:docPr id="3" name="Picture 3" descr="Branching and boundary tests. Check validity: For count=-2, the first condition selects invalid.. Check small boundary: For count=4, validity passes and count&lt;5 selects small.. Handle equality: For count=5, both earlier conditions fail, so large is selected."/>
             <wp:cNvGraphicFramePr>
               <a:graphicFrameLocks noChangeAspect="1"/>
             </wp:cNvGraphicFramePr>
@@ -1567,7 +1873,7 @@
                     <pic:cNvPicPr/>
                   </pic:nvPicPr>
                   <pic:blipFill>
-                    <a:blip r:embed="rId9"/>
+                    <a:blip r:embed="rId11"/>
                     <a:stretch>
                       <a:fillRect/>
                     </a:stretch>
@@ -1591,114 +1897,7 @@
         <w:pStyle w:val="Heading3"/>
       </w:pPr>
       <w:r>
-        <w:t>Read the picture one step at a time</w:t>
-      </w:r>
-    </w:p>
-    <w:tbl>
-      <w:tblPr>
-        <w:tblStyle w:val="LightShading-Accent1"/>
-        <w:tblW w:type="auto" w:w="0"/>
-        <w:tblLook w:firstColumn="1" w:firstRow="1" w:lastColumn="0" w:lastRow="0" w:noHBand="0" w:noVBand="1" w:val="04A0"/>
-      </w:tblPr>
-      <w:tblGrid>
-        <w:gridCol w:w="5112"/>
-        <w:gridCol w:w="5112"/>
-      </w:tblGrid>
-      <w:tr>
-        <w:trPr>
-          <w:tblHeader/>
-        </w:trPr>
-        <w:tc>
-          <w:tcPr>
-            <w:tcW w:type="dxa" w:w="5112"/>
-          </w:tcPr>
-          <w:p>
-            <w:r>
-              <w:t>Step</w:t>
-            </w:r>
-          </w:p>
-        </w:tc>
-        <w:tc>
-          <w:tcPr>
-            <w:tcW w:type="dxa" w:w="5112"/>
-          </w:tcPr>
-          <w:p>
-            <w:r>
-              <w:t>What happens and why</w:t>
-            </w:r>
-          </w:p>
-        </w:tc>
-      </w:tr>
-      <w:tr>
-        <w:tc>
-          <w:tcPr>
-            <w:tcW w:type="dxa" w:w="5112"/>
-          </w:tcPr>
-          <w:p>
-            <w:r>
-              <w:t>1. Check validity</w:t>
-            </w:r>
-          </w:p>
-        </w:tc>
-        <w:tc>
-          <w:tcPr>
-            <w:tcW w:type="dxa" w:w="5112"/>
-          </w:tcPr>
-          <w:p>
-            <w:r>
-              <w:t>For count=-2, the first condition selects invalid.</w:t>
-            </w:r>
-          </w:p>
-        </w:tc>
-      </w:tr>
-      <w:tr>
-        <w:tc>
-          <w:tcPr>
-            <w:tcW w:type="dxa" w:w="5112"/>
-          </w:tcPr>
-          <w:p>
-            <w:r>
-              <w:t>2. Check small boundary</w:t>
-            </w:r>
-          </w:p>
-        </w:tc>
-        <w:tc>
-          <w:tcPr>
-            <w:tcW w:type="dxa" w:w="5112"/>
-          </w:tcPr>
-          <w:p>
-            <w:r>
-              <w:t>For count=4, validity passes and count&lt;5 selects small.</w:t>
-            </w:r>
-          </w:p>
-        </w:tc>
-      </w:tr>
-      <w:tr>
-        <w:tc>
-          <w:tcPr>
-            <w:tcW w:type="dxa" w:w="5112"/>
-          </w:tcPr>
-          <w:p>
-            <w:r>
-              <w:t>3. Handle equality</w:t>
-            </w:r>
-          </w:p>
-        </w:tc>
-        <w:tc>
-          <w:tcPr>
-            <w:tcW w:type="dxa" w:w="5112"/>
-          </w:tcPr>
-          <w:p>
-            <w:r>
-              <w:t>For count=5, both earlier conditions fail, so large is selected.</w:t>
-            </w:r>
-          </w:p>
-        </w:tc>
-      </w:tr>
-    </w:tbl>
-    <w:p>
-      <w:r>
-        <w:t>Match each pictured step to the supplied facts. This is a worked teaching case, not an independent assessment.</w:t>
+        <w:t>Why this result follows</w:t>
       </w:r>
     </w:p>
     <w:p>
@@ -1706,144 +1905,28 @@
         <w:pStyle w:val="Heading3"/>
       </w:pPr>
       <w:r>
-        <w:t>Why this result follows</w:t>
-      </w:r>
-    </w:p>
-    <w:p>
-      <w:pPr>
-        <w:pStyle w:val="Heading3"/>
-      </w:pPr>
-      <w:r>
-        <w:t>Why the result follows</w:t>
-      </w:r>
-    </w:p>
-    <w:p>
-      <w:pPr>
-        <w:spacing w:line="336" w:lineRule="auto" w:after="180"/>
-        <w:shd w:fill="F1F6FC"/>
-      </w:pPr>
-      <w:r>
-        <w:rPr>
-          <w:b w:val="0"/>
-        </w:rPr>
-        <w:t xml:space="preserve">An if/elif/else chain selects the first matching </w:t>
-      </w:r>
-      <w:r>
-        <w:rPr>
-          <w:b/>
-        </w:rPr>
-        <w:t>branch</w:t>
-      </w:r>
-      <w:r>
-        <w:rPr>
-          <w:b w:val="0"/>
-        </w:rPr>
-        <w:t>. Putting invalid handling first prevents a negative count from being mislabelled as a small valid collection.</w:t>
-      </w:r>
-    </w:p>
-    <w:p>
-      <w:pPr>
-        <w:pStyle w:val="Heading3"/>
-      </w:pPr>
-      <w:r>
         <w:t>What this example does not establish</w:t>
       </w:r>
     </w:p>
     <w:p>
       <w:pPr>
-        <w:pStyle w:val="Heading3"/>
-      </w:pPr>
-      <w:r>
-        <w:t>Keep the stated limit</w:t>
-      </w:r>
-    </w:p>
-    <w:p>
-      <w:pPr>
-        <w:spacing w:line="336" w:lineRule="auto" w:after="180"/>
-        <w:shd w:fill="FFF5E6"/>
-      </w:pPr>
-      <w:r>
-        <w:rPr>
-          <w:b w:val="0"/>
-        </w:rPr>
-        <w:t>The toy procedure assumes numeric counts; validate types and define missing-value behaviour before using it in a real service.</w:t>
-      </w:r>
-    </w:p>
-    <w:p>
-      <w:pPr>
-        <w:pStyle w:val="Heading3"/>
-      </w:pPr>
-      <w:r>
-        <w:t>Keep the stated limit</w:t>
-      </w:r>
-    </w:p>
-    <w:p>
-      <w:pPr>
-        <w:spacing w:line="336" w:lineRule="auto" w:after="180"/>
-        <w:shd w:fill="FFF5E6"/>
-      </w:pPr>
-      <w:r>
-        <w:rPr>
-          <w:b w:val="0"/>
-        </w:rPr>
-        <w:t xml:space="preserve">Read the labelled picture: Trace -2, 4 and 5 through the </w:t>
-      </w:r>
-      <w:r>
-        <w:rPr>
-          <w:b/>
-        </w:rPr>
-        <w:t>branch</w:t>
-      </w:r>
-      <w:r>
-        <w:rPr>
-          <w:b w:val="0"/>
-        </w:rPr>
-        <w:t>es. Explain why the negative check comes first and what label -2 gets if it is removed.</w:t>
-      </w:r>
-    </w:p>
-    <w:p>
-      <w:pPr>
-        <w:pStyle w:val="Heading3"/>
-      </w:pPr>
-      <w:r>
-        <w:t>Keep the stated limit</w:t>
-      </w:r>
-    </w:p>
-    <w:p>
-      <w:pPr>
-        <w:spacing w:line="336" w:lineRule="auto" w:after="180"/>
-        <w:shd w:fill="FFF5E6"/>
-      </w:pPr>
-      <w:r>
-        <w:rPr>
-          <w:b w:val="0"/>
-        </w:rPr>
-        <w:t xml:space="preserve">Change one thing: Remove the first negative-count </w:t>
-      </w:r>
-      <w:r>
-        <w:rPr>
-          <w:b/>
-        </w:rPr>
-        <w:t>branch</w:t>
-      </w:r>
-      <w:r>
-        <w:rPr>
-          <w:b w:val="0"/>
-        </w:rPr>
-        <w:t>. Predict the result before checking the explanation. What remains the same?</w:t>
-      </w:r>
-    </w:p>
-    <w:p>
-      <w:pPr>
         <w:pStyle w:val="Heading1"/>
       </w:pPr>
       <w:r>
-        <w:t>07. Find and repair a mistake</w:t>
-      </w:r>
-    </w:p>
-    <w:p>
-      <w:r>
-        <w:t>Find the unsupported step in the Branching and boundary tests claim and explain a repair using the supplied evidence.</w:t>
+        <w:t>07. Find the independent IF that overwrites Invalid</w:t>
+      </w:r>
+    </w:p>
+    <w:p>
+      <w:r>
+        <w:t>The else belongs to its own associated if, not an earlier separate decision.</w:t>
+      </w:r>
+    </w:p>
+    <w:p>
+      <w:pPr>
+        <w:pStyle w:val="Heading2"/>
+      </w:pPr>
+      <w:r>
+        <w:t>Read the complete faulty example</w:t>
       </w:r>
     </w:p>
     <w:p>
@@ -1871,16 +1954,15 @@
     </w:p>
     <w:p>
       <w:pPr>
-        <w:pStyle w:val="Heading3"/>
-      </w:pPr>
-      <w:r>
-        <w:t>Check the claim against the facts</w:t>
+        <w:pStyle w:val="Heading2"/>
+      </w:pPr>
+      <w:r>
+        <w:t>Trace the overwritten label and indentation effect</w:t>
       </w:r>
     </w:p>
     <w:p>
       <w:pPr>
         <w:spacing w:line="336" w:lineRule="auto" w:after="180"/>
-        <w:shd w:fill="FFF5E6"/>
       </w:pPr>
       <w:r>
         <w:rPr>
@@ -1892,7 +1974,6 @@
     <w:p>
       <w:pPr>
         <w:spacing w:line="336" w:lineRule="auto" w:after="180"/>
-        <w:shd w:fill="FFF5E6"/>
       </w:pPr>
       <w:r>
         <w:rPr>
@@ -1939,6 +2020,14 @@
     </w:p>
     <w:p>
       <w:pPr>
+        <w:pStyle w:val="Heading2"/>
+      </w:pPr>
+      <w:r>
+        <w:t>State input/measurement limits</w:t>
+      </w:r>
+    </w:p>
+    <w:p>
+      <w:pPr>
         <w:spacing w:line="336" w:lineRule="auto" w:after="180"/>
       </w:pPr>
       <w:r>
@@ -1973,21 +2062,101 @@
     </w:p>
     <w:p>
       <w:pPr>
+        <w:pStyle w:val="Heading2"/>
+      </w:pPr>
+      <w:r>
+        <w:t>Make the smallest chain repair</w:t>
+      </w:r>
+    </w:p>
+    <w:p>
+      <w:pPr>
+        <w:pStyle w:val="ListBullet"/>
+      </w:pPr>
+      <w:r>
+        <w:t>Trace the two-independent-if example for -1. Identify which assignment overwrites the earlier label and make the smallest repair.</w:t>
+      </w:r>
+    </w:p>
+    <w:p>
+      <w:pPr>
         <w:pStyle w:val="Heading3"/>
       </w:pPr>
       <w:r>
+        <w:t>State one repair and the checks you would rerun.</w:t>
+      </w:r>
+    </w:p>
+    <w:p>
+      <w:r>
+        <w:t>________________________________________________________________</w:t>
+      </w:r>
+    </w:p>
+    <w:p>
+      <w:r>
+        <w:t>________________________________________________________________</w:t>
+      </w:r>
+    </w:p>
+    <w:p>
+      <w:r>
+        <w:t>________________________________________________________________</w:t>
+      </w:r>
+    </w:p>
+    <w:p>
+      <w:r>
+        <w:t>________________________________________________________________</w:t>
+      </w:r>
+    </w:p>
+    <w:p>
+      <w:r>
+        <w:t>________________________________________________________________</w:t>
+      </w:r>
+    </w:p>
+    <w:p>
+      <w:r>
+        <w:t>________________________________________________________________</w:t>
+      </w:r>
+    </w:p>
+    <w:p>
+      <w:pPr>
+        <w:pStyle w:val="Heading2"/>
+      </w:pPr>
+      <w:r>
+        <w:t>Earlier wording, alternatives and picture transcripts · reference / check after trying</w:t>
+      </w:r>
+    </w:p>
+    <w:p>
+      <w:pPr>
+        <w:pStyle w:val="Heading3"/>
+      </w:pPr>
+      <w:r>
         <w:t>Locate the earliest unsupported step</w:t>
       </w:r>
     </w:p>
     <w:p>
       <w:pPr>
-        <w:spacing w:line="336" w:lineRule="auto" w:after="180"/>
-      </w:pPr>
-      <w:r>
-        <w:rPr>
-          <w:b w:val="0"/>
-        </w:rPr>
-        <w:t>Trace the two-independent-if example for -1. Identify which assignment overwrites the earlier label and make the smallest repair.</w:t>
+        <w:pStyle w:val="Heading1"/>
+      </w:pPr>
+      <w:r>
+        <w:t>08. Practise path tracing with less help</w:t>
+      </w:r>
+    </w:p>
+    <w:p>
+      <w:r>
+        <w:t>Do not mark an unexecuted condition False; label it skipped.</w:t>
+      </w:r>
+    </w:p>
+    <w:p>
+      <w:pPr>
+        <w:pStyle w:val="Heading2"/>
+      </w:pPr>
+      <w:r>
+        <w:t>Explain the procedure</w:t>
+      </w:r>
+    </w:p>
+    <w:p>
+      <w:pPr>
+        <w:pStyle w:val="ListBullet"/>
+      </w:pPr>
+      <w:r>
+        <w:t>Describe the purpose of if, elif and else in the worked duration sorter. Explain why print(label) is outside the indented branches.</w:t>
       </w:r>
     </w:p>
     <w:p>
@@ -1995,7 +2164,7 @@
         <w:pStyle w:val="Heading3"/>
       </w:pPr>
       <w:r>
-        <w:t>State one repair and the checks you would rerun.</w:t>
+        <w:t>Suppose the program uses &lt; 12 instead of &lt;= 12. What is printed for 12, why does that violate the written rule, and which earlier test should still pass after repair?</w:t>
       </w:r>
     </w:p>
     <w:p>
@@ -2024,55 +2193,19 @@
       </w:r>
     </w:p>
     <w:p>
+      <w:pPr>
+        <w:pStyle w:val="Heading3"/>
+      </w:pPr>
+      <w:r>
+        <w:t>Explain your prediction to a partner before comparing results.</w:t>
+      </w:r>
+    </w:p>
+    <w:p>
       <w:r>
         <w:t>________________________________________________________________</w:t>
       </w:r>
     </w:p>
     <w:p>
-      <w:pPr>
-        <w:pStyle w:val="Heading1"/>
-      </w:pPr>
-      <w:r>
-        <w:t>08. Practise together</w:t>
-      </w:r>
-    </w:p>
-    <w:p>
-      <w:r>
-        <w:t>Practise Branching and boundary tests with support, then explain the deciding step in your own words.</w:t>
-      </w:r>
-    </w:p>
-    <w:p>
-      <w:pPr>
-        <w:spacing w:line="336" w:lineRule="auto" w:after="180"/>
-      </w:pPr>
-      <w:r>
-        <w:rPr>
-          <w:b w:val="0"/>
-        </w:rPr>
-        <w:t xml:space="preserve">Describe the purpose of if, elif and else in the worked duration sorter. Explain why print(label) is outside the indented </w:t>
-      </w:r>
-      <w:r>
-        <w:rPr>
-          <w:b/>
-        </w:rPr>
-        <w:t>branch</w:t>
-      </w:r>
-      <w:r>
-        <w:rPr>
-          <w:b w:val="0"/>
-        </w:rPr>
-        <w:t>es.</w:t>
-      </w:r>
-    </w:p>
-    <w:p>
-      <w:pPr>
-        <w:pStyle w:val="Heading3"/>
-      </w:pPr>
-      <w:r>
-        <w:t>Suppose the program uses &lt; 12 instead of &lt;= 12. What is printed for 12, why does that violate the written rule, and which earlier test should still pass after repair?</w:t>
-      </w:r>
-    </w:p>
-    <w:p>
       <w:r>
         <w:t>________________________________________________________________</w:t>
       </w:r>
@@ -2088,49 +2221,11 @@
       </w:r>
     </w:p>
     <w:p>
-      <w:r>
-        <w:t>________________________________________________________________</w:t>
-      </w:r>
-    </w:p>
-    <w:p>
-      <w:r>
-        <w:t>________________________________________________________________</w:t>
-      </w:r>
-    </w:p>
-    <w:p>
-      <w:pPr>
-        <w:pStyle w:val="Heading3"/>
-      </w:pPr>
-      <w:r>
-        <w:t>Explain your prediction to a partner before comparing results.</w:t>
-      </w:r>
-    </w:p>
-    <w:p>
-      <w:r>
-        <w:t>________________________________________________________________</w:t>
-      </w:r>
-    </w:p>
-    <w:p>
-      <w:r>
-        <w:t>________________________________________________________________</w:t>
-      </w:r>
-    </w:p>
-    <w:p>
-      <w:r>
-        <w:t>________________________________________________________________</w:t>
-      </w:r>
-    </w:p>
-    <w:p>
-      <w:r>
-        <w:t>________________________________________________________________</w:t>
-      </w:r>
-    </w:p>
-    <w:p>
-      <w:pPr>
-        <w:pStyle w:val="Heading3"/>
-      </w:pPr>
-      <w:r>
-        <w:t>Practise with less help: Trace the tested path</w:t>
+      <w:pPr>
+        <w:pStyle w:val="Heading2"/>
+      </w:pPr>
+      <w:r>
+        <w:t>Complete checked/skipped W2</w:t>
       </w:r>
     </w:p>
     <w:p>
@@ -2261,6 +2356,109 @@
     </w:tbl>
     <w:p>
       <w:pPr>
+        <w:pStyle w:val="Heading2"/>
+      </w:pPr>
+      <w:r>
+        <w:t>Audit every-condition-runs reasoning</w:t>
+      </w:r>
+    </w:p>
+    <w:p>
+      <w:pPr>
+        <w:pStyle w:val="ListBullet"/>
+      </w:pPr>
+      <w:r>
+        <w:t>Use the worked case for Branching and boundary tests. Proposed explanation: “Every condition in the chain always runs”. Decide whether this explanation is supported. Point to the step or supplied fact that decides; explain your repair if needed.</w:t>
+      </w:r>
+    </w:p>
+    <w:p>
+      <w:pPr>
+        <w:pStyle w:val="ListBullet"/>
+      </w:pPr>
+      <w:r>
+        <w:t>Answer on your own before discussion. If you are unsure, say which step you need help with.</w:t>
+      </w:r>
+    </w:p>
+    <w:p>
+      <w:pPr>
+        <w:pStyle w:val="Heading2"/>
+      </w:pPr>
+      <w:r>
+        <w:t>Explain the pictured validity order</w:t>
+      </w:r>
+    </w:p>
+    <w:p>
+      <w:pPr>
+        <w:pStyle w:val="ListBullet"/>
+      </w:pPr>
+      <w:r>
+        <w:t>Trace -2, 4 and 5 through the branches. Explain why the negative check comes first and what label -2 gets if it is removed.</w:t>
+      </w:r>
+    </w:p>
+    <w:p>
+      <w:pPr>
+        <w:pStyle w:val="Heading3"/>
+      </w:pPr>
+      <w:r>
+        <w:t>My explanation using a pictured step and the given facts</w:t>
+      </w:r>
+    </w:p>
+    <w:p>
+      <w:r>
+        <w:t>________________________________________________________________</w:t>
+      </w:r>
+    </w:p>
+    <w:p>
+      <w:r>
+        <w:t>________________________________________________________________</w:t>
+      </w:r>
+    </w:p>
+    <w:p>
+      <w:r>
+        <w:t>________________________________________________________________</w:t>
+      </w:r>
+    </w:p>
+    <w:p>
+      <w:r>
+        <w:t>________________________________________________________________</w:t>
+      </w:r>
+    </w:p>
+    <w:p>
+      <w:pPr>
+        <w:pStyle w:val="Heading2"/>
+      </w:pPr>
+      <w:r>
+        <w:t>Reserve independent work</w:t>
+      </w:r>
+    </w:p>
+    <w:p>
+      <w:pPr>
+        <w:spacing w:line="336" w:lineRule="auto" w:after="180"/>
+      </w:pPr>
+      <w:r>
+        <w:rPr>
+          <w:b w:val="0"/>
+        </w:rPr>
+        <w:t>This is supported practice. Keep the separately named independent case for an attempt before feedback.</w:t>
+      </w:r>
+    </w:p>
+    <w:p>
+      <w:pPr>
+        <w:pStyle w:val="Heading2"/>
+      </w:pPr>
+      <w:r>
+        <w:t>Earlier wording, alternatives and picture transcripts · reference / check after trying</w:t>
+      </w:r>
+    </w:p>
+    <w:p>
+      <w:pPr>
+        <w:pStyle w:val="Heading3"/>
+      </w:pPr>
+      <w:r>
+        <w:t>Practise with less help: Trace the tested path</w:t>
+      </w:r>
+    </w:p>
+    <w:p>
+      <w:pPr>
         <w:spacing w:line="336" w:lineRule="auto" w:after="180"/>
       </w:pPr>
       <w:r>
@@ -2280,75 +2478,6 @@
     </w:p>
     <w:p>
       <w:pPr>
-        <w:spacing w:line="336" w:lineRule="auto" w:after="180"/>
-      </w:pPr>
-      <w:r>
-        <w:rPr>
-          <w:b w:val="0"/>
-        </w:rPr>
-        <w:t xml:space="preserve">Use the worked case for </w:t>
-      </w:r>
-      <w:r>
-        <w:rPr>
-          <w:b/>
-        </w:rPr>
-        <w:t>Branch</w:t>
-      </w:r>
-      <w:r>
-        <w:rPr>
-          <w:b w:val="0"/>
-        </w:rPr>
-        <w:t xml:space="preserve">ing and </w:t>
-      </w:r>
-      <w:r>
-        <w:rPr>
-          <w:b/>
-        </w:rPr>
-        <w:t>boundary</w:t>
-      </w:r>
-      <w:r>
-        <w:rPr>
-          <w:b w:val="0"/>
-        </w:rPr>
-        <w:t xml:space="preserve"> tests. Proposed explanation: “Every </w:t>
-      </w:r>
-      <w:r>
-        <w:rPr>
-          <w:b/>
-        </w:rPr>
-        <w:t>condition</w:t>
-      </w:r>
-      <w:r>
-        <w:rPr>
-          <w:b w:val="0"/>
-        </w:rPr>
-        <w:t xml:space="preserve"> in the chain always runs”. Decide whether this explanation is supported.</w:t>
-      </w:r>
-    </w:p>
-    <w:p>
-      <w:pPr>
-        <w:spacing w:line="336" w:lineRule="auto" w:after="180"/>
-      </w:pPr>
-      <w:r>
-        <w:rPr>
-          <w:b w:val="0"/>
-        </w:rPr>
-        <w:t>Point to the step or supplied fact that decides; explain your repair if needed.</w:t>
-      </w:r>
-    </w:p>
-    <w:p>
-      <w:pPr>
-        <w:spacing w:line="336" w:lineRule="auto" w:after="180"/>
-      </w:pPr>
-      <w:r>
-        <w:rPr>
-          <w:b w:val="0"/>
-        </w:rPr>
-        <w:t>Answer on your own before discussion. If you are unsure, say which step you need help with.</w:t>
-      </w:r>
-    </w:p>
-    <w:p>
-      <w:pPr>
         <w:pStyle w:val="Heading3"/>
       </w:pPr>
       <w:r>
@@ -2357,120 +2486,286 @@
     </w:p>
     <w:p>
       <w:pPr>
-        <w:spacing w:line="336" w:lineRule="auto" w:after="180"/>
-      </w:pPr>
-      <w:r>
-        <w:rPr>
-          <w:b w:val="0"/>
-        </w:rPr>
-        <w:t xml:space="preserve">Trace -2, 4 and 5 through the </w:t>
-      </w:r>
-      <w:r>
-        <w:rPr>
-          <w:b/>
-        </w:rPr>
-        <w:t>branch</w:t>
-      </w:r>
-      <w:r>
-        <w:rPr>
-          <w:b w:val="0"/>
-        </w:rPr>
-        <w:t>es. Explain why the negative check comes first and what label -2 gets if it is removed.</w:t>
-      </w:r>
-    </w:p>
-    <w:p>
-      <w:pPr>
-        <w:pStyle w:val="Heading3"/>
-      </w:pPr>
-      <w:r>
-        <w:t>My explanation using a pictured step and the given facts</w:t>
-      </w:r>
-    </w:p>
-    <w:p>
-      <w:r>
-        <w:t>________________________________________________________________</w:t>
-      </w:r>
-    </w:p>
-    <w:p>
-      <w:r>
-        <w:t>________________________________________________________________</w:t>
-      </w:r>
-    </w:p>
-    <w:p>
-      <w:r>
-        <w:t>________________________________________________________________</w:t>
-      </w:r>
-    </w:p>
-    <w:p>
-      <w:r>
-        <w:t>________________________________________________________________</w:t>
-      </w:r>
-    </w:p>
-    <w:p>
-      <w:pPr>
-        <w:spacing w:line="336" w:lineRule="auto" w:after="180"/>
-      </w:pPr>
-      <w:r>
-        <w:rPr>
-          <w:b w:val="0"/>
-        </w:rPr>
-        <w:t>This is supported practice. Keep the separately named independent case for an attempt before feedback.</w:t>
-      </w:r>
-    </w:p>
-    <w:p>
-      <w:pPr>
         <w:pStyle w:val="Heading1"/>
       </w:pPr>
       <w:r>
-        <w:t>09. Run the investigation</w:t>
-      </w:r>
-    </w:p>
-    <w:p>
-      <w:r>
-        <w:t>Investigate Branching and boundary tests. Record the prediction, actual observation or labelled paper trace, explanation and next test separately.</w:t>
-      </w:r>
-    </w:p>
-    <w:p>
-      <w:pPr>
-        <w:pStyle w:val="Heading3"/>
-      </w:pPr>
-      <w:r>
-        <w:t>Predict, investigate and preserve the evidence</w:t>
-      </w:r>
-    </w:p>
-    <w:p>
-      <w:pPr>
-        <w:spacing w:line="336" w:lineRule="auto" w:after="180"/>
-      </w:pPr>
-      <w:r>
-        <w:rPr>
-          <w:b w:val="0"/>
-        </w:rPr>
-        <w:t xml:space="preserve">For -1, 12 and 13, record checked </w:t>
-      </w:r>
-      <w:r>
-        <w:rPr>
-          <w:b/>
-        </w:rPr>
-        <w:t>condition</w:t>
-      </w:r>
-      <w:r>
-        <w:rPr>
-          <w:b w:val="0"/>
-        </w:rPr>
-        <w:t xml:space="preserve">s, skipped </w:t>
-      </w:r>
-      <w:r>
-        <w:rPr>
-          <w:b/>
-        </w:rPr>
-        <w:t>condition</w:t>
-      </w:r>
-      <w:r>
-        <w:rPr>
-          <w:b w:val="0"/>
-        </w:rPr>
-        <w:t>s and the final label. Run each as a fresh script after predicting.</w:t>
+        <w:t>09. Check six complete branch and mutation cases</w:t>
+      </w:r>
+    </w:p>
+    <w:p>
+      <w:r>
+        <w:t>A useful test distinguishes the intended rule from a plausible wrong one.</w:t>
+      </w:r>
+    </w:p>
+    <w:p>
+      <w:pPr>
+        <w:pStyle w:val="Heading2"/>
+      </w:pPr>
+      <w:r>
+        <w:t>All supplied inputs and expected paths</w:t>
+      </w:r>
+    </w:p>
+    <w:tbl>
+      <w:tblPr>
+        <w:tblStyle w:val="LightShading-Accent1"/>
+        <w:tblW w:type="auto" w:w="0"/>
+        <w:tblLook w:firstColumn="1" w:firstRow="1" w:lastColumn="0" w:lastRow="0" w:noHBand="0" w:noVBand="1" w:val="04A0"/>
+      </w:tblPr>
+      <w:tblGrid>
+        <w:gridCol w:w="3408"/>
+        <w:gridCol w:w="3408"/>
+        <w:gridCol w:w="3408"/>
+      </w:tblGrid>
+      <w:tr>
+        <w:trPr>
+          <w:tblHeader/>
+        </w:trPr>
+        <w:tc>
+          <w:tcPr>
+            <w:tcW w:type="dxa" w:w="3408"/>
+          </w:tcPr>
+          <w:p>
+            <w:r>
+              <w:t>Complete duration case</w:t>
+            </w:r>
+          </w:p>
+        </w:tc>
+        <w:tc>
+          <w:tcPr>
+            <w:tcW w:type="dxa" w:w="3408"/>
+          </w:tcPr>
+          <w:p>
+            <w:r>
+              <w:t>Expected label</w:t>
+            </w:r>
+          </w:p>
+        </w:tc>
+        <w:tc>
+          <w:tcPr>
+            <w:tcW w:type="dxa" w:w="3408"/>
+          </w:tcPr>
+          <w:p>
+            <w:r>
+              <w:t>Why keep it</w:t>
+            </w:r>
+          </w:p>
+        </w:tc>
+      </w:tr>
+      <w:tr>
+        <w:tc>
+          <w:tcPr>
+            <w:tcW w:type="dxa" w:w="3408"/>
+          </w:tcPr>
+          <w:p>
+            <w:r>
+              <w:t>-1</w:t>
+            </w:r>
+          </w:p>
+        </w:tc>
+        <w:tc>
+          <w:tcPr>
+            <w:tcW w:type="dxa" w:w="3408"/>
+          </w:tcPr>
+          <w:p>
+            <w:r>
+              <w:t>Invalid</w:t>
+            </w:r>
+          </w:p>
+        </w:tc>
+        <w:tc>
+          <w:tcPr>
+            <w:tcW w:type="dxa" w:w="3408"/>
+          </w:tcPr>
+          <w:p>
+            <w:r>
+              <w:t>Negative branch, later elif skipped</w:t>
+            </w:r>
+          </w:p>
+        </w:tc>
+      </w:tr>
+      <w:tr>
+        <w:tc>
+          <w:tcPr>
+            <w:tcW w:type="dxa" w:w="3408"/>
+          </w:tcPr>
+          <w:p>
+            <w:r>
+              <w:t>0</w:t>
+            </w:r>
+          </w:p>
+        </w:tc>
+        <w:tc>
+          <w:tcPr>
+            <w:tcW w:type="dxa" w:w="3408"/>
+          </w:tcPr>
+          <w:p>
+            <w:r>
+              <w:t>Short</w:t>
+            </w:r>
+          </w:p>
+        </w:tc>
+        <w:tc>
+          <w:tcPr>
+            <w:tcW w:type="dxa" w:w="3408"/>
+          </w:tcPr>
+          <w:p>
+            <w:r>
+              <w:t>Lowest valid count</w:t>
+            </w:r>
+          </w:p>
+        </w:tc>
+      </w:tr>
+      <w:tr>
+        <w:tc>
+          <w:tcPr>
+            <w:tcW w:type="dxa" w:w="3408"/>
+          </w:tcPr>
+          <w:p>
+            <w:r>
+              <w:t>11</w:t>
+            </w:r>
+          </w:p>
+        </w:tc>
+        <w:tc>
+          <w:tcPr>
+            <w:tcW w:type="dxa" w:w="3408"/>
+          </w:tcPr>
+          <w:p>
+            <w:r>
+              <w:t>Short</w:t>
+            </w:r>
+          </w:p>
+        </w:tc>
+        <w:tc>
+          <w:tcPr>
+            <w:tcW w:type="dxa" w:w="3408"/>
+          </w:tcPr>
+          <w:p>
+            <w:r>
+              <w:t>Just below inclusive upper limit</w:t>
+            </w:r>
+          </w:p>
+        </w:tc>
+      </w:tr>
+      <w:tr>
+        <w:tc>
+          <w:tcPr>
+            <w:tcW w:type="dxa" w:w="3408"/>
+          </w:tcPr>
+          <w:p>
+            <w:r>
+              <w:t>12</w:t>
+            </w:r>
+          </w:p>
+        </w:tc>
+        <w:tc>
+          <w:tcPr>
+            <w:tcW w:type="dxa" w:w="3408"/>
+          </w:tcPr>
+          <w:p>
+            <w:r>
+              <w:t>Short</w:t>
+            </w:r>
+          </w:p>
+        </w:tc>
+        <w:tc>
+          <w:tcPr>
+            <w:tcW w:type="dxa" w:w="3408"/>
+          </w:tcPr>
+          <w:p>
+            <w:r>
+              <w:t>Equality distinguishes &lt;= from &lt;</w:t>
+            </w:r>
+          </w:p>
+        </w:tc>
+      </w:tr>
+      <w:tr>
+        <w:tc>
+          <w:tcPr>
+            <w:tcW w:type="dxa" w:w="3408"/>
+          </w:tcPr>
+          <w:p>
+            <w:r>
+              <w:t>13</w:t>
+            </w:r>
+          </w:p>
+        </w:tc>
+        <w:tc>
+          <w:tcPr>
+            <w:tcW w:type="dxa" w:w="3408"/>
+          </w:tcPr>
+          <w:p>
+            <w:r>
+              <w:t>Long</w:t>
+            </w:r>
+          </w:p>
+        </w:tc>
+        <w:tc>
+          <w:tcPr>
+            <w:tcW w:type="dxa" w:w="3408"/>
+          </w:tcPr>
+          <w:p>
+            <w:r>
+              <w:t>Just above the upper boundary</w:t>
+            </w:r>
+          </w:p>
+        </w:tc>
+      </w:tr>
+      <w:tr>
+        <w:tc>
+          <w:tcPr>
+            <w:tcW w:type="dxa" w:w="3408"/>
+          </w:tcPr>
+          <w:p>
+            <w:r>
+              <w:t>Faulty two-IFscript at -1</w:t>
+            </w:r>
+          </w:p>
+        </w:tc>
+        <w:tc>
+          <w:tcPr>
+            <w:tcW w:type="dxa" w:w="3408"/>
+          </w:tcPr>
+          <w:p>
+            <w:r>
+              <w:t>Short, which violates the written rule</w:t>
+            </w:r>
+          </w:p>
+        </w:tc>
+        <w:tc>
+          <w:tcPr>
+            <w:tcW w:type="dxa" w:w="3408"/>
+          </w:tcPr>
+          <w:p>
+            <w:r>
+              <w:t>The second if overwrites Invalid</w:t>
+            </w:r>
+          </w:p>
+        </w:tc>
+      </w:tr>
+    </w:tbl>
+    <w:p>
+      <w:pPr>
+        <w:pStyle w:val="Heading2"/>
+      </w:pPr>
+      <w:r>
+        <w:t>Predict, run or trace, repair and retest</w:t>
+      </w:r>
+    </w:p>
+    <w:p>
+      <w:pPr>
+        <w:pStyle w:val="ListNumber"/>
+      </w:pPr>
+      <w:r>
+        <w:t>Use the complete duration-classifier script for the five normal/boundary inputs. Predict checked conditions, skipped alternatives, selected label and final print. Then compare the supplied two-independent-if version at -1and repair only the second if to elif. A second intentional mutation changes &lt;=12 to &lt;12: test 12 to expose it, then rerun 11 and 13 to check neighboring behavior. Cases -1, 2, 20 can visit all branches while missing that equality bug, so branch coverage is not proof that every condition is correct. Preserve wrong outputs as observed evidence rather than silently replacing them. Keep the independent lamp-reading script unused until the individual attempt.</w:t>
+      </w:r>
+    </w:p>
+    <w:p>
+      <w:pPr>
+        <w:pStyle w:val="Heading2"/>
+      </w:pPr>
+      <w:r>
+        <w:t>Complete original and faulty scripts</w:t>
       </w:r>
     </w:p>
     <w:p>
@@ -2517,6 +2812,49 @@
         <w:t xml:space="preserve">    label = "Long"</w:t>
         <w:br/>
         <w:t>print(label)</w:t>
+      </w:r>
+    </w:p>
+    <w:p>
+      <w:pPr>
+        <w:pStyle w:val="Heading2"/>
+      </w:pPr>
+      <w:r>
+        <w:t>Keep checked/skipped and output records</w:t>
+      </w:r>
+    </w:p>
+    <w:p>
+      <w:pPr>
+        <w:spacing w:line="336" w:lineRule="auto" w:after="180"/>
+      </w:pPr>
+      <w:r>
+        <w:rPr>
+          <w:b w:val="0"/>
+        </w:rPr>
+        <w:t xml:space="preserve">For -1, 12 and 13, record checked </w:t>
+      </w:r>
+      <w:r>
+        <w:rPr>
+          <w:b/>
+        </w:rPr>
+        <w:t>condition</w:t>
+      </w:r>
+      <w:r>
+        <w:rPr>
+          <w:b w:val="0"/>
+        </w:rPr>
+        <w:t xml:space="preserve">s, skipped </w:t>
+      </w:r>
+      <w:r>
+        <w:rPr>
+          <w:b/>
+        </w:rPr>
+        <w:t>condition</w:t>
+      </w:r>
+      <w:r>
+        <w:rPr>
+          <w:b w:val="0"/>
+        </w:rPr>
+        <w:t>s and the final label. Run each as a fresh script after predicting.</w:t>
       </w:r>
     </w:p>
     <w:tbl>
@@ -2668,14 +3006,6 @@
     </w:p>
     <w:p>
       <w:pPr>
-        <w:pStyle w:val="Heading3"/>
-      </w:pPr>
-      <w:r>
-        <w:t>Plan → try → check</w:t>
-      </w:r>
-    </w:p>
-    <w:p>
-      <w:pPr>
         <w:spacing w:line="336" w:lineRule="auto" w:after="180"/>
       </w:pPr>
       <w:r>
@@ -2687,23 +3017,47 @@
     </w:p>
     <w:p>
       <w:pPr>
+        <w:pStyle w:val="Heading2"/>
+      </w:pPr>
+      <w:r>
+        <w:t>Earlier wording, alternatives and picture transcripts · reference / check after trying</w:t>
+      </w:r>
+    </w:p>
+    <w:p>
+      <w:pPr>
+        <w:pStyle w:val="Heading3"/>
+      </w:pPr>
+      <w:r>
+        <w:t>Predict, investigate and preserve the evidence</w:t>
+      </w:r>
+    </w:p>
+    <w:p>
+      <w:pPr>
+        <w:pStyle w:val="Heading3"/>
+      </w:pPr>
+      <w:r>
+        <w:t>Plan → try → check</w:t>
+      </w:r>
+    </w:p>
+    <w:p>
+      <w:pPr>
         <w:pStyle w:val="Heading1"/>
       </w:pPr>
       <w:r>
-        <w:t>10. Build your understanding</w:t>
-      </w:r>
-    </w:p>
-    <w:p>
-      <w:r>
-        <w:t>Move from recall to tracing, diagnosis and transfer in Branching and boundary tests. Explain why each step is justified.</w:t>
-      </w:r>
-    </w:p>
-    <w:p>
-      <w:pPr>
-        <w:pStyle w:val="Heading3"/>
-      </w:pPr>
-      <w:r>
-        <w:t>Explain → apply → challenge</w:t>
+        <w:t>14. Try alone: trace the selected lamp-reading chain</w:t>
+      </w:r>
+    </w:p>
+    <w:p>
+      <w:r>
+        <w:t>Validity and operational threshold are separate checks.</w:t>
+      </w:r>
+    </w:p>
+    <w:p>
+      <w:pPr>
+        <w:pStyle w:val="Heading2"/>
+      </w:pPr>
+      <w:r>
+        <w:t>Selected complete task and scope</w:t>
       </w:r>
     </w:p>
     <w:p>
@@ -2714,7 +3068,276 @@
         <w:rPr>
           <w:b w:val="0"/>
         </w:rPr>
-        <w:t xml:space="preserve">Describe the purpose of if, elif and else in the worked duration sorter. Explain why print(label) is outside the indented </w:t>
+        <w:t>Predict the action for 30, then trace 29 and -1. Explain why validity is checked before the lamp decision.</w:t>
+      </w:r>
+    </w:p>
+    <w:p>
+      <w:r>
+        <w:rPr>
+          <w:rFonts w:ascii="Courier New" w:hAnsi="Courier New"/>
+          <w:sz w:val="18"/>
+        </w:rPr>
+        <w:t>reading = 30</w:t>
+        <w:br/>
+        <w:t>if not 0 &lt;= reading &lt;= 100:</w:t>
+        <w:br/>
+        <w:t xml:space="preserve">    action = "invalid"</w:t>
+        <w:br/>
+        <w:t>elif reading &lt; 30:</w:t>
+        <w:br/>
+        <w:t xml:space="preserve">    action = "on"</w:t>
+        <w:br/>
+        <w:t>else:</w:t>
+        <w:br/>
+        <w:t xml:space="preserve">    action = "off"</w:t>
+        <w:br/>
+        <w:t>print(action)</w:t>
+        <w:br/>
+      </w:r>
+    </w:p>
+    <w:p>
+      <w:pPr>
+        <w:spacing w:line="336" w:lineRule="auto" w:after="180"/>
+      </w:pPr>
+      <w:r>
+        <w:rPr>
+          <w:b w:val="0"/>
+        </w:rPr>
+        <w:t>Use this selected script’s own supplied integer reading and numeric validity range. action is only a stored label, not a physical command. Trace the exact boundary and invalid input before considering the on/off branch; do not import the duration or book thresholds.</w:t>
+      </w:r>
+    </w:p>
+    <w:p>
+      <w:pPr>
+        <w:pStyle w:val="Heading2"/>
+      </w:pPr>
+      <w:r>
+        <w:t>Your response and help record</w:t>
+      </w:r>
+    </w:p>
+    <w:p>
+      <w:pPr>
+        <w:pStyle w:val="Heading3"/>
+      </w:pPr>
+      <w:r>
+        <w:t>My independent explanation, trace and limits</w:t>
+      </w:r>
+    </w:p>
+    <w:p>
+      <w:r>
+        <w:t>________________________________________________________________</w:t>
+      </w:r>
+    </w:p>
+    <w:p>
+      <w:r>
+        <w:t>________________________________________________________________</w:t>
+      </w:r>
+    </w:p>
+    <w:p>
+      <w:r>
+        <w:t>________________________________________________________________</w:t>
+      </w:r>
+    </w:p>
+    <w:p>
+      <w:r>
+        <w:t>________________________________________________________________</w:t>
+      </w:r>
+    </w:p>
+    <w:p>
+      <w:r>
+        <w:t>________________________________________________________________</w:t>
+      </w:r>
+    </w:p>
+    <w:p>
+      <w:r>
+        <w:t>________________________________________________________________</w:t>
+      </w:r>
+    </w:p>
+    <w:p>
+      <w:r>
+        <w:t>________________________________________________________________</w:t>
+      </w:r>
+    </w:p>
+    <w:p>
+      <w:pPr>
+        <w:spacing w:line="336" w:lineRule="auto" w:after="180"/>
+      </w:pPr>
+      <w:r>
+        <w:rPr>
+          <w:b w:val="0"/>
+        </w:rPr>
+        <w:t>Attempt this case before feedback. Record any help. Earlier examples below are further practice; a case already practised with feedback cannot establish fresh transfer.</w:t>
+      </w:r>
+    </w:p>
+    <w:p>
+      <w:pPr>
+        <w:pStyle w:val="Heading2"/>
+      </w:pPr>
+      <w:r>
+        <w:t>Use feedback afterwards</w:t>
+      </w:r>
+    </w:p>
+    <w:p>
+      <w:pPr>
+        <w:spacing w:line="336" w:lineRule="auto" w:after="180"/>
+      </w:pPr>
+      <w:r>
+        <w:rPr>
+          <w:b w:val="0"/>
+        </w:rPr>
+        <w:t>Attempt the independent case before hints. Record whether you worked alone, used a hint or followed a model. After feedback, fix the first unsupported step and explain why it changed.</w:t>
+      </w:r>
+    </w:p>
+    <w:p>
+      <w:pPr>
+        <w:spacing w:line="336" w:lineRule="auto" w:after="180"/>
+      </w:pPr>
+      <w:r>
+        <w:rPr>
+          <w:b w:val="0"/>
+        </w:rPr>
+        <w:t>A later check uses a changed case, not a copied answer.</w:t>
+      </w:r>
+    </w:p>
+    <w:p>
+      <w:pPr>
+        <w:pStyle w:val="Heading2"/>
+      </w:pPr>
+      <w:r>
+        <w:t>Additional practice · Earlier branch transfer · reference / check after trying</w:t>
+      </w:r>
+    </w:p>
+    <w:p>
+      <w:pPr>
+        <w:spacing w:line="336" w:lineRule="auto" w:after="180"/>
+      </w:pPr>
+      <w:r>
+        <w:rPr>
+          <w:b w:val="0"/>
+        </w:rPr>
+        <w:t>Use an integer tiles count. Label a negative value Invalid, zero Empty, 1 through 6 Small and values above 6 Large. Write an ordered if elif else script and predict -1, 0, 1, 6 and 7. Include one print after the chain.</w:t>
+      </w:r>
+    </w:p>
+    <w:p>
+      <w:pPr>
+        <w:pStyle w:val="Heading3"/>
+      </w:pPr>
+      <w:r>
+        <w:t>My independent procedure, result and limitation</w:t>
+      </w:r>
+    </w:p>
+    <w:p>
+      <w:r>
+        <w:t>________________________________________________________________</w:t>
+      </w:r>
+    </w:p>
+    <w:p>
+      <w:r>
+        <w:t>________________________________________________________________</w:t>
+      </w:r>
+    </w:p>
+    <w:p>
+      <w:r>
+        <w:t>________________________________________________________________</w:t>
+      </w:r>
+    </w:p>
+    <w:p>
+      <w:r>
+        <w:t>________________________________________________________________</w:t>
+      </w:r>
+    </w:p>
+    <w:p>
+      <w:r>
+        <w:t>________________________________________________________________</w:t>
+      </w:r>
+    </w:p>
+    <w:p>
+      <w:r>
+        <w:t>________________________________________________________________</w:t>
+      </w:r>
+    </w:p>
+    <w:p>
+      <w:r>
+        <w:t>________________________________________________________________</w:t>
+      </w:r>
+    </w:p>
+    <w:p>
+      <w:r>
+        <w:t>________________________________________________________________</w:t>
+      </w:r>
+    </w:p>
+    <w:p>
+      <w:pPr>
+        <w:spacing w:line="336" w:lineRule="auto" w:after="180"/>
+      </w:pPr>
+      <w:r>
+        <w:rPr>
+          <w:b w:val="0"/>
+        </w:rPr>
+        <w:t>Record support used: none, hint or teacher explanation. After feedback, a different case is needed to demonstrate independence.</w:t>
+      </w:r>
+    </w:p>
+    <w:p>
+      <w:pPr>
+        <w:pStyle w:val="Heading2"/>
+      </w:pPr>
+      <w:r>
+        <w:t>Earlier wording, alternatives and picture transcripts · reference / check after trying</w:t>
+      </w:r>
+    </w:p>
+    <w:p>
+      <w:pPr>
+        <w:pStyle w:val="Heading3"/>
+      </w:pPr>
+      <w:r>
+        <w:t>Independent case: Trace branch order</w:t>
+      </w:r>
+    </w:p>
+    <w:p>
+      <w:pPr>
+        <w:pStyle w:val="Heading3"/>
+      </w:pPr>
+      <w:r>
+        <w:t>Attempt this without hints</w:t>
+      </w:r>
+    </w:p>
+    <w:p>
+      <w:pPr>
+        <w:pStyle w:val="Heading3"/>
+      </w:pPr>
+      <w:r>
+        <w:t>Use feedback to improve</w:t>
+      </w:r>
+    </w:p>
+    <w:p>
+      <w:pPr>
+        <w:pStyle w:val="Heading1"/>
+      </w:pPr>
+      <w:r>
+        <w:t>11. Keep the requirement, code and test evidence together</w:t>
+      </w:r>
+    </w:p>
+    <w:p>
+      <w:r>
+        <w:t>A mutation should change one condition so the revealing test is clear.</w:t>
+      </w:r>
+    </w:p>
+    <w:p>
+      <w:pPr>
+        <w:pStyle w:val="Heading2"/>
+      </w:pPr>
+      <w:r>
+        <w:t>This week’s contribution</w:t>
+      </w:r>
+    </w:p>
+    <w:p>
+      <w:pPr>
+        <w:spacing w:line="336" w:lineRule="auto" w:after="180"/>
+      </w:pPr>
+      <w:r>
+        <w:rPr>
+          <w:b w:val="0"/>
+        </w:rPr>
+        <w:t xml:space="preserve">Add a labelled </w:t>
       </w:r>
       <w:r>
         <w:rPr>
@@ -2726,98 +3349,31 @@
         <w:rPr>
           <w:b w:val="0"/>
         </w:rPr>
-        <w:t>es.</w:t>
-      </w:r>
-    </w:p>
-    <w:p>
-      <w:pPr>
-        <w:spacing w:line="336" w:lineRule="auto" w:after="180"/>
-      </w:pPr>
+        <w:t xml:space="preserve">ing and </w:t>
+      </w:r>
+      <w:r>
+        <w:rPr>
+          <w:b/>
+        </w:rPr>
+        <w:t>boundary</w:t>
+      </w:r>
       <w:r>
         <w:rPr>
           <w:b w:val="0"/>
         </w:rPr>
-        <w:t>Trace the two-independent-if example for -1. Identify which assignment overwrites the earlier label and make the smallest repair.</w:t>
-      </w:r>
-    </w:p>
-    <w:p>
-      <w:pPr>
-        <w:spacing w:line="336" w:lineRule="auto" w:after="180"/>
-      </w:pPr>
+        <w:t xml:space="preserve"> tests </w:t>
+      </w:r>
+      <w:r>
+        <w:rPr>
+          <w:b/>
+        </w:rPr>
+        <w:t>evidence</w:t>
+      </w:r>
       <w:r>
         <w:rPr>
           <w:b w:val="0"/>
         </w:rPr>
-        <w:t xml:space="preserve">A repair changes the small-count </w:t>
-      </w:r>
-      <w:r>
-        <w:rPr>
-          <w:b/>
-        </w:rPr>
-        <w:t>condition</w:t>
-      </w:r>
-      <w:r>
-        <w:rPr>
-          <w:b w:val="0"/>
-        </w:rPr>
-        <w:t xml:space="preserve"> from &lt; 6 to &lt;= 6. Name the case that exposes the original error and two different kinds of earlier cases to rerun.</w:t>
-      </w:r>
-    </w:p>
-    <w:p>
-      <w:pPr>
-        <w:pStyle w:val="Heading3"/>
-      </w:pPr>
-      <w:r>
-        <w:t>Explain which evidence supports your conclusion and which claim remains unproved.</w:t>
-      </w:r>
-    </w:p>
-    <w:p>
-      <w:r>
-        <w:t>________________________________________________________________</w:t>
-      </w:r>
-    </w:p>
-    <w:p>
-      <w:r>
-        <w:t>________________________________________________________________</w:t>
-      </w:r>
-    </w:p>
-    <w:p>
-      <w:r>
-        <w:t>________________________________________________________________</w:t>
-      </w:r>
-    </w:p>
-    <w:p>
-      <w:r>
-        <w:t>________________________________________________________________</w:t>
-      </w:r>
-    </w:p>
-    <w:p>
-      <w:r>
-        <w:t>________________________________________________________________</w:t>
-      </w:r>
-    </w:p>
-    <w:p>
-      <w:pPr>
-        <w:pStyle w:val="Heading1"/>
-      </w:pPr>
-      <w:r>
-        <w:t>11. Connect your project</w:t>
-      </w:r>
-    </w:p>
-    <w:p>
-      <w:r>
-        <w:t>Apply this week’s idea to Python readiness portfolio. Keep an annotated decision and the evidence supporting it.</w:t>
-      </w:r>
-    </w:p>
-    <w:p>
-      <w:pPr>
-        <w:spacing w:line="336" w:lineRule="auto" w:after="180"/>
-      </w:pPr>
-      <w:r>
-        <w:rPr>
-          <w:b w:val="0"/>
-        </w:rPr>
-        <w:t xml:space="preserve">Add a labelled </w:t>
+        <w:t xml:space="preserve"> sheet to Python readiness portfolio. Show how you can trace the selected </w:t>
       </w:r>
       <w:r>
         <w:rPr>
@@ -2829,42 +3385,6 @@
         <w:rPr>
           <w:b w:val="0"/>
         </w:rPr>
-        <w:t xml:space="preserve">ing and </w:t>
-      </w:r>
-      <w:r>
-        <w:rPr>
-          <w:b/>
-        </w:rPr>
-        <w:t>boundary</w:t>
-      </w:r>
-      <w:r>
-        <w:rPr>
-          <w:b w:val="0"/>
-        </w:rPr>
-        <w:t xml:space="preserve"> tests </w:t>
-      </w:r>
-      <w:r>
-        <w:rPr>
-          <w:b/>
-        </w:rPr>
-        <w:t>evidence</w:t>
-      </w:r>
-      <w:r>
-        <w:rPr>
-          <w:b w:val="0"/>
-        </w:rPr>
-        <w:t xml:space="preserve"> sheet to Python readiness portfolio. Show how you can trace the selected </w:t>
-      </w:r>
-      <w:r>
-        <w:rPr>
-          <w:b/>
-        </w:rPr>
-        <w:t>branch</w:t>
-      </w:r>
-      <w:r>
-        <w:rPr>
-          <w:b w:val="0"/>
-        </w:rPr>
         <w:t xml:space="preserve"> in an if elif else chain.</w:t>
       </w:r>
     </w:p>
@@ -2901,6 +3421,14 @@
           <w:b w:val="0"/>
         </w:rPr>
         <w:t>, and limitation. Connect this record to last week’s record; a matching answer without a trace is insufficient.</w:t>
+      </w:r>
+    </w:p>
+    <w:p>
+      <w:pPr>
+        <w:pStyle w:val="Heading2"/>
+      </w:pPr>
+      <w:r>
+        <w:t>Project checkpoint and evidence</w:t>
       </w:r>
     </w:p>
     <w:tbl>
@@ -3021,14 +3549,6 @@
     </w:tbl>
     <w:p>
       <w:pPr>
-        <w:pStyle w:val="Heading3"/>
-      </w:pPr>
-      <w:r>
-        <w:t>Evidence for your project</w:t>
-      </w:r>
-    </w:p>
-    <w:p>
-      <w:pPr>
         <w:spacing w:line="336" w:lineRule="auto" w:after="180"/>
       </w:pPr>
       <w:r>
@@ -3064,15 +3584,88 @@
     </w:p>
     <w:p>
       <w:pPr>
+        <w:pStyle w:val="Heading2"/>
+      </w:pPr>
+      <w:r>
+        <w:t>Earlier wording, alternatives and picture transcripts · reference / check after trying</w:t>
+      </w:r>
+    </w:p>
+    <w:p>
+      <w:pPr>
+        <w:pStyle w:val="Heading3"/>
+      </w:pPr>
+      <w:r>
+        <w:t>Evidence for your project</w:t>
+      </w:r>
+    </w:p>
+    <w:p>
+      <w:pPr>
         <w:pStyle w:val="Heading1"/>
       </w:pPr>
       <w:r>
-        <w:t>12. Show what you know</w:t>
-      </w:r>
-    </w:p>
-    <w:p>
-      <w:r>
-        <w:t>Use a genuinely new case for independent evidence. Previously discussed examples remain practice; use the separately named independent case before feedback.</w:t>
+        <w:t>16. Finish: explain the first matching branch and the skipped path</w:t>
+      </w:r>
+    </w:p>
+    <w:p>
+      <w:r>
+        <w:t>A correct trace needs the written rule and exact boundary.</w:t>
+      </w:r>
+    </w:p>
+    <w:p>
+      <w:pPr>
+        <w:pStyle w:val="Heading2"/>
+      </w:pPr>
+      <w:r>
+        <w:t>Explain without notes</w:t>
+      </w:r>
+    </w:p>
+    <w:p>
+      <w:pPr>
+        <w:pStyle w:val="ListBullet"/>
+      </w:pPr>
+      <w:r>
+        <w:t>Close your notes. Explain this goal in your own words: Trace the selected branch in an if elif else chain</w:t>
+      </w:r>
+    </w:p>
+    <w:p>
+      <w:pPr>
+        <w:pStyle w:val="Heading3"/>
+      </w:pPr>
+      <w:r>
+        <w:t>My deciding step, evidence and one remaining question</w:t>
+      </w:r>
+    </w:p>
+    <w:p>
+      <w:r>
+        <w:t>________________________________________________________________</w:t>
+      </w:r>
+    </w:p>
+    <w:p>
+      <w:r>
+        <w:t>________________________________________________________________</w:t>
+      </w:r>
+    </w:p>
+    <w:p>
+      <w:r>
+        <w:t>________________________________________________________________</w:t>
+      </w:r>
+    </w:p>
+    <w:p>
+      <w:r>
+        <w:t>________________________________________________________________</w:t>
+      </w:r>
+    </w:p>
+    <w:p>
+      <w:r>
+        <w:t>________________________________________________________________</w:t>
+      </w:r>
+    </w:p>
+    <w:p>
+      <w:pPr>
+        <w:pStyle w:val="Heading2"/>
+      </w:pPr>
+      <w:r>
+        <w:t>Plan a changed-case return</w:t>
       </w:r>
     </w:p>
     <w:p>
@@ -3083,7 +3676,7 @@
         <w:rPr>
           <w:b w:val="0"/>
         </w:rPr>
-        <w:t xml:space="preserve">For each run, record </w:t>
+        <w:t xml:space="preserve">If you are unsure, return to the worked picture and explain one arrow. If you are ready, change an </w:t>
       </w:r>
       <w:r>
         <w:rPr>
@@ -3095,49 +3688,370 @@
         <w:rPr>
           <w:b w:val="0"/>
         </w:rPr>
-        <w:t xml:space="preserve">, expected label, </w:t>
+        <w:t xml:space="preserve"> or assumption and justify your </w:t>
       </w:r>
       <w:r>
         <w:rPr>
           <w:b/>
         </w:rPr>
-        <w:t>condition</w:t>
+        <w:t>prediction</w:t>
       </w:r>
       <w:r>
         <w:rPr>
           <w:b w:val="0"/>
         </w:rPr>
-        <w:t xml:space="preserve">s actually checked and observed label. Mark skipped </w:t>
+        <w:t>.</w:t>
+      </w:r>
+    </w:p>
+    <w:p>
+      <w:pPr>
+        <w:spacing w:line="336" w:lineRule="auto" w:after="180"/>
+      </w:pPr>
+      <w:r>
+        <w:rPr>
+          <w:b w:val="0"/>
+        </w:rPr>
+        <w:t xml:space="preserve">Save your workbook </w:t>
       </w:r>
       <w:r>
         <w:rPr>
           <w:b/>
         </w:rPr>
-        <w:t>condition</w:t>
+        <w:t>evidence</w:t>
       </w:r>
       <w:r>
         <w:rPr>
           <w:b w:val="0"/>
         </w:rPr>
-        <w:t>s as skipped rather than pretending the program evaluated them.</w:t>
-      </w:r>
-    </w:p>
-    <w:p>
-      <w:pPr>
-        <w:spacing w:line="336" w:lineRule="auto" w:after="180"/>
-      </w:pPr>
-      <w:r>
-        <w:rPr>
-          <w:b w:val="0"/>
-        </w:rPr>
-        <w:t>After a repair, rerun earlier cases as well as the failing one. Week 6 will repeat a block and track changes across iterations.</w:t>
-      </w:r>
-    </w:p>
+        <w:t>. At the next review, try a different case before opening your old answer.</w:t>
+      </w:r>
+    </w:p>
+    <w:p>
+      <w:pPr>
+        <w:pStyle w:val="Heading1"/>
+      </w:pPr>
+      <w:r>
+        <w:t>Reference bank and extra practice</w:t>
+      </w:r>
+    </w:p>
+    <w:p>
+      <w:pPr>
+        <w:pStyle w:val="Heading1"/>
+      </w:pPr>
+      <w:r>
+        <w:t>05. Reference · The words used in this procedure</w:t>
+      </w:r>
+    </w:p>
+    <w:p>
+      <w:r>
+        <w:t>Explain each term using a particular code line.</w:t>
+      </w:r>
+    </w:p>
+    <w:p>
+      <w:pPr>
+        <w:pStyle w:val="Heading2"/>
+      </w:pPr>
+      <w:r>
+        <w:t>Vocabulary and response</w:t>
+      </w:r>
+    </w:p>
+    <w:tbl>
+      <w:tblPr>
+        <w:tblStyle w:val="LightShading-Accent1"/>
+        <w:tblW w:type="auto" w:w="0"/>
+        <w:tblLook w:firstColumn="1" w:firstRow="1" w:lastColumn="0" w:lastRow="0" w:noHBand="0" w:noVBand="1" w:val="04A0"/>
+      </w:tblPr>
+      <w:tblGrid>
+        <w:gridCol w:w="5112"/>
+        <w:gridCol w:w="5112"/>
+      </w:tblGrid>
+      <w:tr>
+        <w:trPr>
+          <w:tblHeader/>
+        </w:trPr>
+        <w:tc>
+          <w:tcPr>
+            <w:tcW w:type="dxa" w:w="5112"/>
+          </w:tcPr>
+          <w:p>
+            <w:r>
+              <w:t>Word</w:t>
+            </w:r>
+          </w:p>
+        </w:tc>
+        <w:tc>
+          <w:tcPr>
+            <w:tcW w:type="dxa" w:w="5112"/>
+          </w:tcPr>
+          <w:p>
+            <w:r>
+              <w:t>Meaning</w:t>
+            </w:r>
+          </w:p>
+        </w:tc>
+      </w:tr>
+      <w:tr>
+        <w:tc>
+          <w:tcPr>
+            <w:tcW w:type="dxa" w:w="5112"/>
+          </w:tcPr>
+          <w:p>
+            <w:r>
+              <w:t>Branch</w:t>
+            </w:r>
+          </w:p>
+        </w:tc>
+        <w:tc>
+          <w:tcPr>
+            <w:tcW w:type="dxa" w:w="5112"/>
+          </w:tcPr>
+          <w:p>
+            <w:r>
+              <w:t>A possible path through a program</w:t>
+            </w:r>
+          </w:p>
+        </w:tc>
+      </w:tr>
+      <w:tr>
+        <w:tc>
+          <w:tcPr>
+            <w:tcW w:type="dxa" w:w="5112"/>
+          </w:tcPr>
+          <w:p>
+            <w:r>
+              <w:t>Condition</w:t>
+            </w:r>
+          </w:p>
+        </w:tc>
+        <w:tc>
+          <w:tcPr>
+            <w:tcW w:type="dxa" w:w="5112"/>
+          </w:tcPr>
+          <w:p>
+            <w:r>
+              <w:t>An expression used to decide which path to take</w:t>
+            </w:r>
+          </w:p>
+        </w:tc>
+      </w:tr>
+      <w:tr>
+        <w:tc>
+          <w:tcPr>
+            <w:tcW w:type="dxa" w:w="5112"/>
+          </w:tcPr>
+          <w:p>
+            <w:r>
+              <w:t>Indentation</w:t>
+            </w:r>
+          </w:p>
+        </w:tc>
+        <w:tc>
+          <w:tcPr>
+            <w:tcW w:type="dxa" w:w="5112"/>
+          </w:tcPr>
+          <w:p>
+            <w:r>
+              <w:t>Leading spaces that identify a Python code block</w:t>
+            </w:r>
+          </w:p>
+        </w:tc>
+      </w:tr>
+      <w:tr>
+        <w:tc>
+          <w:tcPr>
+            <w:tcW w:type="dxa" w:w="5112"/>
+          </w:tcPr>
+          <w:p>
+            <w:r>
+              <w:t>Boundary</w:t>
+            </w:r>
+          </w:p>
+        </w:tc>
+        <w:tc>
+          <w:tcPr>
+            <w:tcW w:type="dxa" w:w="5112"/>
+          </w:tcPr>
+          <w:p>
+            <w:r>
+              <w:t>A value where a classification may change</w:t>
+            </w:r>
+          </w:p>
+        </w:tc>
+      </w:tr>
+      <w:tr>
+        <w:tc>
+          <w:tcPr>
+            <w:tcW w:type="dxa" w:w="5112"/>
+          </w:tcPr>
+          <w:p>
+            <w:r>
+              <w:t>Regression check</w:t>
+            </w:r>
+          </w:p>
+        </w:tc>
+        <w:tc>
+          <w:tcPr>
+            <w:tcW w:type="dxa" w:w="5112"/>
+          </w:tcPr>
+          <w:p>
+            <w:r>
+              <w:t>A previous test rerun after an edit to detect a new failure</w:t>
+            </w:r>
+          </w:p>
+        </w:tc>
+      </w:tr>
+    </w:tbl>
     <w:p>
       <w:pPr>
         <w:pStyle w:val="Heading3"/>
       </w:pPr>
       <w:r>
+        <w:t>Use two terms to explain a step in this week’s example.</w:t>
+      </w:r>
+    </w:p>
+    <w:p>
+      <w:r>
+        <w:t>________________________________________________________________</w:t>
+      </w:r>
+    </w:p>
+    <w:p>
+      <w:r>
+        <w:t>________________________________________________________________</w:t>
+      </w:r>
+    </w:p>
+    <w:p>
+      <w:r>
+        <w:t>________________________________________________________________</w:t>
+      </w:r>
+    </w:p>
+    <w:p>
+      <w:pPr>
+        <w:pStyle w:val="Heading1"/>
+      </w:pPr>
+      <w:r>
+        <w:t>10. Extra challenge · Explain, apply and challenge</w:t>
+      </w:r>
+    </w:p>
+    <w:p>
+      <w:r>
+        <w:t>Choose the next useful task after supported practice.</w:t>
+      </w:r>
+    </w:p>
+    <w:p>
+      <w:pPr>
+        <w:pStyle w:val="Heading2"/>
+      </w:pPr>
+      <w:r>
+        <w:t>Choose a challenge</w:t>
+      </w:r>
+    </w:p>
+    <w:p>
+      <w:pPr>
+        <w:pStyle w:val="ListBullet"/>
+      </w:pPr>
+      <w:r>
+        <w:t>Describe the purpose of if, elif and else in the worked duration sorter. Explain why print(label) is outside the indented branches.</w:t>
+      </w:r>
+    </w:p>
+    <w:p>
+      <w:pPr>
+        <w:pStyle w:val="ListBullet"/>
+      </w:pPr>
+      <w:r>
+        <w:t>Trace the two-independent-if example for -1. Identify which assignment overwrites the earlier label and make the smallest repair.</w:t>
+      </w:r>
+    </w:p>
+    <w:p>
+      <w:pPr>
+        <w:pStyle w:val="ListBullet"/>
+      </w:pPr>
+      <w:r>
+        <w:t>A repair changes the small-count condition from &lt; 6 to &lt;= 6. Name the case that exposes the original error and two different kinds of earlier cases to rerun.</w:t>
+      </w:r>
+    </w:p>
+    <w:p>
+      <w:pPr>
+        <w:pStyle w:val="Heading3"/>
+      </w:pPr>
+      <w:r>
+        <w:t>Explain which evidence supports your conclusion and which claim remains unproved.</w:t>
+      </w:r>
+    </w:p>
+    <w:p>
+      <w:r>
+        <w:t>________________________________________________________________</w:t>
+      </w:r>
+    </w:p>
+    <w:p>
+      <w:r>
+        <w:t>________________________________________________________________</w:t>
+      </w:r>
+    </w:p>
+    <w:p>
+      <w:r>
+        <w:t>________________________________________________________________</w:t>
+      </w:r>
+    </w:p>
+    <w:p>
+      <w:r>
+        <w:t>________________________________________________________________</w:t>
+      </w:r>
+    </w:p>
+    <w:p>
+      <w:r>
+        <w:t>________________________________________________________________</w:t>
+      </w:r>
+    </w:p>
+    <w:p>
+      <w:pPr>
+        <w:pStyle w:val="Heading2"/>
+      </w:pPr>
+      <w:r>
+        <w:t>Earlier wording, alternatives and picture transcripts · reference / check after trying</w:t>
+      </w:r>
+    </w:p>
+    <w:p>
+      <w:pPr>
+        <w:pStyle w:val="Heading3"/>
+      </w:pPr>
+      <w:r>
+        <w:t>Explain → apply → challenge</w:t>
+      </w:r>
+    </w:p>
+    <w:p>
+      <w:pPr>
+        <w:pStyle w:val="Heading1"/>
+      </w:pPr>
+      <w:r>
+        <w:t>12. Reference · Inspect your evidence</w:t>
+      </w:r>
+    </w:p>
+    <w:p>
+      <w:r>
+        <w:t>Use the record after practice rather than revealing the independent answer.</w:t>
+      </w:r>
+    </w:p>
+    <w:p>
+      <w:pPr>
+        <w:pStyle w:val="Heading2"/>
+      </w:pPr>
+      <w:r>
+        <w:t>Self-check and explanation</w:t>
+      </w:r>
+    </w:p>
+    <w:p>
+      <w:pPr>
+        <w:pStyle w:val="ListBullet"/>
+      </w:pPr>
+      <w:r>
+        <w:t>For each run, record input, expected label, conditions actually checked and observed label. Mark skipped conditions as skipped rather than pretending the program evaluated them. After a repair, rerun earlier cases as well as the failing one. Week 6 will repeat a block and track changes across iterations.</w:t>
+      </w:r>
+    </w:p>
+    <w:p>
+      <w:pPr>
+        <w:pStyle w:val="Heading3"/>
+      </w:pPr>
+      <w:r>
         <w:t>A learner tests -1, 2 and 20 and concludes the sorter is completely correct because all three branches ran. Explain what important case is missing and why branch coverage alone is insufficient.</w:t>
       </w:r>
     </w:p>
@@ -3168,25 +4082,10 @@
     </w:p>
     <w:p>
       <w:pPr>
-        <w:spacing w:line="336" w:lineRule="auto" w:after="180"/>
-      </w:pPr>
-      <w:r>
-        <w:rPr>
-          <w:b w:val="0"/>
-        </w:rPr>
-        <w:t xml:space="preserve">A repair changes the small-count </w:t>
-      </w:r>
-      <w:r>
-        <w:rPr>
-          <w:b/>
-        </w:rPr>
-        <w:t>condition</w:t>
-      </w:r>
-      <w:r>
-        <w:rPr>
-          <w:b w:val="0"/>
-        </w:rPr>
-        <w:t xml:space="preserve"> from &lt; 6 to &lt;= 6. Name the case that exposes the original error and two different kinds of earlier cases to rerun.</w:t>
+        <w:pStyle w:val="ListBullet"/>
+      </w:pPr>
+      <w:r>
+        <w:t>A repair changes the small-count condition from &lt; 6 to &lt;= 6. Name the case that exposes the original error and two different kinds of earlier cases to rerun.</w:t>
       </w:r>
     </w:p>
     <w:p>
@@ -3222,12 +4121,28 @@
         <w:pStyle w:val="Heading1"/>
       </w:pPr>
       <w:r>
-        <w:t>13. Study a complete case</w:t>
-      </w:r>
-    </w:p>
-    <w:p>
-      <w:r>
-        <w:t>Revisit the complete Branching and boundary tests case for supported practice. Repeated examples do not become fresh assessments.</w:t>
+        <w:t>13. Extra practice · A complete trace</w:t>
+      </w:r>
+    </w:p>
+    <w:p>
+      <w:r>
+        <w:t>Predict before opening the supplied trace.</w:t>
+      </w:r>
+    </w:p>
+    <w:p>
+      <w:pPr>
+        <w:pStyle w:val="Heading2"/>
+      </w:pPr>
+      <w:r>
+        <w:t>Explain the input and procedure</w:t>
+      </w:r>
+    </w:p>
+    <w:p>
+      <w:pPr>
+        <w:pStyle w:val="ListBullet"/>
+      </w:pPr>
+      <w:r>
+        <w:t>Follow the input through the stated procedure to its result. Cover the result first, predict it, then explain every intermediate step. The text/table accompanies the figure so the example can be read without colour.</w:t>
       </w:r>
     </w:p>
     <w:p>
@@ -3235,7 +4150,45 @@
         <w:pStyle w:val="Heading3"/>
       </w:pPr>
       <w:r>
-        <w:t>Complete evidence record</w:t>
+        <w:t>My complete trace of the worked case</w:t>
+      </w:r>
+    </w:p>
+    <w:p>
+      <w:r>
+        <w:t>________________________________________________________________</w:t>
+      </w:r>
+    </w:p>
+    <w:p>
+      <w:r>
+        <w:t>________________________________________________________________</w:t>
+      </w:r>
+    </w:p>
+    <w:p>
+      <w:r>
+        <w:t>________________________________________________________________</w:t>
+      </w:r>
+    </w:p>
+    <w:p>
+      <w:r>
+        <w:t>________________________________________________________________</w:t>
+      </w:r>
+    </w:p>
+    <w:p>
+      <w:r>
+        <w:t>________________________________________________________________</w:t>
+      </w:r>
+    </w:p>
+    <w:p>
+      <w:r>
+        <w:t>________________________________________________________________</w:t>
+      </w:r>
+    </w:p>
+    <w:p>
+      <w:pPr>
+        <w:pStyle w:val="Heading2"/>
+      </w:pPr>
+      <w:r>
+        <w:t>Check the complete trace · reference / check after trying</w:t>
       </w:r>
     </w:p>
     <w:p>
@@ -3396,25 +4349,10 @@
     </w:p>
     <w:p>
       <w:pPr>
-        <w:spacing w:line="336" w:lineRule="auto" w:after="180"/>
-      </w:pPr>
-      <w:r>
-        <w:rPr>
-          <w:b w:val="0"/>
-        </w:rPr>
-        <w:t xml:space="preserve">Follow the </w:t>
-      </w:r>
-      <w:r>
-        <w:rPr>
-          <w:b/>
-        </w:rPr>
-        <w:t>input</w:t>
-      </w:r>
-      <w:r>
-        <w:rPr>
-          <w:b w:val="0"/>
-        </w:rPr>
-        <w:t xml:space="preserve"> through the stated procedure to its result. Cover the result first, predict it, then explain every intermediate step. The text/table accompanies the figure so the example can be read without colour.</w:t>
+        <w:pStyle w:val="Heading2"/>
+      </w:pPr>
+      <w:r>
+        <w:t>Earlier wording, alternatives and picture transcripts · reference / check after trying</w:t>
       </w:r>
     </w:p>
     <w:p>
@@ -3422,37 +4360,7 @@
         <w:pStyle w:val="Heading3"/>
       </w:pPr>
       <w:r>
-        <w:t>My complete trace of the worked case</w:t>
-      </w:r>
-    </w:p>
-    <w:p>
-      <w:r>
-        <w:t>________________________________________________________________</w:t>
-      </w:r>
-    </w:p>
-    <w:p>
-      <w:r>
-        <w:t>________________________________________________________________</w:t>
-      </w:r>
-    </w:p>
-    <w:p>
-      <w:r>
-        <w:t>________________________________________________________________</w:t>
-      </w:r>
-    </w:p>
-    <w:p>
-      <w:r>
-        <w:t>________________________________________________________________</w:t>
-      </w:r>
-    </w:p>
-    <w:p>
-      <w:r>
-        <w:t>________________________________________________________________</w:t>
-      </w:r>
-    </w:p>
-    <w:p>
-      <w:r>
-        <w:t>________________________________________________________________</w:t>
+        <w:t>Complete evidence record</w:t>
       </w:r>
     </w:p>
     <w:p>
@@ -3460,253 +4368,20 @@
         <w:pStyle w:val="Heading1"/>
       </w:pPr>
       <w:r>
-        <w:t>14. Try a new case independently</w:t>
-      </w:r>
-    </w:p>
-    <w:p>
-      <w:r>
-        <w:t>Attempt the reserved new case before feedback. Record support; the earlier examples below remain additional practice.</w:t>
-      </w:r>
-    </w:p>
-    <w:p>
-      <w:pPr>
-        <w:pStyle w:val="Heading3"/>
-      </w:pPr>
-      <w:r>
-        <w:t>Independent case: Trace branch order</w:t>
-      </w:r>
-    </w:p>
-    <w:p>
-      <w:pPr>
-        <w:spacing w:line="336" w:lineRule="auto" w:after="180"/>
-      </w:pPr>
-      <w:r>
-        <w:rPr>
-          <w:b w:val="0"/>
-        </w:rPr>
-        <w:t>Predict the action for 30, then trace 29 and -1. Explain why validity is checked before the lamp decision.</w:t>
-      </w:r>
-    </w:p>
-    <w:p>
-      <w:r>
-        <w:rPr>
-          <w:rFonts w:ascii="Courier New" w:hAnsi="Courier New"/>
-          <w:sz w:val="18"/>
-        </w:rPr>
-        <w:t>reading = 30</w:t>
-        <w:br/>
-        <w:t>if not 0 &lt;= reading &lt;= 100:</w:t>
-        <w:br/>
-        <w:t xml:space="preserve">    action = "invalid"</w:t>
-        <w:br/>
-        <w:t>elif reading &lt; 30:</w:t>
-        <w:br/>
-        <w:t xml:space="preserve">    action = "on"</w:t>
-        <w:br/>
-        <w:t>else:</w:t>
-        <w:br/>
-        <w:t xml:space="preserve">    action = "off"</w:t>
-        <w:br/>
-        <w:t>print(action)</w:t>
-        <w:br/>
-      </w:r>
-    </w:p>
-    <w:p>
-      <w:pPr>
-        <w:pStyle w:val="Heading3"/>
-      </w:pPr>
-      <w:r>
-        <w:t>My independent explanation, trace and limits</w:t>
-      </w:r>
-    </w:p>
-    <w:p>
-      <w:r>
-        <w:t>________________________________________________________________</w:t>
-      </w:r>
-    </w:p>
-    <w:p>
-      <w:r>
-        <w:t>________________________________________________________________</w:t>
-      </w:r>
-    </w:p>
-    <w:p>
-      <w:r>
-        <w:t>________________________________________________________________</w:t>
-      </w:r>
-    </w:p>
-    <w:p>
-      <w:r>
-        <w:t>________________________________________________________________</w:t>
-      </w:r>
-    </w:p>
-    <w:p>
-      <w:r>
-        <w:t>________________________________________________________________</w:t>
-      </w:r>
-    </w:p>
-    <w:p>
-      <w:r>
-        <w:t>________________________________________________________________</w:t>
-      </w:r>
-    </w:p>
-    <w:p>
-      <w:r>
-        <w:t>________________________________________________________________</w:t>
-      </w:r>
-    </w:p>
-    <w:p>
-      <w:pPr>
-        <w:spacing w:line="336" w:lineRule="auto" w:after="180"/>
-      </w:pPr>
-      <w:r>
-        <w:rPr>
-          <w:b w:val="0"/>
-        </w:rPr>
-        <w:t>Attempt this case before feedback. Record any help. Earlier examples below are further practice; a case already practised with feedback cannot establish fresh transfer.</w:t>
-      </w:r>
-    </w:p>
-    <w:p>
-      <w:pPr>
-        <w:pStyle w:val="Heading3"/>
-      </w:pPr>
-      <w:r>
-        <w:t>Attempt this without hints</w:t>
-      </w:r>
-    </w:p>
-    <w:p>
-      <w:pPr>
-        <w:spacing w:line="336" w:lineRule="auto" w:after="180"/>
-      </w:pPr>
-      <w:r>
-        <w:rPr>
-          <w:b w:val="0"/>
-        </w:rPr>
-        <w:t>Use an integer tiles count. Label a negative value Invalid, zero Empty, 1 through 6 Small and values above 6 Large. Write an ordered if elif else script and predict -1, 0, 1, 6 and 7. Include one print after the chain.</w:t>
-      </w:r>
-    </w:p>
-    <w:p>
-      <w:pPr>
-        <w:pStyle w:val="Heading3"/>
-      </w:pPr>
-      <w:r>
-        <w:t>My independent procedure, result and limitation</w:t>
-      </w:r>
-    </w:p>
-    <w:p>
-      <w:r>
-        <w:t>________________________________________________________________</w:t>
-      </w:r>
-    </w:p>
-    <w:p>
-      <w:r>
-        <w:t>________________________________________________________________</w:t>
-      </w:r>
-    </w:p>
-    <w:p>
-      <w:r>
-        <w:t>________________________________________________________________</w:t>
-      </w:r>
-    </w:p>
-    <w:p>
-      <w:r>
-        <w:t>________________________________________________________________</w:t>
-      </w:r>
-    </w:p>
-    <w:p>
-      <w:r>
-        <w:t>________________________________________________________________</w:t>
-      </w:r>
-    </w:p>
-    <w:p>
-      <w:r>
-        <w:t>________________________________________________________________</w:t>
-      </w:r>
-    </w:p>
-    <w:p>
-      <w:r>
-        <w:t>________________________________________________________________</w:t>
-      </w:r>
-    </w:p>
-    <w:p>
-      <w:r>
-        <w:t>________________________________________________________________</w:t>
-      </w:r>
-    </w:p>
-    <w:p>
-      <w:pPr>
-        <w:spacing w:line="336" w:lineRule="auto" w:after="180"/>
-      </w:pPr>
-      <w:r>
-        <w:rPr>
-          <w:b w:val="0"/>
-        </w:rPr>
-        <w:t>Record support used: none, hint or teacher explanation. After feedback, a different case is needed to demonstrate independence.</w:t>
-      </w:r>
-    </w:p>
-    <w:p>
-      <w:pPr>
-        <w:pStyle w:val="Heading3"/>
-      </w:pPr>
-      <w:r>
-        <w:t>Use feedback to improve</w:t>
-      </w:r>
-    </w:p>
-    <w:p>
-      <w:pPr>
-        <w:spacing w:line="336" w:lineRule="auto" w:after="180"/>
-      </w:pPr>
-      <w:r>
-        <w:rPr>
-          <w:b w:val="0"/>
-        </w:rPr>
-        <w:t>Attempt the independent case before hints. Record whether you worked alone, used a hint or followed a model. After feedback, fix the first unsupported step and explain why it changed.</w:t>
-      </w:r>
-    </w:p>
-    <w:p>
-      <w:pPr>
-        <w:spacing w:line="336" w:lineRule="auto" w:after="180"/>
-      </w:pPr>
-      <w:r>
-        <w:rPr>
-          <w:b w:val="0"/>
-        </w:rPr>
-        <w:t>A later check uses a changed case, not a copied answer.</w:t>
-      </w:r>
-    </w:p>
-    <w:p>
-      <w:pPr>
-        <w:pStyle w:val="Heading1"/>
-      </w:pPr>
-      <w:r>
-        <w:t>15. Your lesson route</w:t>
-      </w:r>
-    </w:p>
-    <w:p>
-      <w:r>
-        <w:t>Use this map to navigate Branching and boundary tests, connect the goals to tasks and keep one evidence record for each attempt.</w:t>
-      </w:r>
-    </w:p>
-    <w:p>
-      <w:pPr>
-        <w:spacing w:line="336" w:lineRule="auto" w:after="180"/>
-      </w:pPr>
-      <w:r>
-        <w:rPr>
-          <w:b w:val="0"/>
-        </w:rPr>
-        <w:t xml:space="preserve">Start with this question: Check invalid values before </w:t>
-      </w:r>
-      <w:r>
-        <w:rPr>
-          <w:b/>
-        </w:rPr>
-        <w:t>branch</w:t>
-      </w:r>
-      <w:r>
-        <w:rPr>
-          <w:b w:val="0"/>
-        </w:rPr>
-        <w:t>ing. A toy shelf label uses fewer than five books as "small", otherwise "large", but negative counts are invalid.</w:t>
+        <w:t>15. Reference · Earlier route checklist</w:t>
+      </w:r>
+    </w:p>
+    <w:p>
+      <w:r>
+        <w:t>Keep one main lesson route and use this as a reminder.</w:t>
+      </w:r>
+    </w:p>
+    <w:p>
+      <w:pPr>
+        <w:pStyle w:val="Heading2"/>
+      </w:pPr>
+      <w:r>
+        <w:t>Checklist and first prediction</w:t>
       </w:r>
     </w:p>
     <w:tbl>
@@ -3871,15 +4546,10 @@
     </w:p>
     <w:p>
       <w:pPr>
-        <w:pStyle w:val="Heading1"/>
-      </w:pPr>
-      <w:r>
-        <w:t>16. Finish and return</w:t>
-      </w:r>
-    </w:p>
-    <w:p>
-      <w:r>
-        <w:t>Explain Branching and boundary tests without notes, identify a remaining question and plan a later check with a changed case.</w:t>
+        <w:pStyle w:val="Heading2"/>
+      </w:pPr>
+      <w:r>
+        <w:t>Earlier wording, alternatives and picture transcripts · reference / check after trying</w:t>
       </w:r>
     </w:p>
     <w:p>
@@ -3890,7 +4560,7 @@
         <w:rPr>
           <w:b w:val="0"/>
         </w:rPr>
-        <w:t xml:space="preserve">Close your notes. Explain this goal in your own words: Trace the selected </w:t>
+        <w:t xml:space="preserve">Start with this question: Check invalid values before </w:t>
       </w:r>
       <w:r>
         <w:rPr>
@@ -3902,7 +4572,36 @@
         <w:rPr>
           <w:b w:val="0"/>
         </w:rPr>
-        <w:t xml:space="preserve"> in an if elif else chain</w:t>
+        <w:t>ing. A toy shelf label uses fewer than five books as "small", otherwise "large", but negative counts are invalid.</w:t>
+      </w:r>
+    </w:p>
+    <w:p>
+      <w:pPr>
+        <w:pStyle w:val="Heading1"/>
+      </w:pPr>
+      <w:r>
+        <w:t>17. Extra practice · Predict, check and repair</w:t>
+      </w:r>
+    </w:p>
+    <w:p>
+      <w:r>
+        <w:t>Use only after an attempt; keep the reserved assessment separate.</w:t>
+      </w:r>
+    </w:p>
+    <w:p>
+      <w:pPr>
+        <w:pStyle w:val="Heading2"/>
+      </w:pPr>
+      <w:r>
+        <w:t>First question and hint</w:t>
+      </w:r>
+    </w:p>
+    <w:p>
+      <w:pPr>
+        <w:pStyle w:val="ListBullet"/>
+      </w:pPr>
+      <w:r>
+        <w:t>Check invalid values before branching. A toy shelf label uses fewer than five books as "small", otherwise "large", but negative counts are invalid.</w:t>
       </w:r>
     </w:p>
     <w:p>
@@ -3910,7 +4609,47 @@
         <w:pStyle w:val="Heading3"/>
       </w:pPr>
       <w:r>
-        <w:t>My deciding step, evidence and one remaining question</w:t>
+        <w:t>Practice 1: explain the deciding evidence</w:t>
+      </w:r>
+    </w:p>
+    <w:p>
+      <w:pPr>
+        <w:pStyle w:val="ListBullet"/>
+      </w:pPr>
+      <w:r>
+        <w:t>Which labelled step matches this detail? For count=5, both earlier conditions fail, so large is selected.</w:t>
+      </w:r>
+    </w:p>
+    <w:p>
+      <w:pPr>
+        <w:pStyle w:val="ListBullet"/>
+      </w:pPr>
+      <w:r>
+        <w:t>1. Check validity</w:t>
+      </w:r>
+    </w:p>
+    <w:p>
+      <w:pPr>
+        <w:pStyle w:val="ListBullet"/>
+      </w:pPr>
+      <w:r>
+        <w:t>2. Handle equality</w:t>
+      </w:r>
+    </w:p>
+    <w:p>
+      <w:pPr>
+        <w:pStyle w:val="ListBullet"/>
+      </w:pPr>
+      <w:r>
+        <w:t>3. Check small boundary</w:t>
+      </w:r>
+    </w:p>
+    <w:p>
+      <w:pPr>
+        <w:pStyle w:val="Heading3"/>
+      </w:pPr>
+      <w:r>
+        <w:t>My selected conclusion, deciding fact and explanation</w:t>
       </w:r>
     </w:p>
     <w:p>
@@ -3936,6 +4675,22 @@
     <w:p>
       <w:r>
         <w:t>________________________________________________________________</w:t>
+      </w:r>
+    </w:p>
+    <w:p>
+      <w:pPr>
+        <w:pStyle w:val="ListBullet"/>
+      </w:pPr>
+      <w:r>
+        <w:t>Hint if needed: Read the steps in the pictorial case. Match the supplied detail to the stage that performs or records it.</w:t>
+      </w:r>
+    </w:p>
+    <w:p>
+      <w:pPr>
+        <w:pStyle w:val="Heading2"/>
+      </w:pPr>
+      <w:r>
+        <w:t>Check the first explanation · reference / check after trying</w:t>
       </w:r>
     </w:p>
     <w:p>
@@ -3946,7 +4701,261 @@
         <w:rPr>
           <w:b w:val="0"/>
         </w:rPr>
-        <w:t xml:space="preserve">If you are unsure, return to the worked picture and explain one arrow. If you are ready, change an </w:t>
+        <w:t xml:space="preserve">After your attempt, compare with the supported explanation: Handle equality For count=5, both earlier </w:t>
+      </w:r>
+      <w:r>
+        <w:rPr>
+          <w:b/>
+        </w:rPr>
+        <w:t>condition</w:t>
+      </w:r>
+      <w:r>
+        <w:rPr>
+          <w:b w:val="0"/>
+        </w:rPr>
+        <w:t xml:space="preserve">s fail, so large is selected. An if/elif/else chain selects the first matching </w:t>
+      </w:r>
+      <w:r>
+        <w:rPr>
+          <w:b/>
+        </w:rPr>
+        <w:t>branch</w:t>
+      </w:r>
+      <w:r>
+        <w:rPr>
+          <w:b w:val="0"/>
+        </w:rPr>
+        <w:t>.</w:t>
+      </w:r>
+    </w:p>
+    <w:p>
+      <w:pPr>
+        <w:spacing w:line="336" w:lineRule="auto" w:after="180"/>
+      </w:pPr>
+      <w:r>
+        <w:rPr>
+          <w:b w:val="0"/>
+        </w:rPr>
+        <w:t>Putting invalid handling first prevents a negative count from being mislabelled as a small valid collection.</w:t>
+      </w:r>
+    </w:p>
+    <w:p>
+      <w:pPr>
+        <w:pStyle w:val="Heading2"/>
+      </w:pPr>
+      <w:r>
+        <w:t>Changed-case question and hint</w:t>
+      </w:r>
+    </w:p>
+    <w:p>
+      <w:pPr>
+        <w:pStyle w:val="Heading3"/>
+      </w:pPr>
+      <w:r>
+        <w:t>Practice 2: explain the deciding evidence</w:t>
+      </w:r>
+    </w:p>
+    <w:p>
+      <w:pPr>
+        <w:pStyle w:val="ListBullet"/>
+      </w:pPr>
+      <w:r>
+        <w:t>Changed-case practice: Remove the first negative-count branch. Which conclusion is supported by the supplied facts?</w:t>
+      </w:r>
+    </w:p>
+    <w:p>
+      <w:pPr>
+        <w:pStyle w:val="ListBullet"/>
+      </w:pPr>
+      <w:r>
+        <w:t>1. This one example guarantees correct results for every future input.</w:t>
+      </w:r>
+    </w:p>
+    <w:p>
+      <w:pPr>
+        <w:pStyle w:val="ListBullet"/>
+      </w:pPr>
+      <w:r>
+        <w:t>2. A count of -2 would incorrectly receive small.</w:t>
+      </w:r>
+    </w:p>
+    <w:p>
+      <w:pPr>
+        <w:pStyle w:val="ListBullet"/>
+      </w:pPr>
+      <w:r>
+        <w:t>3. We can decide the result without examining the changed input or the procedure.</w:t>
+      </w:r>
+    </w:p>
+    <w:p>
+      <w:pPr>
+        <w:pStyle w:val="Heading3"/>
+      </w:pPr>
+      <w:r>
+        <w:t>My selected conclusion, deciding fact and explanation</w:t>
+      </w:r>
+    </w:p>
+    <w:p>
+      <w:r>
+        <w:t>________________________________________________________________</w:t>
+      </w:r>
+    </w:p>
+    <w:p>
+      <w:r>
+        <w:t>________________________________________________________________</w:t>
+      </w:r>
+    </w:p>
+    <w:p>
+      <w:r>
+        <w:t>________________________________________________________________</w:t>
+      </w:r>
+    </w:p>
+    <w:p>
+      <w:r>
+        <w:t>________________________________________________________________</w:t>
+      </w:r>
+    </w:p>
+    <w:p>
+      <w:r>
+        <w:t>________________________________________________________________</w:t>
+      </w:r>
+    </w:p>
+    <w:p>
+      <w:pPr>
+        <w:pStyle w:val="ListBullet"/>
+      </w:pPr>
+      <w:r>
+        <w:t>Hint if needed: Use the changed condition and the deciding step in the pictorial trace. The answer must say what follows from those facts.</w:t>
+      </w:r>
+    </w:p>
+    <w:p>
+      <w:pPr>
+        <w:pStyle w:val="Heading2"/>
+      </w:pPr>
+      <w:r>
+        <w:t>Check the changed explanation · reference / check after trying</w:t>
+      </w:r>
+    </w:p>
+    <w:p>
+      <w:pPr>
+        <w:spacing w:line="336" w:lineRule="auto" w:after="180"/>
+      </w:pPr>
+      <w:r>
+        <w:rPr>
+          <w:b w:val="0"/>
+        </w:rPr>
+        <w:t>After your attempt, compare with the supported explanation: A count of -2 would incorrectly receive small. Negative two is less than five, but it is not a permitted measured count.</w:t>
+      </w:r>
+    </w:p>
+    <w:p>
+      <w:pPr>
+        <w:pStyle w:val="Heading2"/>
+      </w:pPr>
+      <w:r>
+        <w:t>Repair and keep the record</w:t>
+      </w:r>
+    </w:p>
+    <w:p>
+      <w:pPr>
+        <w:spacing w:line="336" w:lineRule="auto" w:after="180"/>
+      </w:pPr>
+      <w:r>
+        <w:rPr>
+          <w:b w:val="0"/>
+        </w:rPr>
+        <w:t xml:space="preserve">Review Boolean </w:t>
+      </w:r>
+      <w:r>
+        <w:rPr>
+          <w:b/>
+        </w:rPr>
+        <w:t>condition</w:t>
+      </w:r>
+      <w:r>
+        <w:rPr>
+          <w:b w:val="0"/>
+        </w:rPr>
+        <w:t>s (python-bridge/4). Goal: Translate stated requirements into comparisons. Short practice: Give both comparison results for ages 11, 15 and 16.</w:t>
+      </w:r>
+    </w:p>
+    <w:p>
+      <w:pPr>
+        <w:spacing w:line="336" w:lineRule="auto" w:after="180"/>
+      </w:pPr>
+      <w:r>
+        <w:rPr>
+          <w:b w:val="0"/>
+        </w:rPr>
+        <w:t>Which comparison rejects each outside value, and why does and matter?. Return to this week and explain what you changed.</w:t>
+      </w:r>
+    </w:p>
+    <w:p>
+      <w:pPr>
+        <w:spacing w:line="336" w:lineRule="auto" w:after="180"/>
+      </w:pPr>
+      <w:r>
+        <w:rPr>
+          <w:b w:val="0"/>
+        </w:rPr>
+        <w:t xml:space="preserve">Review Values variables and types (python-bridge/2). Goal: Distinguish integer, floating-point, text and Boolean values. Short practice: Predict both print </w:t>
+      </w:r>
+      <w:r>
+        <w:rPr>
+          <w:b/>
+        </w:rPr>
+        <w:t>output</w:t>
+      </w:r>
+      <w:r>
+        <w:rPr>
+          <w:b w:val="0"/>
+        </w:rPr>
+        <w:t>s and explain why they differ.</w:t>
+      </w:r>
+    </w:p>
+    <w:p>
+      <w:pPr>
+        <w:spacing w:line="336" w:lineRule="auto" w:after="180"/>
+      </w:pPr>
+      <w:r>
+        <w:rPr>
+          <w:b w:val="0"/>
+        </w:rPr>
+        <w:t xml:space="preserve">Does count+tag work, and what happens to each valid </w:t>
+      </w:r>
+      <w:r>
+        <w:rPr>
+          <w:b/>
+        </w:rPr>
+        <w:t>output</w:t>
+      </w:r>
+      <w:r>
+        <w:rPr>
+          <w:b w:val="0"/>
+        </w:rPr>
+        <w:t xml:space="preserve"> after count becomes ten?. Return to this week and explain what you changed.</w:t>
+      </w:r>
+    </w:p>
+    <w:p>
+      <w:pPr>
+        <w:spacing w:line="336" w:lineRule="auto" w:after="180"/>
+      </w:pPr>
+      <w:r>
+        <w:rPr>
+          <w:b w:val="0"/>
+        </w:rPr>
+        <w:t xml:space="preserve">The browser lab lets you edit the supported Python examples already included in this lesson. Predict first, run, inspect the actual </w:t>
+      </w:r>
+      <w:r>
+        <w:rPr>
+          <w:b/>
+        </w:rPr>
+        <w:t>output</w:t>
+      </w:r>
+      <w:r>
+        <w:rPr>
+          <w:b w:val="0"/>
+        </w:rPr>
+        <w:t xml:space="preserve"> or error, change one </w:t>
       </w:r>
       <w:r>
         <w:rPr>
@@ -3958,7 +4967,18 @@
         <w:rPr>
           <w:b w:val="0"/>
         </w:rPr>
-        <w:t xml:space="preserve"> or assumption and justify your </w:t>
+        <w:t>, then run again.</w:t>
+      </w:r>
+    </w:p>
+    <w:p>
+      <w:pPr>
+        <w:spacing w:line="336" w:lineRule="auto" w:after="180"/>
+      </w:pPr>
+      <w:r>
+        <w:rPr>
+          <w:b w:val="0"/>
+        </w:rPr>
+        <w:t xml:space="preserve">Keep code, </w:t>
       </w:r>
       <w:r>
         <w:rPr>
@@ -3970,7 +4990,7 @@
         <w:rPr>
           <w:b w:val="0"/>
         </w:rPr>
-        <w:t>.</w:t>
+        <w:t>s, actual results and a reasoned revision together. On paper, label your result as a trace rather than an execution.</w:t>
       </w:r>
     </w:p>
     <w:p>
@@ -3981,7 +5001,7 @@
         <w:rPr>
           <w:b w:val="0"/>
         </w:rPr>
-        <w:t xml:space="preserve">Save your workbook </w:t>
+        <w:t xml:space="preserve">Use Download completed work in the hosted lesson to export your answers, reflections, practice feedback and code-run </w:t>
       </w:r>
       <w:r>
         <w:rPr>
@@ -3993,20 +5013,26 @@
         <w:rPr>
           <w:b w:val="0"/>
         </w:rPr>
-        <w:t>. At the next review, try a different case before opening your old answer.</w:t>
-      </w:r>
-    </w:p>
-    <w:p>
-      <w:pPr>
-        <w:pStyle w:val="Heading1"/>
-      </w:pPr>
-      <w:r>
-        <w:t>17. Supported practice, repair and portfolio</w:t>
-      </w:r>
-    </w:p>
-    <w:p>
-      <w:r>
-        <w:t>Attempt supported questions before using hints or feedback. Review a missing building block, then keep the completed work.</w:t>
+        <w:t>. Open the HTML copy to read or print it.</w:t>
+      </w:r>
+    </w:p>
+    <w:p>
+      <w:pPr>
+        <w:spacing w:line="336" w:lineRule="auto" w:after="180"/>
+      </w:pPr>
+      <w:r>
+        <w:rPr>
+          <w:b w:val="0"/>
+        </w:rPr>
+        <w:t>Drafts stay in this browser when storage is available; clear drafts on a shared device.</w:t>
+      </w:r>
+    </w:p>
+    <w:p>
+      <w:pPr>
+        <w:pStyle w:val="Heading2"/>
+      </w:pPr>
+      <w:r>
+        <w:t>Earlier wording, alternatives and picture transcripts · reference / check after trying</w:t>
       </w:r>
     </w:p>
     <w:p>
@@ -4022,98 +5048,10 @@
     </w:p>
     <w:p>
       <w:pPr>
-        <w:spacing w:line="336" w:lineRule="auto" w:after="180"/>
-      </w:pPr>
-      <w:r>
-        <w:rPr>
-          <w:b w:val="0"/>
-        </w:rPr>
-        <w:t xml:space="preserve">Check invalid values before </w:t>
-      </w:r>
-      <w:r>
-        <w:rPr>
-          <w:b/>
-        </w:rPr>
-        <w:t>branch</w:t>
-      </w:r>
-      <w:r>
-        <w:rPr>
-          <w:b w:val="0"/>
-        </w:rPr>
-        <w:t>ing. A toy shelf label uses fewer than five books as "small", otherwise "large", but negative counts are invalid.</w:t>
-      </w:r>
-    </w:p>
-    <w:p>
-      <w:pPr>
         <w:pStyle w:val="Heading3"/>
       </w:pPr>
       <w:r>
-        <w:t>Practice 1: explain the deciding evidence</w:t>
-      </w:r>
-    </w:p>
-    <w:p>
-      <w:pPr>
-        <w:spacing w:line="336" w:lineRule="auto" w:after="180"/>
-      </w:pPr>
-      <w:r>
-        <w:rPr>
-          <w:b w:val="0"/>
-        </w:rPr>
-        <w:t xml:space="preserve">Which labelled step matches this detail? For count=5, both earlier </w:t>
-      </w:r>
-      <w:r>
-        <w:rPr>
-          <w:b/>
-        </w:rPr>
-        <w:t>condition</w:t>
-      </w:r>
-      <w:r>
-        <w:rPr>
-          <w:b w:val="0"/>
-        </w:rPr>
-        <w:t>s fail, so large is selected.</w:t>
-      </w:r>
-    </w:p>
-    <w:p>
-      <w:pPr>
-        <w:spacing w:line="336" w:lineRule="auto" w:after="180"/>
-        <w:shd w:fill="F4F9FC"/>
-      </w:pPr>
-      <w:r>
-        <w:rPr>
-          <w:b w:val="0"/>
-        </w:rPr>
-        <w:t>1. Check validity</w:t>
-      </w:r>
-    </w:p>
-    <w:p>
-      <w:pPr>
-        <w:spacing w:line="336" w:lineRule="auto" w:after="180"/>
-        <w:shd w:fill="F4F9FC"/>
-      </w:pPr>
-      <w:r>
-        <w:rPr>
-          <w:b w:val="0"/>
-        </w:rPr>
-        <w:t>2. Handle equality</w:t>
-      </w:r>
-    </w:p>
-    <w:p>
-      <w:pPr>
-        <w:spacing w:line="336" w:lineRule="auto" w:after="180"/>
-        <w:shd w:fill="F4F9FC"/>
-      </w:pPr>
-      <w:r>
-        <w:rPr>
-          <w:b w:val="0"/>
-        </w:rPr>
-        <w:t xml:space="preserve">3. Check small </w:t>
-      </w:r>
-      <w:r>
-        <w:rPr>
-          <w:b/>
-        </w:rPr>
-        <w:t>boundary</w:t>
+        <w:t>Repair a missing building block</w:t>
       </w:r>
     </w:p>
     <w:p>
@@ -4121,32 +5059,7 @@
         <w:pStyle w:val="Heading3"/>
       </w:pPr>
       <w:r>
-        <w:t>My selected conclusion, deciding fact and explanation</w:t>
-      </w:r>
-    </w:p>
-    <w:p>
-      <w:r>
-        <w:t>________________________________________________________________</w:t>
-      </w:r>
-    </w:p>
-    <w:p>
-      <w:r>
-        <w:t>________________________________________________________________</w:t>
-      </w:r>
-    </w:p>
-    <w:p>
-      <w:r>
-        <w:t>________________________________________________________________</w:t>
-      </w:r>
-    </w:p>
-    <w:p>
-      <w:r>
-        <w:t>________________________________________________________________</w:t>
-      </w:r>
-    </w:p>
-    <w:p>
-      <w:r>
-        <w:t>________________________________________________________________</w:t>
+        <w:t>Predict, run and debug</w:t>
       </w:r>
     </w:p>
     <w:p>
@@ -4154,474 +5067,25 @@
         <w:pStyle w:val="Heading3"/>
       </w:pPr>
       <w:r>
-        <w:t>Hint · try first</w:t>
-      </w:r>
-    </w:p>
-    <w:p>
-      <w:pPr>
-        <w:spacing w:line="336" w:lineRule="auto" w:after="180"/>
-        <w:shd w:fill="F1F6F8"/>
-      </w:pPr>
-      <w:r>
-        <w:rPr>
-          <w:b w:val="0"/>
-        </w:rPr>
-        <w:t>Hint if needed: Read the steps in the pictorial case. Match the supplied detail to the stage that performs or records it.</w:t>
-      </w:r>
-    </w:p>
-    <w:p>
-      <w:pPr>
-        <w:pStyle w:val="Heading3"/>
-      </w:pPr>
-      <w:r>
-        <w:t>Feedback · compare after trying</w:t>
-      </w:r>
-    </w:p>
-    <w:p>
-      <w:pPr>
-        <w:spacing w:line="336" w:lineRule="auto" w:after="180"/>
-        <w:shd w:fill="F1F6FC"/>
-      </w:pPr>
-      <w:r>
-        <w:rPr>
-          <w:b w:val="0"/>
-        </w:rPr>
-        <w:t xml:space="preserve">After your attempt, compare with the supported explanation: Handle equality For count=5, both earlier </w:t>
-      </w:r>
-      <w:r>
-        <w:rPr>
-          <w:b/>
-        </w:rPr>
-        <w:t>condition</w:t>
-      </w:r>
-      <w:r>
-        <w:rPr>
-          <w:b w:val="0"/>
-        </w:rPr>
-        <w:t xml:space="preserve">s fail, so large is selected. An if/elif/else chain selects the first matching </w:t>
-      </w:r>
-      <w:r>
-        <w:rPr>
-          <w:b/>
-        </w:rPr>
-        <w:t>branch</w:t>
-      </w:r>
-      <w:r>
-        <w:rPr>
-          <w:b w:val="0"/>
-        </w:rPr>
-        <w:t>.</w:t>
-      </w:r>
-    </w:p>
-    <w:p>
-      <w:pPr>
-        <w:spacing w:line="336" w:lineRule="auto" w:after="180"/>
-        <w:shd w:fill="F1F6FC"/>
-      </w:pPr>
-      <w:r>
-        <w:rPr>
-          <w:b w:val="0"/>
-        </w:rPr>
-        <w:t>Putting invalid handling first prevents a negative count from being mislabelled as a small valid collection.</w:t>
-      </w:r>
-    </w:p>
-    <w:p>
-      <w:pPr>
-        <w:pStyle w:val="Heading3"/>
-      </w:pPr>
-      <w:r>
-        <w:t>Practice 2: explain the deciding evidence</w:t>
-      </w:r>
-    </w:p>
-    <w:p>
-      <w:pPr>
-        <w:pStyle w:val="Heading3"/>
-      </w:pPr>
-      <w:r>
-        <w:t>Changed case · predict first</w:t>
-      </w:r>
-    </w:p>
-    <w:p>
-      <w:pPr>
-        <w:spacing w:line="336" w:lineRule="auto" w:after="180"/>
-        <w:shd w:fill="F5F1FB"/>
-      </w:pPr>
-      <w:r>
-        <w:rPr>
-          <w:b w:val="0"/>
-        </w:rPr>
-        <w:t xml:space="preserve">Changed-case practice: Remove the first negative-count </w:t>
-      </w:r>
-      <w:r>
-        <w:rPr>
-          <w:b/>
-        </w:rPr>
-        <w:t>branch</w:t>
-      </w:r>
-      <w:r>
-        <w:rPr>
-          <w:b w:val="0"/>
-        </w:rPr>
-        <w:t>. Which conclusion is supported by the supplied facts?</w:t>
-      </w:r>
-    </w:p>
-    <w:p>
-      <w:pPr>
-        <w:spacing w:line="336" w:lineRule="auto" w:after="180"/>
-        <w:shd w:fill="F4F9FC"/>
-      </w:pPr>
-      <w:r>
-        <w:rPr>
-          <w:b w:val="0"/>
-        </w:rPr>
-        <w:t xml:space="preserve">1. This one example guarantees correct results for every future </w:t>
-      </w:r>
-      <w:r>
-        <w:rPr>
-          <w:b/>
-        </w:rPr>
-        <w:t>input</w:t>
-      </w:r>
-      <w:r>
-        <w:rPr>
-          <w:b w:val="0"/>
-        </w:rPr>
-        <w:t>.</w:t>
-      </w:r>
-    </w:p>
-    <w:p>
-      <w:pPr>
-        <w:spacing w:line="336" w:lineRule="auto" w:after="180"/>
-        <w:shd w:fill="F4F9FC"/>
-      </w:pPr>
-      <w:r>
-        <w:rPr>
-          <w:b w:val="0"/>
-        </w:rPr>
-        <w:t>2. A count of -2 would incorrectly receive small.</w:t>
-      </w:r>
-    </w:p>
-    <w:p>
-      <w:pPr>
-        <w:spacing w:line="336" w:lineRule="auto" w:after="180"/>
-        <w:shd w:fill="F4F9FC"/>
-      </w:pPr>
-      <w:r>
-        <w:rPr>
-          <w:b w:val="0"/>
-        </w:rPr>
-        <w:t xml:space="preserve">3. We can decide the result without examining the changed </w:t>
-      </w:r>
-      <w:r>
-        <w:rPr>
-          <w:b/>
-        </w:rPr>
-        <w:t>input</w:t>
-      </w:r>
-      <w:r>
-        <w:rPr>
-          <w:b w:val="0"/>
-        </w:rPr>
-        <w:t xml:space="preserve"> or the procedure.</w:t>
-      </w:r>
-    </w:p>
-    <w:p>
-      <w:pPr>
-        <w:pStyle w:val="Heading3"/>
-      </w:pPr>
-      <w:r>
-        <w:t>My selected conclusion, deciding fact and explanation</w:t>
-      </w:r>
-    </w:p>
-    <w:p>
-      <w:r>
-        <w:t>________________________________________________________________</w:t>
-      </w:r>
-    </w:p>
-    <w:p>
-      <w:r>
-        <w:t>________________________________________________________________</w:t>
-      </w:r>
-    </w:p>
-    <w:p>
-      <w:r>
-        <w:t>________________________________________________________________</w:t>
-      </w:r>
-    </w:p>
-    <w:p>
-      <w:r>
-        <w:t>________________________________________________________________</w:t>
-      </w:r>
-    </w:p>
-    <w:p>
-      <w:r>
-        <w:t>________________________________________________________________</w:t>
-      </w:r>
-    </w:p>
-    <w:p>
-      <w:pPr>
-        <w:pStyle w:val="Heading3"/>
-      </w:pPr>
-      <w:r>
-        <w:t>Hint · try first</w:t>
-      </w:r>
-    </w:p>
-    <w:p>
-      <w:pPr>
-        <w:spacing w:line="336" w:lineRule="auto" w:after="180"/>
-        <w:shd w:fill="F1F6F8"/>
-      </w:pPr>
-      <w:r>
-        <w:rPr>
-          <w:b w:val="0"/>
-        </w:rPr>
-        <w:t xml:space="preserve">Hint if needed: Use the changed </w:t>
-      </w:r>
-      <w:r>
-        <w:rPr>
-          <w:b/>
-        </w:rPr>
-        <w:t>condition</w:t>
-      </w:r>
-      <w:r>
-        <w:rPr>
-          <w:b w:val="0"/>
-        </w:rPr>
-        <w:t xml:space="preserve"> and the deciding step in the pictorial trace. The answer must say what follows from those facts.</w:t>
-      </w:r>
-    </w:p>
-    <w:p>
-      <w:pPr>
-        <w:pStyle w:val="Heading3"/>
-      </w:pPr>
-      <w:r>
-        <w:t>Feedback · compare after trying</w:t>
-      </w:r>
-    </w:p>
-    <w:p>
-      <w:pPr>
-        <w:spacing w:line="336" w:lineRule="auto" w:after="180"/>
-        <w:shd w:fill="F1F6FC"/>
-      </w:pPr>
-      <w:r>
-        <w:rPr>
-          <w:b w:val="0"/>
-        </w:rPr>
-        <w:t>After your attempt, compare with the supported explanation: A count of -2 would incorrectly receive small. Negative two is less than five, but it is not a permitted measured count.</w:t>
-      </w:r>
-    </w:p>
-    <w:p>
-      <w:pPr>
-        <w:pStyle w:val="Heading3"/>
-      </w:pPr>
-      <w:r>
-        <w:t>Repair a missing building block</w:t>
-      </w:r>
-    </w:p>
-    <w:p>
-      <w:pPr>
-        <w:spacing w:line="336" w:lineRule="auto" w:after="180"/>
-      </w:pPr>
-      <w:r>
-        <w:rPr>
-          <w:b w:val="0"/>
-        </w:rPr>
-        <w:t xml:space="preserve">Review Boolean </w:t>
-      </w:r>
-      <w:r>
-        <w:rPr>
-          <w:b/>
-        </w:rPr>
-        <w:t>condition</w:t>
-      </w:r>
-      <w:r>
-        <w:rPr>
-          <w:b w:val="0"/>
-        </w:rPr>
-        <w:t>s (python-bridge/4). Goal: Translate stated requirements into comparisons. Short practice: Give both comparison results for ages 11, 15 and 16.</w:t>
-      </w:r>
-    </w:p>
-    <w:p>
-      <w:pPr>
-        <w:spacing w:line="336" w:lineRule="auto" w:after="180"/>
-      </w:pPr>
-      <w:r>
-        <w:rPr>
-          <w:b w:val="0"/>
-        </w:rPr>
-        <w:t>Which comparison rejects each outside value, and why does and matter?. Return to this week and explain what you changed.</w:t>
-      </w:r>
-    </w:p>
-    <w:p>
-      <w:pPr>
-        <w:spacing w:line="336" w:lineRule="auto" w:after="180"/>
-      </w:pPr>
-      <w:r>
-        <w:rPr>
-          <w:b w:val="0"/>
-        </w:rPr>
-        <w:t xml:space="preserve">Review Values variables and types (python-bridge/2). Goal: Distinguish integer, floating-point, text and Boolean values. Short practice: Predict both print </w:t>
-      </w:r>
-      <w:r>
-        <w:rPr>
-          <w:b/>
-        </w:rPr>
-        <w:t>output</w:t>
-      </w:r>
-      <w:r>
-        <w:rPr>
-          <w:b w:val="0"/>
-        </w:rPr>
-        <w:t>s and explain why they differ.</w:t>
-      </w:r>
-    </w:p>
-    <w:p>
-      <w:pPr>
-        <w:spacing w:line="336" w:lineRule="auto" w:after="180"/>
-      </w:pPr>
-      <w:r>
-        <w:rPr>
-          <w:b w:val="0"/>
-        </w:rPr>
-        <w:t xml:space="preserve">Does count+tag work, and what happens to each valid </w:t>
-      </w:r>
-      <w:r>
-        <w:rPr>
-          <w:b/>
-        </w:rPr>
-        <w:t>output</w:t>
-      </w:r>
-      <w:r>
-        <w:rPr>
-          <w:b w:val="0"/>
-        </w:rPr>
-        <w:t xml:space="preserve"> after count becomes ten?. Return to this week and explain what you changed.</w:t>
-      </w:r>
-    </w:p>
-    <w:p>
-      <w:pPr>
-        <w:pStyle w:val="Heading3"/>
-      </w:pPr>
-      <w:r>
-        <w:t>Predict, run and debug</w:t>
-      </w:r>
-    </w:p>
-    <w:p>
-      <w:pPr>
-        <w:spacing w:line="336" w:lineRule="auto" w:after="180"/>
-      </w:pPr>
-      <w:r>
-        <w:rPr>
-          <w:b w:val="0"/>
-        </w:rPr>
-        <w:t xml:space="preserve">The browser lab lets you edit the supported Python examples already included in this lesson. Predict first, run, inspect the actual </w:t>
-      </w:r>
-      <w:r>
-        <w:rPr>
-          <w:b/>
-        </w:rPr>
-        <w:t>output</w:t>
-      </w:r>
-      <w:r>
-        <w:rPr>
-          <w:b w:val="0"/>
-        </w:rPr>
-        <w:t xml:space="preserve"> or error, change one </w:t>
-      </w:r>
-      <w:r>
-        <w:rPr>
-          <w:b/>
-        </w:rPr>
-        <w:t>input</w:t>
-      </w:r>
-      <w:r>
-        <w:rPr>
-          <w:b w:val="0"/>
-        </w:rPr>
-        <w:t>, then run again.</w:t>
-      </w:r>
-    </w:p>
-    <w:p>
-      <w:pPr>
-        <w:spacing w:line="336" w:lineRule="auto" w:after="180"/>
-      </w:pPr>
-      <w:r>
-        <w:rPr>
-          <w:b w:val="0"/>
-        </w:rPr>
-        <w:t xml:space="preserve">Keep code, </w:t>
-      </w:r>
-      <w:r>
-        <w:rPr>
-          <w:b/>
-        </w:rPr>
-        <w:t>prediction</w:t>
-      </w:r>
-      <w:r>
-        <w:rPr>
-          <w:b w:val="0"/>
-        </w:rPr>
-        <w:t>s, actual results and a reasoned revision together. On paper, label your result as a trace rather than an execution.</w:t>
-      </w:r>
-    </w:p>
-    <w:p>
-      <w:pPr>
-        <w:pStyle w:val="Heading3"/>
-      </w:pPr>
-      <w:r>
         <w:t>Keep your completed work</w:t>
       </w:r>
     </w:p>
     <w:p>
       <w:pPr>
-        <w:spacing w:line="336" w:lineRule="auto" w:after="180"/>
-      </w:pPr>
-      <w:r>
-        <w:rPr>
-          <w:b w:val="0"/>
-        </w:rPr>
-        <w:t xml:space="preserve">Use Download completed work in the hosted lesson to export your answers, reflections, practice feedback and code-run </w:t>
-      </w:r>
-      <w:r>
-        <w:rPr>
-          <w:b/>
-        </w:rPr>
-        <w:t>evidence</w:t>
-      </w:r>
-      <w:r>
-        <w:rPr>
-          <w:b w:val="0"/>
-        </w:rPr>
-        <w:t>. Open the HTML copy to read or print it.</w:t>
-      </w:r>
-    </w:p>
-    <w:p>
-      <w:pPr>
-        <w:spacing w:line="336" w:lineRule="auto" w:after="180"/>
-      </w:pPr>
-      <w:r>
-        <w:rPr>
-          <w:b w:val="0"/>
-        </w:rPr>
-        <w:t>Drafts stay in this browser when storage is available; clear drafts on a shared device.</w:t>
-      </w:r>
-    </w:p>
-    <w:p>
-      <w:pPr>
         <w:pStyle w:val="Heading1"/>
       </w:pPr>
       <w:r>
-        <w:t>18. Visual concept journey</w:t>
-      </w:r>
-    </w:p>
-    <w:p>
-      <w:r>
-        <w:t>Explain each Branching and boundary tests graphic using its labels, deciding evidence and relevant limitation.</w:t>
-      </w:r>
-    </w:p>
-    <w:p>
-      <w:pPr>
-        <w:pStyle w:val="Heading3"/>
+        <w:t>18. Reference · The six-picture journey</w:t>
+      </w:r>
+    </w:p>
+    <w:p>
+      <w:r>
+        <w:t>Choose the picture needed for the present question.</w:t>
+      </w:r>
+    </w:p>
+    <w:p>
+      <w:pPr>
+        <w:pStyle w:val="Heading2"/>
       </w:pPr>
       <w:r>
         <w:t>01. Branching and boundary tests: the case</w:t>
@@ -4632,7 +5096,7 @@
         <w:drawing>
           <wp:inline xmlns:a="http://schemas.openxmlformats.org/drawingml/2006/main" xmlns:pic="http://schemas.openxmlformats.org/drawingml/2006/picture">
             <wp:extent cx="5486400" cy="2834640"/>
-            <wp:docPr id="2" name="Picture 2" descr="Check invalid values before branching. A toy shelf label uses fewer than five books as &quot;small&quot;, otherwise &quot;large&quot;, but negative counts are invalid. Supplied facts: Python 3: if count&lt;0: label=&quot;invalid&quot;; elif count&lt;5: label=&quot;small&quot;; else: label=&quot;large&quot;. Read as indented branches."/>
+            <wp:docPr id="4" name="Picture 4" descr="Check invalid values before branching. A toy shelf label uses fewer than five books as &quot;small&quot;, otherwise &quot;large&quot;, but negative counts are invalid. Supplied facts: Python 3: if count&lt;0: label=&quot;invalid&quot;; elif count&lt;5: label=&quot;small&quot;; else: label=&quot;large&quot;. Read as indented branches."/>
             <wp:cNvGraphicFramePr>
               <a:graphicFrameLocks noChangeAspect="1"/>
             </wp:cNvGraphicFramePr>
@@ -4644,7 +5108,7 @@
                     <pic:cNvPicPr/>
                   </pic:nvPicPr>
                   <pic:blipFill>
-                    <a:blip r:embed="rId10"/>
+                    <a:blip r:embed="rId12"/>
                     <a:stretch>
                       <a:fillRect/>
                     </a:stretch>
@@ -4712,7 +5176,6 @@
     <w:p>
       <w:pPr>
         <w:spacing w:line="336" w:lineRule="auto" w:after="180"/>
-        <w:shd w:fill="F5F1FB"/>
       </w:pPr>
       <w:r>
         <w:rPr>
@@ -4723,7 +5186,7 @@
     </w:p>
     <w:p>
       <w:pPr>
-        <w:pStyle w:val="Heading3"/>
+        <w:pStyle w:val="Heading2"/>
       </w:pPr>
       <w:r>
         <w:t>02. Follow the deciding steps</w:t>
@@ -4734,7 +5197,7 @@
         <w:drawing>
           <wp:inline xmlns:a="http://schemas.openxmlformats.org/drawingml/2006/main" xmlns:pic="http://schemas.openxmlformats.org/drawingml/2006/picture">
             <wp:extent cx="5486400" cy="3182112"/>
-            <wp:docPr id="3" name="Picture 3" descr="Check validity: For count=-2, the first condition selects invalid. → Check small boundary: For count=4, validity passes and count&lt;5 selects small. → Handle equality: For count=5, both earlier conditions fail, so large is selected."/>
+            <wp:docPr id="5" name="Picture 5" descr="Check validity: For count=-2, the first condition selects invalid. → Check small boundary: For count=4, validity passes and count&lt;5 selects small. → Handle equality: For count=5, both earlier conditions fail, so large is selected."/>
             <wp:cNvGraphicFramePr>
               <a:graphicFrameLocks noChangeAspect="1"/>
             </wp:cNvGraphicFramePr>
@@ -4746,7 +5209,7 @@
                     <pic:cNvPicPr/>
                   </pic:nvPicPr>
                   <pic:blipFill>
-                    <a:blip r:embed="rId11"/>
+                    <a:blip r:embed="rId9"/>
                     <a:stretch>
                       <a:fillRect/>
                     </a:stretch>
@@ -4815,7 +5278,6 @@
     <w:p>
       <w:pPr>
         <w:spacing w:line="336" w:lineRule="auto" w:after="180"/>
-        <w:shd w:fill="F5F1FB"/>
       </w:pPr>
       <w:r>
         <w:rPr>
@@ -4838,7 +5300,7 @@
     </w:p>
     <w:p>
       <w:pPr>
-        <w:pStyle w:val="Heading3"/>
+        <w:pStyle w:val="Heading2"/>
       </w:pPr>
       <w:r>
         <w:t>03. Check invalid values before the size rule</w:t>
@@ -4849,7 +5311,7 @@
         <w:drawing>
           <wp:inline xmlns:a="http://schemas.openxmlformats.org/drawingml/2006/main" xmlns:pic="http://schemas.openxmlformats.org/drawingml/2006/picture">
             <wp:extent cx="5486400" cy="3785616"/>
-            <wp:docPr id="4" name="Picture 4" descr="First ask count less than zero: yes selects invalid. Otherwise ask count less than five: yes selects small; no selects large. Separate input traces are minus two invalid, four small, five large."/>
+            <wp:docPr id="6" name="Picture 6" descr="First ask count less than zero: yes selects invalid. Otherwise ask count less than five: yes selects small; no selects large. Separate input traces are minus two invalid, four small, five large."/>
             <wp:cNvGraphicFramePr>
               <a:graphicFrameLocks noChangeAspect="1"/>
             </wp:cNvGraphicFramePr>
@@ -4861,7 +5323,7 @@
                     <pic:cNvPicPr/>
                   </pic:nvPicPr>
                   <pic:blipFill>
-                    <a:blip r:embed="rId12"/>
+                    <a:blip r:embed="rId13"/>
                     <a:stretch>
                       <a:fillRect/>
                     </a:stretch>
@@ -4906,7 +5368,6 @@
     <w:p>
       <w:pPr>
         <w:spacing w:line="336" w:lineRule="auto" w:after="180"/>
-        <w:shd w:fill="F5F1FB"/>
       </w:pPr>
       <w:r>
         <w:rPr>
@@ -4917,7 +5378,7 @@
     </w:p>
     <w:p>
       <w:pPr>
-        <w:pStyle w:val="Heading3"/>
+        <w:pStyle w:val="Heading2"/>
       </w:pPr>
       <w:r>
         <w:t>04. Change one thing. Trace what follows.</w:t>
@@ -4928,7 +5389,7 @@
         <w:drawing>
           <wp:inline xmlns:a="http://schemas.openxmlformats.org/drawingml/2006/main" xmlns:pic="http://schemas.openxmlformats.org/drawingml/2006/picture">
             <wp:extent cx="5486400" cy="3026664"/>
-            <wp:docPr id="5" name="Picture 5" descr="Original case: For count=5, both earlier conditions fail, so large is selected. Changed condition: Remove the first negative-count branch. Expected result: A count of -2 would incorrectly receive small. Reason: Negative two is less than five, but it is not a permitted measured count."/>
+            <wp:docPr id="7" name="Picture 7" descr="Original case: For count=5, both earlier conditions fail, so large is selected. Changed condition: Remove the first negative-count branch. Expected result: A count of -2 would incorrectly receive small. Reason: Negative two is less than five, but it is not a permitted measured count."/>
             <wp:cNvGraphicFramePr>
               <a:graphicFrameLocks noChangeAspect="1"/>
             </wp:cNvGraphicFramePr>
@@ -4940,7 +5401,7 @@
                     <pic:cNvPicPr/>
                   </pic:nvPicPr>
                   <pic:blipFill>
-                    <a:blip r:embed="rId13"/>
+                    <a:blip r:embed="rId10"/>
                     <a:stretch>
                       <a:fillRect/>
                     </a:stretch>
@@ -5020,7 +5481,6 @@
     <w:p>
       <w:pPr>
         <w:spacing w:line="336" w:lineRule="auto" w:after="180"/>
-        <w:shd w:fill="F5F1FB"/>
       </w:pPr>
       <w:r>
         <w:rPr>
@@ -5031,7 +5491,7 @@
     </w:p>
     <w:p>
       <w:pPr>
-        <w:pStyle w:val="Heading3"/>
+        <w:pStyle w:val="Heading2"/>
       </w:pPr>
       <w:r>
         <w:t>05. Connect the explanation to its limit</w:t>
@@ -5042,7 +5502,7 @@
         <w:drawing>
           <wp:inline xmlns:a="http://schemas.openxmlformats.org/drawingml/2006/main" xmlns:pic="http://schemas.openxmlformats.org/drawingml/2006/picture">
             <wp:extent cx="5486400" cy="2834640"/>
-            <wp:docPr id="6" name="Picture 6" descr="An if/elif/else chain selects the first matching branch. Putting invalid handling first prevents a negative count from being mislabelled as a small valid collection. Limit: The toy procedure assumes numeric counts; validate types and define missing-value behaviour before using it in a real service."/>
+            <wp:docPr id="8" name="Picture 8" descr="An if/elif/else chain selects the first matching branch. Putting invalid handling first prevents a negative count from being mislabelled as a small valid collection. Limit: The toy procedure assumes numeric counts; validate types and define missing-value behaviour before using it in a real service."/>
             <wp:cNvGraphicFramePr>
               <a:graphicFrameLocks noChangeAspect="1"/>
             </wp:cNvGraphicFramePr>
@@ -5110,7 +5570,6 @@
     <w:p>
       <w:pPr>
         <w:spacing w:line="336" w:lineRule="auto" w:after="180"/>
-        <w:shd w:fill="F5F1FB"/>
       </w:pPr>
       <w:r>
         <w:rPr>
@@ -5121,7 +5580,7 @@
     </w:p>
     <w:p>
       <w:pPr>
-        <w:pStyle w:val="Heading3"/>
+        <w:pStyle w:val="Heading2"/>
       </w:pPr>
       <w:r>
         <w:t>06. Make the idea visible in your project</w:t>
@@ -5132,7 +5591,7 @@
         <w:drawing>
           <wp:inline xmlns:a="http://schemas.openxmlformats.org/drawingml/2006/main" xmlns:pic="http://schemas.openxmlformats.org/drawingml/2006/picture">
             <wp:extent cx="5486400" cy="3681984"/>
-            <wp:docPr id="7" name="Picture 7" descr="For Python readiness before the Responsible Plant Classifier, retain a trace of the values, the predicted outputs and the changed-case explanation. Use actual Python 3 results to check the prediction after reasoning first. Draw your input, deciding step, result and limit. Supported question: Trace -2, 4 and 5 through the branches. Explain why the negative check comes first and what label -2 gets if it is removed."/>
+            <wp:docPr id="9" name="Picture 9" descr="For Python readiness before the Responsible Plant Classifier, retain a trace of the values, the predicted outputs and the changed-case explanation. Use actual Python 3 results to check the prediction after reasoning first. Draw your input, deciding step, result and limit. Supported question: Trace -2, 4 and 5 through the branches. Explain why the negative check comes first and what label -2 gets if it is removed."/>
             <wp:cNvGraphicFramePr>
               <a:graphicFrameLocks noChangeAspect="1"/>
             </wp:cNvGraphicFramePr>
@@ -5236,7 +5695,6 @@
     <w:p>
       <w:pPr>
         <w:spacing w:line="336" w:lineRule="auto" w:after="180"/>
-        <w:shd w:fill="F5F1FB"/>
       </w:pPr>
       <w:r>
         <w:rPr>
@@ -5255,6 +5713,62 @@
           <w:b w:val="0"/>
         </w:rPr>
         <w:t>.</w:t>
+      </w:r>
+    </w:p>
+    <w:p>
+      <w:pPr>
+        <w:pStyle w:val="Heading2"/>
+      </w:pPr>
+      <w:r>
+        <w:t>Earlier wording, alternatives and picture transcripts · reference / check after trying</w:t>
+      </w:r>
+    </w:p>
+    <w:p>
+      <w:pPr>
+        <w:pStyle w:val="Heading3"/>
+      </w:pPr>
+      <w:r>
+        <w:t>01. Branching and boundary tests: the case</w:t>
+      </w:r>
+    </w:p>
+    <w:p>
+      <w:pPr>
+        <w:pStyle w:val="Heading3"/>
+      </w:pPr>
+      <w:r>
+        <w:t>02. Follow the deciding steps</w:t>
+      </w:r>
+    </w:p>
+    <w:p>
+      <w:pPr>
+        <w:pStyle w:val="Heading3"/>
+      </w:pPr>
+      <w:r>
+        <w:t>03. Check invalid values before the size rule</w:t>
+      </w:r>
+    </w:p>
+    <w:p>
+      <w:pPr>
+        <w:pStyle w:val="Heading3"/>
+      </w:pPr>
+      <w:r>
+        <w:t>04. Change one thing. Trace what follows.</w:t>
+      </w:r>
+    </w:p>
+    <w:p>
+      <w:pPr>
+        <w:pStyle w:val="Heading3"/>
+      </w:pPr>
+      <w:r>
+        <w:t>05. Connect the explanation to its limit</w:t>
+      </w:r>
+    </w:p>
+    <w:p>
+      <w:pPr>
+        <w:pStyle w:val="Heading3"/>
+      </w:pPr>
+      <w:r>
+        <w:t>06. Make the idea visible in your project</w:t>
       </w:r>
     </w:p>
     <w:sectPr>
